--- a/reports/security-stocks-2026-10/build/sample/sample.docx
+++ b/reports/security-stocks-2026-10/build/sample/sample.docx
@@ -2,6 +2,48 @@
 <file path=word/document.xml><?xml version="1.0" encoding="utf-8"?>
 <w:document xmlns:w="http://schemas.openxmlformats.org/wordprocessingml/2006/main" xmlns:m="http://schemas.openxmlformats.org/officeDocument/2006/math" xmlns:r="http://schemas.openxmlformats.org/officeDocument/2006/relationships" xmlns:o="urn:schemas-microsoft-com:office:office" xmlns:v="urn:schemas-microsoft-com:vml" xmlns:w10="urn:schemas-microsoft-com:office:word" xmlns:a="http://schemas.openxmlformats.org/drawingml/2006/main" xmlns:pic="http://schemas.openxmlformats.org/drawingml/2006/picture" xmlns:wp="http://schemas.openxmlformats.org/drawingml/2006/wordprocessingDrawing">
   <w:body>
+    <w:p>
+      <w:pPr>
+        <w:pStyle w:val="CoverNote"/>
+        <w:framePr w:w="9358" w:hRule="auto" w:hSpace="0" w:wrap="around" w:vAnchor="margin" w:hAnchor="margin" w:xAlign="left" w:yAlign="bottom"/>
+      </w:pPr>
+      <w:r>
+        <w:rPr>
+          <w:b/>
+        </w:rPr>
+        <w:t xml:space="preserve">免責事項</w:t>
+      </w:r>
+    </w:p>
+    <w:p>
+      <w:pPr>
+        <w:pStyle w:val="CoverNote"/>
+        <w:framePr w:w="9358" w:hRule="auto" w:hSpace="0" w:wrap="around" w:vAnchor="margin" w:hAnchor="margin" w:xAlign="left" w:yAlign="bottom"/>
+        <w:spacing w:before="60" w:after="0" w:line="260" w:lineRule="exact"/>
+      </w:pPr>
+      <w:r>
+        <w:t xml:space="preserve">本書は組版パイプラインの動作確認用サンプルであり、数値・社名はすべて架空である。</w:t>
+      </w:r>
+    </w:p>
+    <w:p>
+      <w:pPr>
+        <w:pStyle w:val="CoverNote"/>
+        <w:framePr w:w="9358" w:hRule="auto" w:hSpace="0" w:wrap="around" w:vAnchor="margin" w:hAnchor="margin" w:xAlign="left" w:yAlign="bottom"/>
+        <w:spacing w:before="60" w:after="0" w:line="260" w:lineRule="exact"/>
+      </w:pPr>
+      <w:r>
+        <w:t xml:space="preserve">実在の企業の評価や投資勧誘を目的とするものではなく、投資判断の根拠として利用してはならない。</w:t>
+      </w:r>
+    </w:p>
+    <w:p>
+      <w:pPr>
+        <w:pStyle w:val="CoverNote"/>
+        <w:framePr w:w="9358" w:hRule="auto" w:hSpace="0" w:wrap="around" w:vAnchor="margin" w:hAnchor="margin" w:xAlign="left" w:yAlign="bottom"/>
+        <w:spacing w:before="60" w:after="0" w:line="260" w:lineRule="exact"/>
+      </w:pPr>
+      <w:r>
+        <w:t xml:space="preserve">本文中の将来予想は仮定に基づくものであり、実際の結果と異なる可能性がある。</w:t>
+      </w:r>
+    </w:p>
     <w:p>
       <w:pPr>
         <w:pStyle w:val="Normal"/>
@@ -51,48 +93,6 @@
       </w:pPr>
       <w:r>
         <w:t xml:space="preserve">作成日: 2026年10月11日</w:t>
-      </w:r>
-    </w:p>
-    <w:p>
-      <w:pPr>
-        <w:pStyle w:val="CoverNote"/>
-        <w:framePr w:w="9358" w:hRule="auto" w:hSpace="0" w:wrap="around" w:vAnchor="margin" w:hAnchor="margin" w:xAlign="left" w:yAlign="bottom"/>
-      </w:pPr>
-      <w:r>
-        <w:rPr>
-          <w:b/>
-        </w:rPr>
-        <w:t xml:space="preserve">免責事項</w:t>
-      </w:r>
-    </w:p>
-    <w:p>
-      <w:pPr>
-        <w:pStyle w:val="CoverNote"/>
-        <w:framePr w:w="9358" w:hRule="auto" w:hSpace="0" w:wrap="around" w:vAnchor="margin" w:hAnchor="margin" w:xAlign="left" w:yAlign="bottom"/>
-        <w:spacing w:before="60" w:after="0" w:line="260" w:lineRule="exact"/>
-      </w:pPr>
-      <w:r>
-        <w:t xml:space="preserve">本書は組版パイプラインの動作確認用サンプルであり、数値・社名はすべて架空である。</w:t>
-      </w:r>
-    </w:p>
-    <w:p>
-      <w:pPr>
-        <w:pStyle w:val="CoverNote"/>
-        <w:framePr w:w="9358" w:hRule="auto" w:hSpace="0" w:wrap="around" w:vAnchor="margin" w:hAnchor="margin" w:xAlign="left" w:yAlign="bottom"/>
-        <w:spacing w:before="60" w:after="0" w:line="260" w:lineRule="exact"/>
-      </w:pPr>
-      <w:r>
-        <w:t xml:space="preserve">実在の企業の評価や投資勧誘を目的とするものではなく、投資判断の根拠として利用してはならない。</w:t>
-      </w:r>
-    </w:p>
-    <w:p>
-      <w:pPr>
-        <w:pStyle w:val="CoverNote"/>
-        <w:framePr w:w="9358" w:hRule="auto" w:hSpace="0" w:wrap="around" w:vAnchor="margin" w:hAnchor="margin" w:xAlign="left" w:yAlign="bottom"/>
-        <w:spacing w:before="60" w:after="0" w:line="260" w:lineRule="exact"/>
-      </w:pPr>
-      <w:r>
-        <w:t xml:space="preserve">本文中の将来予想は仮定に基づくものであり、実際の結果と異なる可能性がある。</w:t>
       </w:r>
     </w:p>
     <w:p>
@@ -851,7 +851,7 @@
             <w:pPr>
               <w:pStyle w:val="TableTextSmall"/>
               <w:keepNext/>
-              <w:jc w:val="left"/>
+              <w:jc w:val="right"/>
             </w:pPr>
             <w:r>
               <w:rPr>
@@ -879,7 +879,7 @@
             <w:pPr>
               <w:pStyle w:val="TableTextSmall"/>
               <w:keepNext/>
-              <w:jc w:val="left"/>
+              <w:jc w:val="right"/>
             </w:pPr>
             <w:r>
               <w:rPr>
@@ -907,7 +907,7 @@
             <w:pPr>
               <w:pStyle w:val="TableTextSmall"/>
               <w:keepNext/>
-              <w:jc w:val="left"/>
+              <w:jc w:val="right"/>
             </w:pPr>
             <w:r>
               <w:rPr>
@@ -935,7 +935,7 @@
             <w:pPr>
               <w:pStyle w:val="TableTextSmall"/>
               <w:keepNext/>
-              <w:jc w:val="left"/>
+              <w:jc w:val="right"/>
             </w:pPr>
             <w:r>
               <w:rPr>
@@ -963,7 +963,7 @@
             <w:pPr>
               <w:pStyle w:val="TableTextSmall"/>
               <w:keepNext/>
-              <w:jc w:val="left"/>
+              <w:jc w:val="right"/>
             </w:pPr>
             <w:r>
               <w:rPr>
@@ -991,7 +991,7 @@
             <w:pPr>
               <w:pStyle w:val="TableTextSmall"/>
               <w:keepNext/>
-              <w:jc w:val="left"/>
+              <w:jc w:val="right"/>
             </w:pPr>
             <w:r>
               <w:rPr>
@@ -1019,7 +1019,7 @@
             <w:pPr>
               <w:pStyle w:val="TableTextSmall"/>
               <w:keepNext/>
-              <w:jc w:val="left"/>
+              <w:jc w:val="right"/>
             </w:pPr>
             <w:r>
               <w:rPr>
@@ -1047,7 +1047,7 @@
             <w:pPr>
               <w:pStyle w:val="TableTextSmall"/>
               <w:keepNext/>
-              <w:jc w:val="left"/>
+              <w:jc w:val="right"/>
             </w:pPr>
             <w:r>
               <w:rPr>
@@ -1075,7 +1075,7 @@
             <w:pPr>
               <w:pStyle w:val="TableTextSmall"/>
               <w:keepNext/>
-              <w:jc w:val="left"/>
+              <w:jc w:val="right"/>
             </w:pPr>
             <w:r>
               <w:rPr>
@@ -1103,7 +1103,7 @@
             <w:pPr>
               <w:pStyle w:val="TableTextSmall"/>
               <w:keepNext/>
-              <w:jc w:val="left"/>
+              <w:jc w:val="right"/>
             </w:pPr>
             <w:r>
               <w:rPr>
@@ -1131,7 +1131,7 @@
             <w:pPr>
               <w:pStyle w:val="TableTextSmall"/>
               <w:keepNext/>
-              <w:jc w:val="left"/>
+              <w:jc w:val="right"/>
             </w:pPr>
             <w:r>
               <w:rPr>
@@ -1191,7 +1191,7 @@
             <w:pPr>
               <w:pStyle w:val="TableTextSmall"/>
               <w:keepNext/>
-              <w:jc w:val="left"/>
+              <w:jc w:val="right"/>
             </w:pPr>
             <w:r>
               <w:t xml:space="preserve">FY2007</w:t>
@@ -1213,7 +1213,7 @@
             <w:pPr>
               <w:pStyle w:val="TableTextSmall"/>
               <w:keepNext/>
-              <w:jc w:val="left"/>
+              <w:jc w:val="right"/>
             </w:pPr>
             <w:r>
               <w:t xml:space="preserve">820</w:t>
@@ -1235,7 +1235,7 @@
             <w:pPr>
               <w:pStyle w:val="TableTextSmall"/>
               <w:keepNext/>
-              <w:jc w:val="left"/>
+              <w:jc w:val="right"/>
             </w:pPr>
             <w:r>
               <w:t xml:space="preserve">-</w:t>
@@ -1257,7 +1257,7 @@
             <w:pPr>
               <w:pStyle w:val="TableTextSmall"/>
               <w:keepNext/>
-              <w:jc w:val="left"/>
+              <w:jc w:val="right"/>
             </w:pPr>
             <w:r>
               <w:t xml:space="preserve">66.5%</w:t>
@@ -1279,7 +1279,7 @@
             <w:pPr>
               <w:pStyle w:val="TableTextSmall"/>
               <w:keepNext/>
-              <w:jc w:val="left"/>
+              <w:jc w:val="right"/>
             </w:pPr>
             <w:r>
               <w:t xml:space="preserve">94</w:t>
@@ -1301,7 +1301,7 @@
             <w:pPr>
               <w:pStyle w:val="TableTextSmall"/>
               <w:keepNext/>
-              <w:jc w:val="left"/>
+              <w:jc w:val="right"/>
             </w:pPr>
             <w:r>
               <w:t xml:space="preserve">11.5%</w:t>
@@ -1323,7 +1323,7 @@
             <w:pPr>
               <w:pStyle w:val="TableTextSmall"/>
               <w:keepNext/>
-              <w:jc w:val="left"/>
+              <w:jc w:val="right"/>
             </w:pPr>
             <w:r>
               <w:t xml:space="preserve">72</w:t>
@@ -1345,7 +1345,7 @@
             <w:pPr>
               <w:pStyle w:val="TableTextSmall"/>
               <w:keepNext/>
-              <w:jc w:val="left"/>
+              <w:jc w:val="right"/>
             </w:pPr>
             <w:r>
               <w:t xml:space="preserve">$0.75</w:t>
@@ -1367,7 +1367,7 @@
             <w:pPr>
               <w:pStyle w:val="TableTextSmall"/>
               <w:keepNext/>
-              <w:jc w:val="left"/>
+              <w:jc w:val="right"/>
             </w:pPr>
             <w:r>
               <w:t xml:space="preserve">81</w:t>
@@ -1389,7 +1389,7 @@
             <w:pPr>
               <w:pStyle w:val="TableTextSmall"/>
               <w:keepNext/>
-              <w:jc w:val="left"/>
+              <w:jc w:val="right"/>
             </w:pPr>
             <w:r>
               <w:t xml:space="preserve">$21.12</w:t>
@@ -1411,7 +1411,7 @@
             <w:pPr>
               <w:pStyle w:val="TableTextSmall"/>
               <w:keepNext/>
-              <w:jc w:val="left"/>
+              <w:jc w:val="right"/>
             </w:pPr>
             <w:r>
               <w:t xml:space="preserve">28.2</w:t>
@@ -1460,7 +1460,7 @@
           <w:p>
             <w:pPr>
               <w:pStyle w:val="TableTextSmall"/>
-              <w:jc w:val="left"/>
+              <w:jc w:val="right"/>
             </w:pPr>
             <w:r>
               <w:t xml:space="preserve">FY2008</w:t>
@@ -1482,7 +1482,7 @@
           <w:p>
             <w:pPr>
               <w:pStyle w:val="TableTextSmall"/>
-              <w:jc w:val="left"/>
+              <w:jc w:val="right"/>
             </w:pPr>
             <w:r>
               <w:t xml:space="preserve">886</w:t>
@@ -1504,7 +1504,7 @@
           <w:p>
             <w:pPr>
               <w:pStyle w:val="TableTextSmall"/>
-              <w:jc w:val="left"/>
+              <w:jc w:val="right"/>
             </w:pPr>
             <w:r>
               <w:t xml:space="preserve">+8.0%</w:t>
@@ -1526,7 +1526,7 @@
           <w:p>
             <w:pPr>
               <w:pStyle w:val="TableTextSmall"/>
-              <w:jc w:val="left"/>
+              <w:jc w:val="right"/>
             </w:pPr>
             <w:r>
               <w:t xml:space="preserve">69.6%</w:t>
@@ -1548,7 +1548,7 @@
           <w:p>
             <w:pPr>
               <w:pStyle w:val="TableTextSmall"/>
-              <w:jc w:val="left"/>
+              <w:jc w:val="right"/>
             </w:pPr>
             <w:r>
               <w:t xml:space="preserve">79</w:t>
@@ -1570,7 +1570,7 @@
           <w:p>
             <w:pPr>
               <w:pStyle w:val="TableTextSmall"/>
-              <w:jc w:val="left"/>
+              <w:jc w:val="right"/>
             </w:pPr>
             <w:r>
               <w:t xml:space="preserve">8.9%</w:t>
@@ -1592,7 +1592,7 @@
           <w:p>
             <w:pPr>
               <w:pStyle w:val="TableTextSmall"/>
-              <w:jc w:val="left"/>
+              <w:jc w:val="right"/>
             </w:pPr>
             <w:r>
               <w:t xml:space="preserve">57</w:t>
@@ -1614,7 +1614,7 @@
           <w:p>
             <w:pPr>
               <w:pStyle w:val="TableTextSmall"/>
-              <w:jc w:val="left"/>
+              <w:jc w:val="right"/>
             </w:pPr>
             <w:r>
               <w:t xml:space="preserve">$0.58</w:t>
@@ -1636,7 +1636,7 @@
           <w:p>
             <w:pPr>
               <w:pStyle w:val="TableTextSmall"/>
-              <w:jc w:val="left"/>
+              <w:jc w:val="right"/>
             </w:pPr>
             <w:r>
               <w:t xml:space="preserve">48</w:t>
@@ -1658,7 +1658,7 @@
           <w:p>
             <w:pPr>
               <w:pStyle w:val="TableTextSmall"/>
-              <w:jc w:val="left"/>
+              <w:jc w:val="right"/>
             </w:pPr>
             <w:r>
               <w:t xml:space="preserve">$17.46</w:t>
@@ -1680,7 +1680,7 @@
           <w:p>
             <w:pPr>
               <w:pStyle w:val="TableTextSmall"/>
-              <w:jc w:val="left"/>
+              <w:jc w:val="right"/>
             </w:pPr>
             <w:r>
               <w:t xml:space="preserve">29.9</w:t>
@@ -1725,7 +1725,7 @@
           <w:p>
             <w:pPr>
               <w:pStyle w:val="TableTextSmall"/>
-              <w:jc w:val="left"/>
+              <w:jc w:val="right"/>
             </w:pPr>
             <w:r>
               <w:t xml:space="preserve">FY2009</w:t>
@@ -1746,7 +1746,7 @@
           <w:p>
             <w:pPr>
               <w:pStyle w:val="TableTextSmall"/>
-              <w:jc w:val="left"/>
+              <w:jc w:val="right"/>
             </w:pPr>
             <w:r>
               <w:t xml:space="preserve">1,080</w:t>
@@ -1767,7 +1767,7 @@
           <w:p>
             <w:pPr>
               <w:pStyle w:val="TableTextSmall"/>
-              <w:jc w:val="left"/>
+              <w:jc w:val="right"/>
             </w:pPr>
             <w:r>
               <w:t xml:space="preserve">+21.9%</w:t>
@@ -1788,7 +1788,7 @@
           <w:p>
             <w:pPr>
               <w:pStyle w:val="TableTextSmall"/>
-              <w:jc w:val="left"/>
+              <w:jc w:val="right"/>
             </w:pPr>
             <w:r>
               <w:t xml:space="preserve">63.1%</w:t>
@@ -1809,7 +1809,7 @@
           <w:p>
             <w:pPr>
               <w:pStyle w:val="TableTextSmall"/>
-              <w:jc w:val="left"/>
+              <w:jc w:val="right"/>
             </w:pPr>
             <w:r>
               <w:t xml:space="preserve">142</w:t>
@@ -1830,7 +1830,7 @@
           <w:p>
             <w:pPr>
               <w:pStyle w:val="TableTextSmall"/>
-              <w:jc w:val="left"/>
+              <w:jc w:val="right"/>
             </w:pPr>
             <w:r>
               <w:t xml:space="preserve">13.1%</w:t>
@@ -1851,7 +1851,7 @@
           <w:p>
             <w:pPr>
               <w:pStyle w:val="TableTextSmall"/>
-              <w:jc w:val="left"/>
+              <w:jc w:val="right"/>
             </w:pPr>
             <w:r>
               <w:t xml:space="preserve">108</w:t>
@@ -1872,7 +1872,7 @@
           <w:p>
             <w:pPr>
               <w:pStyle w:val="TableTextSmall"/>
-              <w:jc w:val="left"/>
+              <w:jc w:val="right"/>
             </w:pPr>
             <w:r>
               <w:t xml:space="preserve">$0.91</w:t>
@@ -1893,7 +1893,7 @@
           <w:p>
             <w:pPr>
               <w:pStyle w:val="TableTextSmall"/>
-              <w:jc w:val="left"/>
+              <w:jc w:val="right"/>
             </w:pPr>
             <w:r>
               <w:t xml:space="preserve">124</w:t>
@@ -1914,7 +1914,7 @@
           <w:p>
             <w:pPr>
               <w:pStyle w:val="TableTextSmall"/>
-              <w:jc w:val="left"/>
+              <w:jc w:val="right"/>
             </w:pPr>
             <w:r>
               <w:t xml:space="preserve">$26.58</w:t>
@@ -1935,7 +1935,7 @@
           <w:p>
             <w:pPr>
               <w:pStyle w:val="TableTextSmall"/>
-              <w:jc w:val="left"/>
+              <w:jc w:val="right"/>
             </w:pPr>
             <w:r>
               <w:t xml:space="preserve">29.1</w:t>
@@ -1980,7 +1980,7 @@
           <w:p>
             <w:pPr>
               <w:pStyle w:val="TableTextSmall"/>
-              <w:jc w:val="left"/>
+              <w:jc w:val="right"/>
             </w:pPr>
             <w:r>
               <w:t xml:space="preserve">FY2010</w:t>
@@ -2002,7 +2002,7 @@
           <w:p>
             <w:pPr>
               <w:pStyle w:val="TableTextSmall"/>
-              <w:jc w:val="left"/>
+              <w:jc w:val="right"/>
             </w:pPr>
             <w:r>
               <w:t xml:space="preserve">1,345</w:t>
@@ -2024,7 +2024,7 @@
           <w:p>
             <w:pPr>
               <w:pStyle w:val="TableTextSmall"/>
-              <w:jc w:val="left"/>
+              <w:jc w:val="right"/>
             </w:pPr>
             <w:r>
               <w:t xml:space="preserve">+24.6%</w:t>
@@ -2046,7 +2046,7 @@
           <w:p>
             <w:pPr>
               <w:pStyle w:val="TableTextSmall"/>
-              <w:jc w:val="left"/>
+              <w:jc w:val="right"/>
             </w:pPr>
             <w:r>
               <w:t xml:space="preserve">61.8%</w:t>
@@ -2068,7 +2068,7 @@
           <w:p>
             <w:pPr>
               <w:pStyle w:val="TableTextSmall"/>
-              <w:jc w:val="left"/>
+              <w:jc w:val="right"/>
             </w:pPr>
             <w:r>
               <w:t xml:space="preserve">373</w:t>
@@ -2090,7 +2090,7 @@
           <w:p>
             <w:pPr>
               <w:pStyle w:val="TableTextSmall"/>
-              <w:jc w:val="left"/>
+              <w:jc w:val="right"/>
             </w:pPr>
             <w:r>
               <w:t xml:space="preserve">27.7%</w:t>
@@ -2112,7 +2112,7 @@
           <w:p>
             <w:pPr>
               <w:pStyle w:val="TableTextSmall"/>
-              <w:jc w:val="left"/>
+              <w:jc w:val="right"/>
             </w:pPr>
             <w:r>
               <w:t xml:space="preserve">256</w:t>
@@ -2134,7 +2134,7 @@
           <w:p>
             <w:pPr>
               <w:pStyle w:val="TableTextSmall"/>
-              <w:jc w:val="left"/>
+              <w:jc w:val="right"/>
             </w:pPr>
             <w:r>
               <w:t xml:space="preserve">$2.60</w:t>
@@ -2156,7 +2156,7 @@
           <w:p>
             <w:pPr>
               <w:pStyle w:val="TableTextSmall"/>
-              <w:jc w:val="left"/>
+              <w:jc w:val="right"/>
             </w:pPr>
             <w:r>
               <w:t xml:space="preserve">223</w:t>
@@ -2178,7 +2178,7 @@
           <w:p>
             <w:pPr>
               <w:pStyle w:val="TableTextSmall"/>
-              <w:jc w:val="left"/>
+              <w:jc w:val="right"/>
             </w:pPr>
             <w:r>
               <w:t xml:space="preserve">$69.22</w:t>
@@ -2200,7 +2200,7 @@
           <w:p>
             <w:pPr>
               <w:pStyle w:val="TableTextSmall"/>
-              <w:jc w:val="left"/>
+              <w:jc w:val="right"/>
             </w:pPr>
             <w:r>
               <w:t xml:space="preserve">26.6</w:t>
@@ -2245,7 +2245,7 @@
           <w:p>
             <w:pPr>
               <w:pStyle w:val="TableTextSmall"/>
-              <w:jc w:val="left"/>
+              <w:jc w:val="right"/>
             </w:pPr>
             <w:r>
               <w:t xml:space="preserve">FY2011</w:t>
@@ -2266,7 +2266,7 @@
           <w:p>
             <w:pPr>
               <w:pStyle w:val="TableTextSmall"/>
-              <w:jc w:val="left"/>
+              <w:jc w:val="right"/>
             </w:pPr>
             <w:r>
               <w:t xml:space="preserve">1,637</w:t>
@@ -2287,7 +2287,7 @@
           <w:p>
             <w:pPr>
               <w:pStyle w:val="TableTextSmall"/>
-              <w:jc w:val="left"/>
+              <w:jc w:val="right"/>
             </w:pPr>
             <w:r>
               <w:t xml:space="preserve">+21.7%</w:t>
@@ -2308,7 +2308,7 @@
           <w:p>
             <w:pPr>
               <w:pStyle w:val="TableTextSmall"/>
-              <w:jc w:val="left"/>
+              <w:jc w:val="right"/>
             </w:pPr>
             <w:r>
               <w:t xml:space="preserve">64.1%</w:t>
@@ -2329,7 +2329,7 @@
           <w:p>
             <w:pPr>
               <w:pStyle w:val="TableTextSmall"/>
-              <w:jc w:val="left"/>
+              <w:jc w:val="right"/>
             </w:pPr>
             <w:r>
               <w:t xml:space="preserve">350</w:t>
@@ -2350,7 +2350,7 @@
           <w:p>
             <w:pPr>
               <w:pStyle w:val="TableTextSmall"/>
-              <w:jc w:val="left"/>
+              <w:jc w:val="right"/>
             </w:pPr>
             <w:r>
               <w:t xml:space="preserve">21.4%</w:t>
@@ -2371,7 +2371,7 @@
           <w:p>
             <w:pPr>
               <w:pStyle w:val="TableTextSmall"/>
-              <w:jc w:val="left"/>
+              <w:jc w:val="right"/>
             </w:pPr>
             <w:r>
               <w:t xml:space="preserve">268</w:t>
@@ -2392,7 +2392,7 @@
           <w:p>
             <w:pPr>
               <w:pStyle w:val="TableTextSmall"/>
-              <w:jc w:val="left"/>
+              <w:jc w:val="right"/>
             </w:pPr>
             <w:r>
               <w:t xml:space="preserve">$2.57</w:t>
@@ -2413,7 +2413,7 @@
           <w:p>
             <w:pPr>
               <w:pStyle w:val="TableTextSmall"/>
-              <w:jc w:val="left"/>
+              <w:jc w:val="right"/>
             </w:pPr>
             <w:r>
               <w:t xml:space="preserve">303</w:t>
@@ -2434,7 +2434,7 @@
           <w:p>
             <w:pPr>
               <w:pStyle w:val="TableTextSmall"/>
-              <w:jc w:val="left"/>
+              <w:jc w:val="right"/>
             </w:pPr>
             <w:r>
               <w:t xml:space="preserve">$50.84</w:t>
@@ -2455,7 +2455,7 @@
           <w:p>
             <w:pPr>
               <w:pStyle w:val="TableTextSmall"/>
-              <w:jc w:val="left"/>
+              <w:jc w:val="right"/>
             </w:pPr>
             <w:r>
               <w:t xml:space="preserve">19.8</w:t>
@@ -2503,7 +2503,7 @@
           <w:p>
             <w:pPr>
               <w:pStyle w:val="TableTextSmall"/>
-              <w:jc w:val="left"/>
+              <w:jc w:val="right"/>
             </w:pPr>
             <w:r>
               <w:t xml:space="preserve">FY2012</w:t>
@@ -2525,7 +2525,7 @@
           <w:p>
             <w:pPr>
               <w:pStyle w:val="TableTextSmall"/>
-              <w:jc w:val="left"/>
+              <w:jc w:val="right"/>
             </w:pPr>
             <w:r>
               <w:t xml:space="preserve">1,769</w:t>
@@ -2547,7 +2547,7 @@
           <w:p>
             <w:pPr>
               <w:pStyle w:val="TableTextSmall"/>
-              <w:jc w:val="left"/>
+              <w:jc w:val="right"/>
             </w:pPr>
             <w:r>
               <w:t xml:space="preserve">+8.1%</w:t>
@@ -2569,7 +2569,7 @@
           <w:p>
             <w:pPr>
               <w:pStyle w:val="TableTextSmall"/>
-              <w:jc w:val="left"/>
+              <w:jc w:val="right"/>
             </w:pPr>
             <w:r>
               <w:t xml:space="preserve">64.5%</w:t>
@@ -2591,7 +2591,7 @@
           <w:p>
             <w:pPr>
               <w:pStyle w:val="TableTextSmall"/>
-              <w:jc w:val="left"/>
+              <w:jc w:val="right"/>
             </w:pPr>
             <w:r>
               <w:t xml:space="preserve">418</w:t>
@@ -2613,7 +2613,7 @@
           <w:p>
             <w:pPr>
               <w:pStyle w:val="TableTextSmall"/>
-              <w:jc w:val="left"/>
+              <w:jc w:val="right"/>
             </w:pPr>
             <w:r>
               <w:t xml:space="preserve">23.6%</w:t>
@@ -2635,7 +2635,7 @@
           <w:p>
             <w:pPr>
               <w:pStyle w:val="TableTextSmall"/>
-              <w:jc w:val="left"/>
+              <w:jc w:val="right"/>
             </w:pPr>
             <w:r>
               <w:t xml:space="preserve">301</w:t>
@@ -2657,7 +2657,7 @@
           <w:p>
             <w:pPr>
               <w:pStyle w:val="TableTextSmall"/>
-              <w:jc w:val="left"/>
+              <w:jc w:val="right"/>
             </w:pPr>
             <w:r>
               <w:t xml:space="preserve">$2.92</w:t>
@@ -2679,7 +2679,7 @@
           <w:p>
             <w:pPr>
               <w:pStyle w:val="TableTextSmall"/>
-              <w:jc w:val="left"/>
+              <w:jc w:val="right"/>
             </w:pPr>
             <w:r>
               <w:t xml:space="preserve">346</w:t>
@@ -2701,7 +2701,7 @@
           <w:p>
             <w:pPr>
               <w:pStyle w:val="TableTextSmall"/>
-              <w:jc w:val="left"/>
+              <w:jc w:val="right"/>
             </w:pPr>
             <w:r>
               <w:t xml:space="preserve">$89.67</w:t>
@@ -2723,7 +2723,7 @@
           <w:p>
             <w:pPr>
               <w:pStyle w:val="TableTextSmall"/>
-              <w:jc w:val="left"/>
+              <w:jc w:val="right"/>
             </w:pPr>
             <w:r>
               <w:t xml:space="preserve">30.7</w:t>
@@ -2768,7 +2768,7 @@
           <w:p>
             <w:pPr>
               <w:pStyle w:val="TableTextSmall"/>
-              <w:jc w:val="left"/>
+              <w:jc w:val="right"/>
             </w:pPr>
             <w:r>
               <w:t xml:space="preserve">FY2013</w:t>
@@ -2789,7 +2789,7 @@
           <w:p>
             <w:pPr>
               <w:pStyle w:val="TableTextSmall"/>
-              <w:jc w:val="left"/>
+              <w:jc w:val="right"/>
             </w:pPr>
             <w:r>
               <w:t xml:space="preserve">1,988</w:t>
@@ -2810,7 +2810,7 @@
           <w:p>
             <w:pPr>
               <w:pStyle w:val="TableTextSmall"/>
-              <w:jc w:val="left"/>
+              <w:jc w:val="right"/>
             </w:pPr>
             <w:r>
               <w:t xml:space="preserve">-3.2%</w:t>
@@ -2831,7 +2831,7 @@
           <w:p>
             <w:pPr>
               <w:pStyle w:val="TableTextSmall"/>
-              <w:jc w:val="left"/>
+              <w:jc w:val="right"/>
             </w:pPr>
             <w:r>
               <w:t xml:space="preserve">74.5%</w:t>
@@ -2852,7 +2852,7 @@
           <w:p>
             <w:pPr>
               <w:pStyle w:val="TableTextSmall"/>
-              <w:jc w:val="left"/>
+              <w:jc w:val="right"/>
             </w:pPr>
             <w:r>
               <w:t xml:space="preserve">479</w:t>
@@ -2873,7 +2873,7 @@
           <w:p>
             <w:pPr>
               <w:pStyle w:val="TableTextSmall"/>
-              <w:jc w:val="left"/>
+              <w:jc w:val="right"/>
             </w:pPr>
             <w:r>
               <w:t xml:space="preserve">24.1%</w:t>
@@ -2894,7 +2894,7 @@
           <w:p>
             <w:pPr>
               <w:pStyle w:val="TableTextSmall"/>
-              <w:jc w:val="left"/>
+              <w:jc w:val="right"/>
             </w:pPr>
             <w:r>
               <w:t xml:space="preserve">324</w:t>
@@ -2915,7 +2915,7 @@
           <w:p>
             <w:pPr>
               <w:pStyle w:val="TableTextSmall"/>
-              <w:jc w:val="left"/>
+              <w:jc w:val="right"/>
             </w:pPr>
             <w:r>
               <w:t xml:space="preserve">$2.96</w:t>
@@ -2936,7 +2936,7 @@
           <w:p>
             <w:pPr>
               <w:pStyle w:val="TableTextSmall"/>
-              <w:jc w:val="left"/>
+              <w:jc w:val="right"/>
             </w:pPr>
             <w:r>
               <w:t xml:space="preserve">361</w:t>
@@ -2957,7 +2957,7 @@
           <w:p>
             <w:pPr>
               <w:pStyle w:val="TableTextSmall"/>
-              <w:jc w:val="left"/>
+              <w:jc w:val="right"/>
             </w:pPr>
             <w:r>
               <w:t xml:space="preserve">$125.81</w:t>
@@ -2978,7 +2978,7 @@
           <w:p>
             <w:pPr>
               <w:pStyle w:val="TableTextSmall"/>
-              <w:jc w:val="left"/>
+              <w:jc w:val="right"/>
             </w:pPr>
             <w:r>
               <w:t xml:space="preserve">42.5</w:t>
@@ -3023,7 +3023,7 @@
           <w:p>
             <w:pPr>
               <w:pStyle w:val="TableTextSmall"/>
-              <w:jc w:val="left"/>
+              <w:jc w:val="right"/>
             </w:pPr>
             <w:r>
               <w:t xml:space="preserve">FY2014</w:t>
@@ -3045,7 +3045,7 @@
           <w:p>
             <w:pPr>
               <w:pStyle w:val="TableTextSmall"/>
-              <w:jc w:val="left"/>
+              <w:jc w:val="right"/>
             </w:pPr>
             <w:r>
               <w:t xml:space="preserve">2,389</w:t>
@@ -3067,7 +3067,7 @@
           <w:p>
             <w:pPr>
               <w:pStyle w:val="TableTextSmall"/>
-              <w:jc w:val="left"/>
+              <w:jc w:val="right"/>
             </w:pPr>
             <w:r>
               <w:t xml:space="preserve">+20.1%</w:t>
@@ -3089,7 +3089,7 @@
           <w:p>
             <w:pPr>
               <w:pStyle w:val="TableTextSmall"/>
-              <w:jc w:val="left"/>
+              <w:jc w:val="right"/>
             </w:pPr>
             <w:r>
               <w:t xml:space="preserve">65.9%</w:t>
@@ -3111,7 +3111,7 @@
           <w:p>
             <w:pPr>
               <w:pStyle w:val="TableTextSmall"/>
-              <w:jc w:val="left"/>
+              <w:jc w:val="right"/>
             </w:pPr>
             <w:r>
               <w:t xml:space="preserve">730</w:t>
@@ -3133,7 +3133,7 @@
           <w:p>
             <w:pPr>
               <w:pStyle w:val="TableTextSmall"/>
-              <w:jc w:val="left"/>
+              <w:jc w:val="right"/>
             </w:pPr>
             <w:r>
               <w:t xml:space="preserve">30.5%</w:t>
@@ -3155,7 +3155,7 @@
           <w:p>
             <w:pPr>
               <w:pStyle w:val="TableTextSmall"/>
-              <w:jc w:val="left"/>
+              <w:jc w:val="right"/>
             </w:pPr>
             <w:r>
               <w:t xml:space="preserve">472</w:t>
@@ -3177,7 +3177,7 @@
           <w:p>
             <w:pPr>
               <w:pStyle w:val="TableTextSmall"/>
-              <w:jc w:val="left"/>
+              <w:jc w:val="right"/>
             </w:pPr>
             <w:r>
               <w:t xml:space="preserve">$4.48</w:t>
@@ -3199,7 +3199,7 @@
           <w:p>
             <w:pPr>
               <w:pStyle w:val="TableTextSmall"/>
-              <w:jc w:val="left"/>
+              <w:jc w:val="right"/>
             </w:pPr>
             <w:r>
               <w:t xml:space="preserve">592</w:t>
@@ -3221,7 +3221,7 @@
           <w:p>
             <w:pPr>
               <w:pStyle w:val="TableTextSmall"/>
-              <w:jc w:val="left"/>
+              <w:jc w:val="right"/>
             </w:pPr>
             <w:r>
               <w:t xml:space="preserve">$99.65</w:t>
@@ -3243,7 +3243,7 @@
           <w:p>
             <w:pPr>
               <w:pStyle w:val="TableTextSmall"/>
-              <w:jc w:val="left"/>
+              <w:jc w:val="right"/>
             </w:pPr>
             <w:r>
               <w:t xml:space="preserve">22.3</w:t>
@@ -3288,7 +3288,7 @@
           <w:p>
             <w:pPr>
               <w:pStyle w:val="TableTextSmall"/>
-              <w:jc w:val="left"/>
+              <w:jc w:val="right"/>
             </w:pPr>
             <w:r>
               <w:t xml:space="preserve">FY2015</w:t>
@@ -3309,7 +3309,7 @@
           <w:p>
             <w:pPr>
               <w:pStyle w:val="TableTextSmall"/>
-              <w:jc w:val="left"/>
+              <w:jc w:val="right"/>
             </w:pPr>
             <w:r>
               <w:t xml:space="preserve">2,766</w:t>
@@ -3330,7 +3330,7 @@
           <w:p>
             <w:pPr>
               <w:pStyle w:val="TableTextSmall"/>
-              <w:jc w:val="left"/>
+              <w:jc w:val="right"/>
             </w:pPr>
             <w:r>
               <w:t xml:space="preserve">+15.8%</w:t>
@@ -3351,7 +3351,7 @@
           <w:p>
             <w:pPr>
               <w:pStyle w:val="TableTextSmall"/>
-              <w:jc w:val="left"/>
+              <w:jc w:val="right"/>
             </w:pPr>
             <w:r>
               <w:t xml:space="preserve">61.7%</w:t>
@@ -3372,7 +3372,7 @@
           <w:p>
             <w:pPr>
               <w:pStyle w:val="TableTextSmall"/>
-              <w:jc w:val="left"/>
+              <w:jc w:val="right"/>
             </w:pPr>
             <w:r>
               <w:t xml:space="preserve">646</w:t>
@@ -3393,7 +3393,7 @@
           <w:p>
             <w:pPr>
               <w:pStyle w:val="TableTextSmall"/>
-              <w:jc w:val="left"/>
+              <w:jc w:val="right"/>
             </w:pPr>
             <w:r>
               <w:t xml:space="preserve">23.4%</w:t>
@@ -3414,7 +3414,7 @@
           <w:p>
             <w:pPr>
               <w:pStyle w:val="TableTextSmall"/>
-              <w:jc w:val="left"/>
+              <w:jc w:val="right"/>
             </w:pPr>
             <w:r>
               <w:t xml:space="preserve">514</w:t>
@@ -3435,7 +3435,7 @@
           <w:p>
             <w:pPr>
               <w:pStyle w:val="TableTextSmall"/>
-              <w:jc w:val="left"/>
+              <w:jc w:val="right"/>
             </w:pPr>
             <w:r>
               <w:t xml:space="preserve">$4.71</w:t>
@@ -3456,7 +3456,7 @@
           <w:p>
             <w:pPr>
               <w:pStyle w:val="TableTextSmall"/>
-              <w:jc w:val="left"/>
+              <w:jc w:val="right"/>
             </w:pPr>
             <w:r>
               <w:t xml:space="preserve">682</w:t>
@@ -3477,7 +3477,7 @@
           <w:p>
             <w:pPr>
               <w:pStyle w:val="TableTextSmall"/>
-              <w:jc w:val="left"/>
+              <w:jc w:val="right"/>
             </w:pPr>
             <w:r>
               <w:t xml:space="preserve">$126.04</w:t>
@@ -3498,7 +3498,7 @@
           <w:p>
             <w:pPr>
               <w:pStyle w:val="TableTextSmall"/>
-              <w:jc w:val="left"/>
+              <w:jc w:val="right"/>
             </w:pPr>
             <w:r>
               <w:t xml:space="preserve">26.8</w:t>
@@ -3546,7 +3546,7 @@
           <w:p>
             <w:pPr>
               <w:pStyle w:val="TableTextSmall"/>
-              <w:jc w:val="left"/>
+              <w:jc w:val="right"/>
             </w:pPr>
             <w:r>
               <w:t xml:space="preserve">FY2016</w:t>
@@ -3568,7 +3568,7 @@
           <w:p>
             <w:pPr>
               <w:pStyle w:val="TableTextSmall"/>
-              <w:jc w:val="left"/>
+              <w:jc w:val="right"/>
             </w:pPr>
             <w:r>
               <w:t xml:space="preserve">3,306</w:t>
@@ -3590,7 +3590,7 @@
           <w:p>
             <w:pPr>
               <w:pStyle w:val="TableTextSmall"/>
-              <w:jc w:val="left"/>
+              <w:jc w:val="right"/>
             </w:pPr>
             <w:r>
               <w:t xml:space="preserve">+19.5%</w:t>
@@ -3612,7 +3612,7 @@
           <w:p>
             <w:pPr>
               <w:pStyle w:val="TableTextSmall"/>
-              <w:jc w:val="left"/>
+              <w:jc w:val="right"/>
             </w:pPr>
             <w:r>
               <w:t xml:space="preserve">71.1%</w:t>
@@ -3634,7 +3634,7 @@
           <w:p>
             <w:pPr>
               <w:pStyle w:val="TableTextSmall"/>
-              <w:jc w:val="left"/>
+              <w:jc w:val="right"/>
             </w:pPr>
             <w:r>
               <w:t xml:space="preserve">705</w:t>
@@ -3656,7 +3656,7 @@
           <w:p>
             <w:pPr>
               <w:pStyle w:val="TableTextSmall"/>
-              <w:jc w:val="left"/>
+              <w:jc w:val="right"/>
             </w:pPr>
             <w:r>
               <w:t xml:space="preserve">21.3%</w:t>
@@ -3678,7 +3678,7 @@
           <w:p>
             <w:pPr>
               <w:pStyle w:val="TableTextSmall"/>
-              <w:jc w:val="left"/>
+              <w:jc w:val="right"/>
             </w:pPr>
             <w:r>
               <w:t xml:space="preserve">511</w:t>
@@ -3700,7 +3700,7 @@
           <w:p>
             <w:pPr>
               <w:pStyle w:val="TableTextSmall"/>
-              <w:jc w:val="left"/>
+              <w:jc w:val="right"/>
             </w:pPr>
             <w:r>
               <w:t xml:space="preserve">$4.41</w:t>
@@ -3722,7 +3722,7 @@
           <w:p>
             <w:pPr>
               <w:pStyle w:val="TableTextSmall"/>
-              <w:jc w:val="left"/>
+              <w:jc w:val="right"/>
             </w:pPr>
             <w:r>
               <w:t xml:space="preserve">699</w:t>
@@ -3744,7 +3744,7 @@
           <w:p>
             <w:pPr>
               <w:pStyle w:val="TableTextSmall"/>
-              <w:jc w:val="left"/>
+              <w:jc w:val="right"/>
             </w:pPr>
             <w:r>
               <w:t xml:space="preserve">$137.87</w:t>
@@ -3766,7 +3766,7 @@
           <w:p>
             <w:pPr>
               <w:pStyle w:val="TableTextSmall"/>
-              <w:jc w:val="left"/>
+              <w:jc w:val="right"/>
             </w:pPr>
             <w:r>
               <w:t xml:space="preserve">31.3</w:t>
@@ -3811,7 +3811,7 @@
           <w:p>
             <w:pPr>
               <w:pStyle w:val="TableTextSmall"/>
-              <w:jc w:val="left"/>
+              <w:jc w:val="right"/>
             </w:pPr>
             <w:r>
               <w:t xml:space="preserve">FY2017</w:t>
@@ -3832,7 +3832,7 @@
           <w:p>
             <w:pPr>
               <w:pStyle w:val="TableTextSmall"/>
-              <w:jc w:val="left"/>
+              <w:jc w:val="right"/>
             </w:pPr>
             <w:r>
               <w:t xml:space="preserve">3,933</w:t>
@@ -3853,7 +3853,7 @@
           <w:p>
             <w:pPr>
               <w:pStyle w:val="TableTextSmall"/>
-              <w:jc w:val="left"/>
+              <w:jc w:val="right"/>
             </w:pPr>
             <w:r>
               <w:t xml:space="preserve">+19.0%</w:t>
@@ -3874,7 +3874,7 @@
           <w:p>
             <w:pPr>
               <w:pStyle w:val="TableTextSmall"/>
-              <w:jc w:val="left"/>
+              <w:jc w:val="right"/>
             </w:pPr>
             <w:r>
               <w:t xml:space="preserve">62.0%</w:t>
@@ -3895,7 +3895,7 @@
           <w:p>
             <w:pPr>
               <w:pStyle w:val="TableTextSmall"/>
-              <w:jc w:val="left"/>
+              <w:jc w:val="right"/>
             </w:pPr>
             <w:r>
               <w:t xml:space="preserve">949</w:t>
@@ -3916,7 +3916,7 @@
           <w:p>
             <w:pPr>
               <w:pStyle w:val="TableTextSmall"/>
-              <w:jc w:val="left"/>
+              <w:jc w:val="right"/>
             </w:pPr>
             <w:r>
               <w:t xml:space="preserve">24.1%</w:t>
@@ -3937,7 +3937,7 @@
           <w:p>
             <w:pPr>
               <w:pStyle w:val="TableTextSmall"/>
-              <w:jc w:val="left"/>
+              <w:jc w:val="right"/>
             </w:pPr>
             <w:r>
               <w:t xml:space="preserve">730</w:t>
@@ -3958,7 +3958,7 @@
           <w:p>
             <w:pPr>
               <w:pStyle w:val="TableTextSmall"/>
-              <w:jc w:val="left"/>
+              <w:jc w:val="right"/>
             </w:pPr>
             <w:r>
               <w:t xml:space="preserve">$6.09</w:t>
@@ -3979,7 +3979,7 @@
           <w:p>
             <w:pPr>
               <w:pStyle w:val="TableTextSmall"/>
-              <w:jc w:val="left"/>
+              <w:jc w:val="right"/>
             </w:pPr>
             <w:r>
               <w:t xml:space="preserve">944</w:t>
@@ -4000,7 +4000,7 @@
           <w:p>
             <w:pPr>
               <w:pStyle w:val="TableTextSmall"/>
-              <w:jc w:val="left"/>
+              <w:jc w:val="right"/>
             </w:pPr>
             <w:r>
               <w:t xml:space="preserve">$158.14</w:t>
@@ -4021,7 +4021,7 @@
           <w:p>
             <w:pPr>
               <w:pStyle w:val="TableTextSmall"/>
-              <w:jc w:val="left"/>
+              <w:jc w:val="right"/>
             </w:pPr>
             <w:r>
               <w:t xml:space="preserve">26.0</w:t>
@@ -4066,7 +4066,7 @@
           <w:p>
             <w:pPr>
               <w:pStyle w:val="TableTextSmall"/>
-              <w:jc w:val="left"/>
+              <w:jc w:val="right"/>
             </w:pPr>
             <w:r>
               <w:t xml:space="preserve">FY2018</w:t>
@@ -4088,7 +4088,7 @@
           <w:p>
             <w:pPr>
               <w:pStyle w:val="TableTextSmall"/>
-              <w:jc w:val="left"/>
+              <w:jc w:val="right"/>
             </w:pPr>
             <w:r>
               <w:t xml:space="preserve">4,481</w:t>
@@ -4110,7 +4110,7 @@
           <w:p>
             <w:pPr>
               <w:pStyle w:val="TableTextSmall"/>
-              <w:jc w:val="left"/>
+              <w:jc w:val="right"/>
             </w:pPr>
             <w:r>
               <w:t xml:space="preserve">+13.9%</w:t>
@@ -4132,7 +4132,7 @@
           <w:p>
             <w:pPr>
               <w:pStyle w:val="TableTextSmall"/>
-              <w:jc w:val="left"/>
+              <w:jc w:val="right"/>
             </w:pPr>
             <w:r>
               <w:t xml:space="preserve">72.4%</w:t>
@@ -4154,7 +4154,7 @@
           <w:p>
             <w:pPr>
               <w:pStyle w:val="TableTextSmall"/>
-              <w:jc w:val="left"/>
+              <w:jc w:val="right"/>
             </w:pPr>
             <w:r>
               <w:t xml:space="preserve">382</w:t>
@@ -4176,7 +4176,7 @@
           <w:p>
             <w:pPr>
               <w:pStyle w:val="TableTextSmall"/>
-              <w:jc w:val="left"/>
+              <w:jc w:val="right"/>
             </w:pPr>
             <w:r>
               <w:t xml:space="preserve">8.5%</w:t>
@@ -4198,7 +4198,7 @@
           <w:p>
             <w:pPr>
               <w:pStyle w:val="TableTextSmall"/>
-              <w:jc w:val="left"/>
+              <w:jc w:val="right"/>
             </w:pPr>
             <w:r>
               <w:t xml:space="preserve">277</w:t>
@@ -4220,7 +4220,7 @@
           <w:p>
             <w:pPr>
               <w:pStyle w:val="TableTextSmall"/>
-              <w:jc w:val="left"/>
+              <w:jc w:val="right"/>
             </w:pPr>
             <w:r>
               <w:t xml:space="preserve">$2.79</w:t>
@@ -4242,7 +4242,7 @@
           <w:p>
             <w:pPr>
               <w:pStyle w:val="TableTextSmall"/>
-              <w:jc w:val="left"/>
+              <w:jc w:val="right"/>
             </w:pPr>
             <w:r>
               <w:t xml:space="preserve">241</w:t>
@@ -4264,7 +4264,7 @@
           <w:p>
             <w:pPr>
               <w:pStyle w:val="TableTextSmall"/>
-              <w:jc w:val="left"/>
+              <w:jc w:val="right"/>
             </w:pPr>
             <w:r>
               <w:t xml:space="preserve">$54.91</w:t>
@@ -4286,7 +4286,7 @@
           <w:p>
             <w:pPr>
               <w:pStyle w:val="TableTextSmall"/>
-              <w:jc w:val="left"/>
+              <w:jc w:val="right"/>
             </w:pPr>
             <w:r>
               <w:t xml:space="preserve">19.7</w:t>
@@ -4334,7 +4334,7 @@
           <w:p>
             <w:pPr>
               <w:pStyle w:val="TableTextSmall"/>
-              <w:jc w:val="left"/>
+              <w:jc w:val="right"/>
             </w:pPr>
             <w:r>
               <w:t xml:space="preserve">FY2019</w:t>
@@ -4355,7 +4355,7 @@
           <w:p>
             <w:pPr>
               <w:pStyle w:val="TableTextSmall"/>
-              <w:jc w:val="left"/>
+              <w:jc w:val="right"/>
             </w:pPr>
             <w:r>
               <w:t xml:space="preserve">5,414</w:t>
@@ -4376,7 +4376,7 @@
           <w:p>
             <w:pPr>
               <w:pStyle w:val="TableTextSmall"/>
-              <w:jc w:val="left"/>
+              <w:jc w:val="right"/>
             </w:pPr>
             <w:r>
               <w:t xml:space="preserve">+20.8%</w:t>
@@ -4397,7 +4397,7 @@
           <w:p>
             <w:pPr>
               <w:pStyle w:val="TableTextSmall"/>
-              <w:jc w:val="left"/>
+              <w:jc w:val="right"/>
             </w:pPr>
             <w:r>
               <w:t xml:space="preserve">63.2%</w:t>
@@ -4418,7 +4418,7 @@
           <w:p>
             <w:pPr>
               <w:pStyle w:val="TableTextSmall"/>
-              <w:jc w:val="left"/>
+              <w:jc w:val="right"/>
             </w:pPr>
             <w:r>
               <w:t xml:space="preserve">741</w:t>
@@ -4439,7 +4439,7 @@
           <w:p>
             <w:pPr>
               <w:pStyle w:val="TableTextSmall"/>
-              <w:jc w:val="left"/>
+              <w:jc w:val="right"/>
             </w:pPr>
             <w:r>
               <w:t xml:space="preserve">13.7%</w:t>
@@ -4460,7 +4460,7 @@
           <w:p>
             <w:pPr>
               <w:pStyle w:val="TableTextSmall"/>
-              <w:jc w:val="left"/>
+              <w:jc w:val="right"/>
             </w:pPr>
             <w:r>
               <w:t xml:space="preserve">526</w:t>
@@ -4481,7 +4481,7 @@
           <w:p>
             <w:pPr>
               <w:pStyle w:val="TableTextSmall"/>
-              <w:jc w:val="left"/>
+              <w:jc w:val="right"/>
             </w:pPr>
             <w:r>
               <w:t xml:space="preserve">$4.51</w:t>
@@ -4502,7 +4502,7 @@
           <w:p>
             <w:pPr>
               <w:pStyle w:val="TableTextSmall"/>
-              <w:jc w:val="left"/>
+              <w:jc w:val="right"/>
             </w:pPr>
             <w:r>
               <w:t xml:space="preserve">447</w:t>
@@ -4523,7 +4523,7 @@
           <w:p>
             <w:pPr>
               <w:pStyle w:val="TableTextSmall"/>
-              <w:jc w:val="left"/>
+              <w:jc w:val="right"/>
             </w:pPr>
             <w:r>
               <w:t xml:space="preserve">$137.82</w:t>
@@ -4544,7 +4544,7 @@
           <w:p>
             <w:pPr>
               <w:pStyle w:val="TableTextSmall"/>
-              <w:jc w:val="left"/>
+              <w:jc w:val="right"/>
             </w:pPr>
             <w:r>
               <w:t xml:space="preserve">30.6</w:t>
@@ -4589,7 +4589,7 @@
           <w:p>
             <w:pPr>
               <w:pStyle w:val="TableTextSmall"/>
-              <w:jc w:val="left"/>
+              <w:jc w:val="right"/>
             </w:pPr>
             <w:r>
               <w:t xml:space="preserve">FY2020</w:t>
@@ -4611,7 +4611,7 @@
           <w:p>
             <w:pPr>
               <w:pStyle w:val="TableTextSmall"/>
-              <w:jc w:val="left"/>
+              <w:jc w:val="right"/>
             </w:pPr>
             <w:r>
               <w:t xml:space="preserve">6,329</w:t>
@@ -4633,7 +4633,7 @@
           <w:p>
             <w:pPr>
               <w:pStyle w:val="TableTextSmall"/>
-              <w:jc w:val="left"/>
+              <w:jc w:val="right"/>
             </w:pPr>
             <w:r>
               <w:t xml:space="preserve">+16.9%</w:t>
@@ -4655,7 +4655,7 @@
           <w:p>
             <w:pPr>
               <w:pStyle w:val="TableTextSmall"/>
-              <w:jc w:val="left"/>
+              <w:jc w:val="right"/>
             </w:pPr>
             <w:r>
               <w:t xml:space="preserve">76.0%</w:t>
@@ -4677,7 +4677,7 @@
           <w:p>
             <w:pPr>
               <w:pStyle w:val="TableTextSmall"/>
-              <w:jc w:val="left"/>
+              <w:jc w:val="right"/>
             </w:pPr>
             <w:r>
               <w:t xml:space="preserve">1,699</w:t>
@@ -4699,7 +4699,7 @@
           <w:p>
             <w:pPr>
               <w:pStyle w:val="TableTextSmall"/>
-              <w:jc w:val="left"/>
+              <w:jc w:val="right"/>
             </w:pPr>
             <w:r>
               <w:t xml:space="preserve">26.8%</w:t>
@@ -4721,7 +4721,7 @@
           <w:p>
             <w:pPr>
               <w:pStyle w:val="TableTextSmall"/>
-              <w:jc w:val="left"/>
+              <w:jc w:val="right"/>
             </w:pPr>
             <w:r>
               <w:t xml:space="preserve">1,391</w:t>
@@ -4743,7 +4743,7 @@
           <w:p>
             <w:pPr>
               <w:pStyle w:val="TableTextSmall"/>
-              <w:jc w:val="left"/>
+              <w:jc w:val="right"/>
             </w:pPr>
             <w:r>
               <w:t xml:space="preserve">$13.64</w:t>
@@ -4765,7 +4765,7 @@
           <w:p>
             <w:pPr>
               <w:pStyle w:val="TableTextSmall"/>
-              <w:jc w:val="left"/>
+              <w:jc w:val="right"/>
             </w:pPr>
             <w:r>
               <w:t xml:space="preserve">1,459</w:t>
@@ -4787,7 +4787,7 @@
           <w:p>
             <w:pPr>
               <w:pStyle w:val="TableTextSmall"/>
-              <w:jc w:val="left"/>
+              <w:jc w:val="right"/>
             </w:pPr>
             <w:r>
               <w:t xml:space="preserve">$382.57</w:t>
@@ -4809,7 +4809,7 @@
           <w:p>
             <w:pPr>
               <w:pStyle w:val="TableTextSmall"/>
-              <w:jc w:val="left"/>
+              <w:jc w:val="right"/>
             </w:pPr>
             <w:r>
               <w:t xml:space="preserve">28.0</w:t>
@@ -4854,7 +4854,7 @@
           <w:p>
             <w:pPr>
               <w:pStyle w:val="TableTextSmall"/>
-              <w:jc w:val="left"/>
+              <w:jc w:val="right"/>
             </w:pPr>
             <w:r>
               <w:t xml:space="preserve">FY2021</w:t>
@@ -4875,7 +4875,7 @@
           <w:p>
             <w:pPr>
               <w:pStyle w:val="TableTextSmall"/>
-              <w:jc w:val="left"/>
+              <w:jc w:val="right"/>
             </w:pPr>
             <w:r>
               <w:t xml:space="preserve">7,779</w:t>
@@ -4896,7 +4896,7 @@
           <w:p>
             <w:pPr>
               <w:pStyle w:val="TableTextSmall"/>
-              <w:jc w:val="left"/>
+              <w:jc w:val="right"/>
             </w:pPr>
             <w:r>
               <w:t xml:space="preserve">+22.9%</w:t>
@@ -4917,7 +4917,7 @@
           <w:p>
             <w:pPr>
               <w:pStyle w:val="TableTextSmall"/>
-              <w:jc w:val="left"/>
+              <w:jc w:val="right"/>
             </w:pPr>
             <w:r>
               <w:t xml:space="preserve">77.3%</w:t>
@@ -4938,7 +4938,7 @@
           <w:p>
             <w:pPr>
               <w:pStyle w:val="TableTextSmall"/>
-              <w:jc w:val="left"/>
+              <w:jc w:val="right"/>
             </w:pPr>
             <w:r>
               <w:t xml:space="preserve">892</w:t>
@@ -4959,7 +4959,7 @@
           <w:p>
             <w:pPr>
               <w:pStyle w:val="TableTextSmall"/>
-              <w:jc w:val="left"/>
+              <w:jc w:val="right"/>
             </w:pPr>
             <w:r>
               <w:t xml:space="preserve">11.5%</w:t>
@@ -4980,7 +4980,7 @@
           <w:p>
             <w:pPr>
               <w:pStyle w:val="TableTextSmall"/>
-              <w:jc w:val="left"/>
+              <w:jc w:val="right"/>
             </w:pPr>
             <w:r>
               <w:t xml:space="preserve">589</w:t>
@@ -5001,7 +5001,7 @@
           <w:p>
             <w:pPr>
               <w:pStyle w:val="TableTextSmall"/>
-              <w:jc w:val="left"/>
+              <w:jc w:val="right"/>
             </w:pPr>
             <w:r>
               <w:t xml:space="preserve">$5.85</w:t>
@@ -5022,7 +5022,7 @@
           <w:p>
             <w:pPr>
               <w:pStyle w:val="TableTextSmall"/>
-              <w:jc w:val="left"/>
+              <w:jc w:val="right"/>
             </w:pPr>
             <w:r>
               <w:t xml:space="preserve">554</w:t>
@@ -5043,7 +5043,7 @@
           <w:p>
             <w:pPr>
               <w:pStyle w:val="TableTextSmall"/>
-              <w:jc w:val="left"/>
+              <w:jc w:val="right"/>
             </w:pPr>
             <w:r>
               <w:t xml:space="preserve">$184.65</w:t>
@@ -5064,7 +5064,7 @@
           <w:p>
             <w:pPr>
               <w:pStyle w:val="TableTextSmall"/>
-              <w:jc w:val="left"/>
+              <w:jc w:val="right"/>
             </w:pPr>
             <w:r>
               <w:t xml:space="preserve">31.6</w:t>
@@ -5109,7 +5109,7 @@
           <w:p>
             <w:pPr>
               <w:pStyle w:val="TableTextSmall"/>
-              <w:jc w:val="left"/>
+              <w:jc w:val="right"/>
             </w:pPr>
             <w:r>
               <w:t xml:space="preserve">FY2022</w:t>
@@ -5131,7 +5131,7 @@
           <w:p>
             <w:pPr>
               <w:pStyle w:val="TableTextSmall"/>
-              <w:jc w:val="left"/>
+              <w:jc w:val="right"/>
             </w:pPr>
             <w:r>
               <w:t xml:space="preserve">9,148</w:t>
@@ -5153,7 +5153,7 @@
           <w:p>
             <w:pPr>
               <w:pStyle w:val="TableTextSmall"/>
-              <w:jc w:val="left"/>
+              <w:jc w:val="right"/>
             </w:pPr>
             <w:r>
               <w:t xml:space="preserve">+17.6%</w:t>
@@ -5175,7 +5175,7 @@
           <w:p>
             <w:pPr>
               <w:pStyle w:val="TableTextSmall"/>
-              <w:jc w:val="left"/>
+              <w:jc w:val="right"/>
             </w:pPr>
             <w:r>
               <w:t xml:space="preserve">65.5%</w:t>
@@ -5197,7 +5197,7 @@
           <w:p>
             <w:pPr>
               <w:pStyle w:val="TableTextSmall"/>
-              <w:jc w:val="left"/>
+              <w:jc w:val="right"/>
             </w:pPr>
             <w:r>
               <w:t xml:space="preserve">740</w:t>
@@ -5219,7 +5219,7 @@
           <w:p>
             <w:pPr>
               <w:pStyle w:val="TableTextSmall"/>
-              <w:jc w:val="left"/>
+              <w:jc w:val="right"/>
             </w:pPr>
             <w:r>
               <w:t xml:space="preserve">8.1%</w:t>
@@ -5241,7 +5241,7 @@
           <w:p>
             <w:pPr>
               <w:pStyle w:val="TableTextSmall"/>
-              <w:jc w:val="left"/>
+              <w:jc w:val="right"/>
             </w:pPr>
             <w:r>
               <w:t xml:space="preserve">530</w:t>
@@ -5263,7 +5263,7 @@
           <w:p>
             <w:pPr>
               <w:pStyle w:val="TableTextSmall"/>
-              <w:jc w:val="left"/>
+              <w:jc w:val="right"/>
             </w:pPr>
             <w:r>
               <w:t xml:space="preserve">$5.09</w:t>
@@ -5285,7 +5285,7 @@
           <w:p>
             <w:pPr>
               <w:pStyle w:val="TableTextSmall"/>
-              <w:jc w:val="left"/>
+              <w:jc w:val="right"/>
             </w:pPr>
             <w:r>
               <w:t xml:space="preserve">605</w:t>
@@ -5307,7 +5307,7 @@
           <w:p>
             <w:pPr>
               <w:pStyle w:val="TableTextSmall"/>
-              <w:jc w:val="left"/>
+              <w:jc w:val="right"/>
             </w:pPr>
             <w:r>
               <w:t xml:space="preserve">$227.42</w:t>
@@ -5329,7 +5329,7 @@
           <w:p>
             <w:pPr>
               <w:pStyle w:val="TableTextSmall"/>
-              <w:jc w:val="left"/>
+              <w:jc w:val="right"/>
             </w:pPr>
             <w:r>
               <w:t xml:space="preserve">44.7</w:t>
@@ -5377,7 +5377,7 @@
           <w:p>
             <w:pPr>
               <w:pStyle w:val="TableTextSmall"/>
-              <w:jc w:val="left"/>
+              <w:jc w:val="right"/>
             </w:pPr>
             <w:r>
               <w:t xml:space="preserve">FY2023</w:t>
@@ -5398,7 +5398,7 @@
           <w:p>
             <w:pPr>
               <w:pStyle w:val="TableTextSmall"/>
-              <w:jc w:val="left"/>
+              <w:jc w:val="right"/>
             </w:pPr>
             <w:r>
               <w:t xml:space="preserve">10,926</w:t>
@@ -5419,7 +5419,7 @@
           <w:p>
             <w:pPr>
               <w:pStyle w:val="TableTextSmall"/>
-              <w:jc w:val="left"/>
+              <w:jc w:val="right"/>
             </w:pPr>
             <w:r>
               <w:t xml:space="preserve">+19.4%</w:t>
@@ -5440,7 +5440,7 @@
           <w:p>
             <w:pPr>
               <w:pStyle w:val="TableTextSmall"/>
-              <w:jc w:val="left"/>
+              <w:jc w:val="right"/>
             </w:pPr>
             <w:r>
               <w:t xml:space="preserve">69.8%</w:t>
@@ -5461,7 +5461,7 @@
           <w:p>
             <w:pPr>
               <w:pStyle w:val="TableTextSmall"/>
-              <w:jc w:val="left"/>
+              <w:jc w:val="right"/>
             </w:pPr>
             <w:r>
               <w:t xml:space="preserve">2,426</w:t>
@@ -5482,7 +5482,7 @@
           <w:p>
             <w:pPr>
               <w:pStyle w:val="TableTextSmall"/>
-              <w:jc w:val="left"/>
+              <w:jc w:val="right"/>
             </w:pPr>
             <w:r>
               <w:t xml:space="preserve">22.2%</w:t>
@@ -5503,7 +5503,7 @@
           <w:p>
             <w:pPr>
               <w:pStyle w:val="TableTextSmall"/>
-              <w:jc w:val="left"/>
+              <w:jc w:val="right"/>
             </w:pPr>
             <w:r>
               <w:t xml:space="preserve">1,881</w:t>
@@ -5524,7 +5524,7 @@
           <w:p>
             <w:pPr>
               <w:pStyle w:val="TableTextSmall"/>
-              <w:jc w:val="left"/>
+              <w:jc w:val="right"/>
             </w:pPr>
             <w:r>
               <w:t xml:space="preserve">$19.53</w:t>
@@ -5545,7 +5545,7 @@
           <w:p>
             <w:pPr>
               <w:pStyle w:val="TableTextSmall"/>
-              <w:jc w:val="left"/>
+              <w:jc w:val="right"/>
             </w:pPr>
             <w:r>
               <w:t xml:space="preserve">2,521</w:t>
@@ -5566,7 +5566,7 @@
           <w:p>
             <w:pPr>
               <w:pStyle w:val="TableTextSmall"/>
-              <w:jc w:val="left"/>
+              <w:jc w:val="right"/>
             </w:pPr>
             <w:r>
               <w:t xml:space="preserve">$777.95</w:t>
@@ -5587,7 +5587,7 @@
           <w:p>
             <w:pPr>
               <w:pStyle w:val="TableTextSmall"/>
-              <w:jc w:val="left"/>
+              <w:jc w:val="right"/>
             </w:pPr>
             <w:r>
               <w:t xml:space="preserve">39.8</w:t>
@@ -5632,7 +5632,7 @@
           <w:p>
             <w:pPr>
               <w:pStyle w:val="TableTextSmall"/>
-              <w:jc w:val="left"/>
+              <w:jc w:val="right"/>
             </w:pPr>
             <w:r>
               <w:t xml:space="preserve">FY2024</w:t>
@@ -5654,7 +5654,7 @@
           <w:p>
             <w:pPr>
               <w:pStyle w:val="TableTextSmall"/>
-              <w:jc w:val="left"/>
+              <w:jc w:val="right"/>
             </w:pPr>
             <w:r>
               <w:t xml:space="preserve">13,410</w:t>
@@ -5676,7 +5676,7 @@
           <w:p>
             <w:pPr>
               <w:pStyle w:val="TableTextSmall"/>
-              <w:jc w:val="left"/>
+              <w:jc w:val="right"/>
             </w:pPr>
             <w:r>
               <w:t xml:space="preserve">+22.7%</w:t>
@@ -5698,7 +5698,7 @@
           <w:p>
             <w:pPr>
               <w:pStyle w:val="TableTextSmall"/>
-              <w:jc w:val="left"/>
+              <w:jc w:val="right"/>
             </w:pPr>
             <w:r>
               <w:t xml:space="preserve">74.6%</w:t>
@@ -5720,7 +5720,7 @@
           <w:p>
             <w:pPr>
               <w:pStyle w:val="TableTextSmall"/>
-              <w:jc w:val="left"/>
+              <w:jc w:val="right"/>
             </w:pPr>
             <w:r>
               <w:t xml:space="preserve">2,283</w:t>
@@ -5742,7 +5742,7 @@
           <w:p>
             <w:pPr>
               <w:pStyle w:val="TableTextSmall"/>
-              <w:jc w:val="left"/>
+              <w:jc w:val="right"/>
             </w:pPr>
             <w:r>
               <w:t xml:space="preserve">17.0%</w:t>
@@ -5764,7 +5764,7 @@
           <w:p>
             <w:pPr>
               <w:pStyle w:val="TableTextSmall"/>
-              <w:jc w:val="left"/>
+              <w:jc w:val="right"/>
             </w:pPr>
             <w:r>
               <w:t xml:space="preserve">1,625</w:t>
@@ -5786,7 +5786,7 @@
           <w:p>
             <w:pPr>
               <w:pStyle w:val="TableTextSmall"/>
-              <w:jc w:val="left"/>
+              <w:jc w:val="right"/>
             </w:pPr>
             <w:r>
               <w:t xml:space="preserve">$16.65</w:t>
@@ -5808,7 +5808,7 @@
           <w:p>
             <w:pPr>
               <w:pStyle w:val="TableTextSmall"/>
-              <w:jc w:val="left"/>
+              <w:jc w:val="right"/>
             </w:pPr>
             <w:r>
               <w:t xml:space="preserve">1,918</w:t>
@@ -5830,7 +5830,7 @@
           <w:p>
             <w:pPr>
               <w:pStyle w:val="TableTextSmall"/>
-              <w:jc w:val="left"/>
+              <w:jc w:val="right"/>
             </w:pPr>
             <w:r>
               <w:t xml:space="preserve">$328.75</w:t>
@@ -5852,7 +5852,7 @@
           <w:p>
             <w:pPr>
               <w:pStyle w:val="TableTextSmall"/>
-              <w:jc w:val="left"/>
+              <w:jc w:val="right"/>
             </w:pPr>
             <w:r>
               <w:t xml:space="preserve">19.7</w:t>
@@ -5897,7 +5897,7 @@
           <w:p>
             <w:pPr>
               <w:pStyle w:val="TableTextSmall"/>
-              <w:jc w:val="left"/>
+              <w:jc w:val="right"/>
             </w:pPr>
             <w:r>
               <w:t xml:space="preserve">FY2025</w:t>
@@ -5918,7 +5918,7 @@
           <w:p>
             <w:pPr>
               <w:pStyle w:val="TableTextSmall"/>
-              <w:jc w:val="left"/>
+              <w:jc w:val="right"/>
             </w:pPr>
             <w:r>
               <w:t xml:space="preserve">14,512</w:t>
@@ -5939,7 +5939,7 @@
           <w:p>
             <w:pPr>
               <w:pStyle w:val="TableTextSmall"/>
-              <w:jc w:val="left"/>
+              <w:jc w:val="right"/>
             </w:pPr>
             <w:r>
               <w:t xml:space="preserve">+8.2%</w:t>
@@ -5960,7 +5960,7 @@
           <w:p>
             <w:pPr>
               <w:pStyle w:val="TableTextSmall"/>
-              <w:jc w:val="left"/>
+              <w:jc w:val="right"/>
             </w:pPr>
             <w:r>
               <w:t xml:space="preserve">64.5%</w:t>
@@ -5981,7 +5981,7 @@
           <w:p>
             <w:pPr>
               <w:pStyle w:val="TableTextSmall"/>
-              <w:jc w:val="left"/>
+              <w:jc w:val="right"/>
             </w:pPr>
             <w:r>
               <w:t xml:space="preserve">1,703</w:t>
@@ -6002,7 +6002,7 @@
           <w:p>
             <w:pPr>
               <w:pStyle w:val="TableTextSmall"/>
-              <w:jc w:val="left"/>
+              <w:jc w:val="right"/>
             </w:pPr>
             <w:r>
               <w:t xml:space="preserve">11.7%</w:t>
@@ -6023,7 +6023,7 @@
           <w:p>
             <w:pPr>
               <w:pStyle w:val="TableTextSmall"/>
-              <w:jc w:val="left"/>
+              <w:jc w:val="right"/>
             </w:pPr>
             <w:r>
               <w:t xml:space="preserve">1,189</w:t>
@@ -6044,7 +6044,7 @@
           <w:p>
             <w:pPr>
               <w:pStyle w:val="TableTextSmall"/>
-              <w:jc w:val="left"/>
+              <w:jc w:val="right"/>
             </w:pPr>
             <w:r>
               <w:t xml:space="preserve">$12.34</w:t>
@@ -6065,7 +6065,7 @@
           <w:p>
             <w:pPr>
               <w:pStyle w:val="TableTextSmall"/>
-              <w:jc w:val="left"/>
+              <w:jc w:val="right"/>
             </w:pPr>
             <w:r>
               <w:t xml:space="preserve">951</w:t>
@@ -6086,7 +6086,7 @@
           <w:p>
             <w:pPr>
               <w:pStyle w:val="TableTextSmall"/>
-              <w:jc w:val="left"/>
+              <w:jc w:val="right"/>
             </w:pPr>
             <w:r>
               <w:t xml:space="preserve">$274.45</w:t>
@@ -6107,7 +6107,7 @@
           <w:p>
             <w:pPr>
               <w:pStyle w:val="TableTextSmall"/>
-              <w:jc w:val="left"/>
+              <w:jc w:val="right"/>
             </w:pPr>
             <w:r>
               <w:t xml:space="preserve">22.2</w:t>
@@ -6152,7 +6152,7 @@
           <w:p>
             <w:pPr>
               <w:pStyle w:val="TableTextSmall"/>
-              <w:jc w:val="left"/>
+              <w:jc w:val="right"/>
             </w:pPr>
             <w:r>
               <w:t xml:space="preserve">FY2026</w:t>
@@ -6174,7 +6174,7 @@
           <w:p>
             <w:pPr>
               <w:pStyle w:val="TableTextSmall"/>
-              <w:jc w:val="left"/>
+              <w:jc w:val="right"/>
             </w:pPr>
             <w:r>
               <w:t xml:space="preserve">15,793</w:t>
@@ -6196,7 +6196,7 @@
           <w:p>
             <w:pPr>
               <w:pStyle w:val="TableTextSmall"/>
-              <w:jc w:val="left"/>
+              <w:jc w:val="right"/>
             </w:pPr>
             <w:r>
               <w:t xml:space="preserve">+8.8%</w:t>
@@ -6218,7 +6218,7 @@
           <w:p>
             <w:pPr>
               <w:pStyle w:val="TableTextSmall"/>
-              <w:jc w:val="left"/>
+              <w:jc w:val="right"/>
             </w:pPr>
             <w:r>
               <w:t xml:space="preserve">67.2%</w:t>
@@ -6240,7 +6240,7 @@
           <w:p>
             <w:pPr>
               <w:pStyle w:val="TableTextSmall"/>
-              <w:jc w:val="left"/>
+              <w:jc w:val="right"/>
             </w:pPr>
             <w:r>
               <w:t xml:space="preserve">1,356</w:t>
@@ -6262,7 +6262,7 @@
           <w:p>
             <w:pPr>
               <w:pStyle w:val="TableTextSmall"/>
-              <w:jc w:val="left"/>
+              <w:jc w:val="right"/>
             </w:pPr>
             <w:r>
               <w:t xml:space="preserve">8.6%</w:t>
@@ -6284,7 +6284,7 @@
           <w:p>
             <w:pPr>
               <w:pStyle w:val="TableTextSmall"/>
-              <w:jc w:val="left"/>
+              <w:jc w:val="right"/>
             </w:pPr>
             <w:r>
               <w:t xml:space="preserve">1,113</w:t>
@@ -6306,7 +6306,7 @@
           <w:p>
             <w:pPr>
               <w:pStyle w:val="TableTextSmall"/>
-              <w:jc w:val="left"/>
+              <w:jc w:val="right"/>
             </w:pPr>
             <w:r>
               <w:t xml:space="preserve">$10.09</w:t>
@@ -6328,7 +6328,7 @@
           <w:p>
             <w:pPr>
               <w:pStyle w:val="TableTextSmall"/>
-              <w:jc w:val="left"/>
+              <w:jc w:val="right"/>
             </w:pPr>
             <w:r>
               <w:t xml:space="preserve">990</w:t>
@@ -6350,7 +6350,7 @@
           <w:p>
             <w:pPr>
               <w:pStyle w:val="TableTextSmall"/>
-              <w:jc w:val="left"/>
+              <w:jc w:val="right"/>
             </w:pPr>
             <w:r>
               <w:t xml:space="preserve">$252.88</w:t>
@@ -6372,7 +6372,7 @@
           <w:p>
             <w:pPr>
               <w:pStyle w:val="TableTextSmall"/>
-              <w:jc w:val="left"/>
+              <w:jc w:val="right"/>
             </w:pPr>
             <w:r>
               <w:t xml:space="preserve">25.1</w:t>
@@ -9303,7 +9303,7 @@
             <w:pPr>
               <w:pStyle w:val="TableText"/>
               <w:keepNext/>
-              <w:jc w:val="left"/>
+              <w:jc w:val="right"/>
             </w:pPr>
             <w:r>
               <w:rPr>
@@ -9331,7 +9331,7 @@
             <w:pPr>
               <w:pStyle w:val="TableText"/>
               <w:keepNext/>
-              <w:jc w:val="left"/>
+              <w:jc w:val="right"/>
             </w:pPr>
             <w:r>
               <w:rPr>
@@ -9359,7 +9359,7 @@
             <w:pPr>
               <w:pStyle w:val="TableText"/>
               <w:keepNext/>
-              <w:jc w:val="left"/>
+              <w:jc w:val="right"/>
             </w:pPr>
             <w:r>
               <w:rPr>
@@ -9387,7 +9387,7 @@
             <w:pPr>
               <w:pStyle w:val="TableText"/>
               <w:keepNext/>
-              <w:jc w:val="left"/>
+              <w:jc w:val="right"/>
             </w:pPr>
             <w:r>
               <w:rPr>
@@ -9415,7 +9415,7 @@
             <w:pPr>
               <w:pStyle w:val="TableText"/>
               <w:keepNext/>
-              <w:jc w:val="left"/>
+              <w:jc w:val="right"/>
             </w:pPr>
             <w:r>
               <w:rPr>
@@ -9443,7 +9443,7 @@
             <w:pPr>
               <w:pStyle w:val="TableText"/>
               <w:keepNext/>
-              <w:jc w:val="left"/>
+              <w:jc w:val="right"/>
             </w:pPr>
             <w:r>
               <w:rPr>
@@ -9475,7 +9475,7 @@
             <w:pPr>
               <w:pStyle w:val="TableText"/>
               <w:keepNext/>
-              <w:jc w:val="left"/>
+              <w:jc w:val="right"/>
             </w:pPr>
             <w:r>
               <w:t xml:space="preserve">2014Q1</w:t>
@@ -9497,7 +9497,7 @@
             <w:pPr>
               <w:pStyle w:val="TableText"/>
               <w:keepNext/>
-              <w:jc w:val="left"/>
+              <w:jc w:val="right"/>
             </w:pPr>
             <w:r>
               <w:t xml:space="preserve">$2.29B</w:t>
@@ -9519,7 +9519,7 @@
             <w:pPr>
               <w:pStyle w:val="TableText"/>
               <w:keepNext/>
-              <w:jc w:val="left"/>
+              <w:jc w:val="right"/>
             </w:pPr>
             <w:r>
               <w:t xml:space="preserve">+16.0%</w:t>
@@ -9541,7 +9541,7 @@
             <w:pPr>
               <w:pStyle w:val="TableText"/>
               <w:keepNext/>
-              <w:jc w:val="left"/>
+              <w:jc w:val="right"/>
             </w:pPr>
             <w:r>
               <w:t xml:space="preserve">3,212</w:t>
@@ -9563,7 +9563,7 @@
             <w:pPr>
               <w:pStyle w:val="TableText"/>
               <w:keepNext/>
-              <w:jc w:val="left"/>
+              <w:jc w:val="right"/>
             </w:pPr>
             <w:r>
               <w:t xml:space="preserve">98%</w:t>
@@ -9585,7 +9585,7 @@
             <w:pPr>
               <w:pStyle w:val="TableText"/>
               <w:keepNext/>
-              <w:jc w:val="left"/>
+              <w:jc w:val="right"/>
             </w:pPr>
             <w:r>
               <w:t xml:space="preserve">n/a</w:t>
@@ -9612,7 +9612,7 @@
           <w:p>
             <w:pPr>
               <w:pStyle w:val="TableText"/>
-              <w:jc w:val="left"/>
+              <w:jc w:val="right"/>
             </w:pPr>
             <w:r>
               <w:t xml:space="preserve">2014Q2</w:t>
@@ -9634,7 +9634,7 @@
           <w:p>
             <w:pPr>
               <w:pStyle w:val="TableText"/>
-              <w:jc w:val="left"/>
+              <w:jc w:val="right"/>
             </w:pPr>
             <w:r>
               <w:t xml:space="preserve">$2.85B</w:t>
@@ -9656,7 +9656,7 @@
           <w:p>
             <w:pPr>
               <w:pStyle w:val="TableText"/>
-              <w:jc w:val="left"/>
+              <w:jc w:val="right"/>
             </w:pPr>
             <w:r>
               <w:t xml:space="preserve">+29.5%</w:t>
@@ -9678,7 +9678,7 @@
           <w:p>
             <w:pPr>
               <w:pStyle w:val="TableText"/>
-              <w:jc w:val="left"/>
+              <w:jc w:val="right"/>
             </w:pPr>
             <w:r>
               <w:t xml:space="preserve">9,070</w:t>
@@ -9700,7 +9700,7 @@
           <w:p>
             <w:pPr>
               <w:pStyle w:val="TableText"/>
-              <w:jc w:val="left"/>
+              <w:jc w:val="right"/>
             </w:pPr>
             <w:r>
               <w:t xml:space="preserve">110%</w:t>
@@ -9722,7 +9722,7 @@
           <w:p>
             <w:pPr>
               <w:pStyle w:val="TableText"/>
-              <w:jc w:val="left"/>
+              <w:jc w:val="right"/>
             </w:pPr>
             <w:r>
               <w:t xml:space="preserve">0.7x</w:t>
@@ -9748,7 +9748,7 @@
           <w:p>
             <w:pPr>
               <w:pStyle w:val="TableText"/>
-              <w:jc w:val="left"/>
+              <w:jc w:val="right"/>
             </w:pPr>
             <w:r>
               <w:t xml:space="preserve">2014Q3</w:t>
@@ -9769,7 +9769,7 @@
           <w:p>
             <w:pPr>
               <w:pStyle w:val="TableText"/>
-              <w:jc w:val="left"/>
+              <w:jc w:val="right"/>
             </w:pPr>
             <w:r>
               <w:t xml:space="preserve">$1.31B</w:t>
@@ -9790,7 +9790,7 @@
           <w:p>
             <w:pPr>
               <w:pStyle w:val="TableText"/>
-              <w:jc w:val="left"/>
+              <w:jc w:val="right"/>
             </w:pPr>
             <w:r>
               <w:t xml:space="preserve">+15.5%</w:t>
@@ -9811,7 +9811,7 @@
           <w:p>
             <w:pPr>
               <w:pStyle w:val="TableText"/>
-              <w:jc w:val="left"/>
+              <w:jc w:val="right"/>
             </w:pPr>
             <w:r>
               <w:t xml:space="preserve">5,537</w:t>
@@ -9832,7 +9832,7 @@
           <w:p>
             <w:pPr>
               <w:pStyle w:val="TableText"/>
-              <w:jc w:val="left"/>
+              <w:jc w:val="right"/>
             </w:pPr>
             <w:r>
               <w:t xml:space="preserve">109%</w:t>
@@ -9853,7 +9853,7 @@
           <w:p>
             <w:pPr>
               <w:pStyle w:val="TableText"/>
-              <w:jc w:val="left"/>
+              <w:jc w:val="right"/>
             </w:pPr>
             <w:r>
               <w:t xml:space="preserve">2.4x</w:t>
@@ -9880,7 +9880,7 @@
           <w:p>
             <w:pPr>
               <w:pStyle w:val="TableText"/>
-              <w:jc w:val="left"/>
+              <w:jc w:val="right"/>
             </w:pPr>
             <w:r>
               <w:t xml:space="preserve">2014Q4</w:t>
@@ -9902,7 +9902,7 @@
           <w:p>
             <w:pPr>
               <w:pStyle w:val="TableText"/>
-              <w:jc w:val="left"/>
+              <w:jc w:val="right"/>
             </w:pPr>
             <w:r>
               <w:t xml:space="preserve">$2.97B</w:t>
@@ -9924,7 +9924,7 @@
           <w:p>
             <w:pPr>
               <w:pStyle w:val="TableText"/>
-              <w:jc w:val="left"/>
+              <w:jc w:val="right"/>
             </w:pPr>
             <w:r>
               <w:t xml:space="preserve">+12.5%</w:t>
@@ -9946,7 +9946,7 @@
           <w:p>
             <w:pPr>
               <w:pStyle w:val="TableText"/>
-              <w:jc w:val="left"/>
+              <w:jc w:val="right"/>
             </w:pPr>
             <w:r>
               <w:t xml:space="preserve">7,126</w:t>
@@ -9968,7 +9968,7 @@
           <w:p>
             <w:pPr>
               <w:pStyle w:val="TableText"/>
-              <w:jc w:val="left"/>
+              <w:jc w:val="right"/>
             </w:pPr>
             <w:r>
               <w:t xml:space="preserve">99%</w:t>
@@ -9990,7 +9990,7 @@
           <w:p>
             <w:pPr>
               <w:pStyle w:val="TableText"/>
-              <w:jc w:val="left"/>
+              <w:jc w:val="right"/>
             </w:pPr>
             <w:r>
               <w:t xml:space="preserve">2.0x</w:t>
@@ -10016,7 +10016,7 @@
           <w:p>
             <w:pPr>
               <w:pStyle w:val="TableText"/>
-              <w:jc w:val="left"/>
+              <w:jc w:val="right"/>
             </w:pPr>
             <w:r>
               <w:t xml:space="preserve">2015Q1</w:t>
@@ -10037,7 +10037,7 @@
           <w:p>
             <w:pPr>
               <w:pStyle w:val="TableText"/>
-              <w:jc w:val="left"/>
+              <w:jc w:val="right"/>
             </w:pPr>
             <w:r>
               <w:t xml:space="preserve">$1.01B</w:t>
@@ -10058,7 +10058,7 @@
           <w:p>
             <w:pPr>
               <w:pStyle w:val="TableText"/>
-              <w:jc w:val="left"/>
+              <w:jc w:val="right"/>
             </w:pPr>
             <w:r>
               <w:t xml:space="preserve">+19.6%</w:t>
@@ -10079,7 +10079,7 @@
           <w:p>
             <w:pPr>
               <w:pStyle w:val="TableText"/>
-              <w:jc w:val="left"/>
+              <w:jc w:val="right"/>
             </w:pPr>
             <w:r>
               <w:t xml:space="preserve">2,691</w:t>
@@ -10100,7 +10100,7 @@
           <w:p>
             <w:pPr>
               <w:pStyle w:val="TableText"/>
-              <w:jc w:val="left"/>
+              <w:jc w:val="right"/>
             </w:pPr>
             <w:r>
               <w:t xml:space="preserve">116%</w:t>
@@ -10121,7 +10121,7 @@
           <w:p>
             <w:pPr>
               <w:pStyle w:val="TableText"/>
-              <w:jc w:val="left"/>
+              <w:jc w:val="right"/>
             </w:pPr>
             <w:r>
               <w:t xml:space="preserve">1.2x</w:t>
@@ -10148,7 +10148,7 @@
           <w:p>
             <w:pPr>
               <w:pStyle w:val="TableText"/>
-              <w:jc w:val="left"/>
+              <w:jc w:val="right"/>
             </w:pPr>
             <w:r>
               <w:t xml:space="preserve">2015Q2</w:t>
@@ -10170,7 +10170,7 @@
           <w:p>
             <w:pPr>
               <w:pStyle w:val="TableText"/>
-              <w:jc w:val="left"/>
+              <w:jc w:val="right"/>
             </w:pPr>
             <w:r>
               <w:t xml:space="preserve">$2.37B</w:t>
@@ -10192,7 +10192,7 @@
           <w:p>
             <w:pPr>
               <w:pStyle w:val="TableText"/>
-              <w:jc w:val="left"/>
+              <w:jc w:val="right"/>
             </w:pPr>
             <w:r>
               <w:t xml:space="preserve">+11.7%</w:t>
@@ -10214,7 +10214,7 @@
           <w:p>
             <w:pPr>
               <w:pStyle w:val="TableText"/>
-              <w:jc w:val="left"/>
+              <w:jc w:val="right"/>
             </w:pPr>
             <w:r>
               <w:t xml:space="preserve">4,850</w:t>
@@ -10236,7 +10236,7 @@
           <w:p>
             <w:pPr>
               <w:pStyle w:val="TableText"/>
-              <w:jc w:val="left"/>
+              <w:jc w:val="right"/>
             </w:pPr>
             <w:r>
               <w:t xml:space="preserve">111%</w:t>
@@ -10258,7 +10258,7 @@
           <w:p>
             <w:pPr>
               <w:pStyle w:val="TableText"/>
-              <w:jc w:val="left"/>
+              <w:jc w:val="right"/>
             </w:pPr>
             <w:r>
               <w:t xml:space="preserve">2.6x</w:t>
@@ -10284,7 +10284,7 @@
           <w:p>
             <w:pPr>
               <w:pStyle w:val="TableText"/>
-              <w:jc w:val="left"/>
+              <w:jc w:val="right"/>
             </w:pPr>
             <w:r>
               <w:t xml:space="preserve">2015Q3</w:t>
@@ -10305,7 +10305,7 @@
           <w:p>
             <w:pPr>
               <w:pStyle w:val="TableText"/>
-              <w:jc w:val="left"/>
+              <w:jc w:val="right"/>
             </w:pPr>
             <w:r>
               <w:t xml:space="preserve">$2.22B</w:t>
@@ -10326,7 +10326,7 @@
           <w:p>
             <w:pPr>
               <w:pStyle w:val="TableText"/>
-              <w:jc w:val="left"/>
+              <w:jc w:val="right"/>
             </w:pPr>
             <w:r>
               <w:t xml:space="preserve">+12.9%</w:t>
@@ -10347,7 +10347,7 @@
           <w:p>
             <w:pPr>
               <w:pStyle w:val="TableText"/>
-              <w:jc w:val="left"/>
+              <w:jc w:val="right"/>
             </w:pPr>
             <w:r>
               <w:t xml:space="preserve">4,397</w:t>
@@ -10368,7 +10368,7 @@
           <w:p>
             <w:pPr>
               <w:pStyle w:val="TableText"/>
-              <w:jc w:val="left"/>
+              <w:jc w:val="right"/>
             </w:pPr>
             <w:r>
               <w:t xml:space="preserve">119%</w:t>
@@ -10389,7 +10389,7 @@
           <w:p>
             <w:pPr>
               <w:pStyle w:val="TableText"/>
-              <w:jc w:val="left"/>
+              <w:jc w:val="right"/>
             </w:pPr>
             <w:r>
               <w:t xml:space="preserve">2.7x</w:t>
@@ -10416,7 +10416,7 @@
           <w:p>
             <w:pPr>
               <w:pStyle w:val="TableText"/>
-              <w:jc w:val="left"/>
+              <w:jc w:val="right"/>
             </w:pPr>
             <w:r>
               <w:t xml:space="preserve">2015Q4</w:t>
@@ -10438,7 +10438,7 @@
           <w:p>
             <w:pPr>
               <w:pStyle w:val="TableText"/>
-              <w:jc w:val="left"/>
+              <w:jc w:val="right"/>
             </w:pPr>
             <w:r>
               <w:t xml:space="preserve">$3.86B</w:t>
@@ -10460,7 +10460,7 @@
           <w:p>
             <w:pPr>
               <w:pStyle w:val="TableText"/>
-              <w:jc w:val="left"/>
+              <w:jc w:val="right"/>
             </w:pPr>
             <w:r>
               <w:t xml:space="preserve">+13.0%</w:t>
@@ -10482,7 +10482,7 @@
           <w:p>
             <w:pPr>
               <w:pStyle w:val="TableText"/>
-              <w:jc w:val="left"/>
+              <w:jc w:val="right"/>
             </w:pPr>
             <w:r>
               <w:t xml:space="preserve">9,680</w:t>
@@ -10504,7 +10504,7 @@
           <w:p>
             <w:pPr>
               <w:pStyle w:val="TableText"/>
-              <w:jc w:val="left"/>
+              <w:jc w:val="right"/>
             </w:pPr>
             <w:r>
               <w:t xml:space="preserve">110%</w:t>
@@ -10526,7 +10526,7 @@
           <w:p>
             <w:pPr>
               <w:pStyle w:val="TableText"/>
-              <w:jc w:val="left"/>
+              <w:jc w:val="right"/>
             </w:pPr>
             <w:r>
               <w:t xml:space="preserve">2.5x</w:t>
@@ -10552,7 +10552,7 @@
           <w:p>
             <w:pPr>
               <w:pStyle w:val="TableText"/>
-              <w:jc w:val="left"/>
+              <w:jc w:val="right"/>
             </w:pPr>
             <w:r>
               <w:t xml:space="preserve">2016Q1</w:t>
@@ -10573,7 +10573,7 @@
           <w:p>
             <w:pPr>
               <w:pStyle w:val="TableText"/>
-              <w:jc w:val="left"/>
+              <w:jc w:val="right"/>
             </w:pPr>
             <w:r>
               <w:t xml:space="preserve">$4.86B</w:t>
@@ -10594,7 +10594,7 @@
           <w:p>
             <w:pPr>
               <w:pStyle w:val="TableText"/>
-              <w:jc w:val="left"/>
+              <w:jc w:val="right"/>
             </w:pPr>
             <w:r>
               <w:t xml:space="preserve">+25.4%</w:t>
@@ -10615,7 +10615,7 @@
           <w:p>
             <w:pPr>
               <w:pStyle w:val="TableText"/>
-              <w:jc w:val="left"/>
+              <w:jc w:val="right"/>
             </w:pPr>
             <w:r>
               <w:t xml:space="preserve">8,937</w:t>
@@ -10636,7 +10636,7 @@
           <w:p>
             <w:pPr>
               <w:pStyle w:val="TableText"/>
-              <w:jc w:val="left"/>
+              <w:jc w:val="right"/>
             </w:pPr>
             <w:r>
               <w:t xml:space="preserve">103%</w:t>
@@ -10657,7 +10657,7 @@
           <w:p>
             <w:pPr>
               <w:pStyle w:val="TableText"/>
-              <w:jc w:val="left"/>
+              <w:jc w:val="right"/>
             </w:pPr>
             <w:r>
               <w:t xml:space="preserve">2.4x</w:t>
@@ -10684,7 +10684,7 @@
           <w:p>
             <w:pPr>
               <w:pStyle w:val="TableText"/>
-              <w:jc w:val="left"/>
+              <w:jc w:val="right"/>
             </w:pPr>
             <w:r>
               <w:t xml:space="preserve">2016Q2</w:t>
@@ -10706,7 +10706,7 @@
           <w:p>
             <w:pPr>
               <w:pStyle w:val="TableText"/>
-              <w:jc w:val="left"/>
+              <w:jc w:val="right"/>
             </w:pPr>
             <w:r>
               <w:t xml:space="preserve">$4.73B</w:t>
@@ -10728,7 +10728,7 @@
           <w:p>
             <w:pPr>
               <w:pStyle w:val="TableText"/>
-              <w:jc w:val="left"/>
+              <w:jc w:val="right"/>
             </w:pPr>
             <w:r>
               <w:t xml:space="preserve">+17.8%</w:t>
@@ -10750,7 +10750,7 @@
           <w:p>
             <w:pPr>
               <w:pStyle w:val="TableText"/>
-              <w:jc w:val="left"/>
+              <w:jc w:val="right"/>
             </w:pPr>
             <w:r>
               <w:t xml:space="preserve">6,926</w:t>
@@ -10772,7 +10772,7 @@
           <w:p>
             <w:pPr>
               <w:pStyle w:val="TableText"/>
-              <w:jc w:val="left"/>
+              <w:jc w:val="right"/>
             </w:pPr>
             <w:r>
               <w:t xml:space="preserve">124%</w:t>
@@ -10794,7 +10794,7 @@
           <w:p>
             <w:pPr>
               <w:pStyle w:val="TableText"/>
-              <w:jc w:val="left"/>
+              <w:jc w:val="right"/>
             </w:pPr>
             <w:r>
               <w:t xml:space="preserve">1.5x</w:t>
@@ -10820,7 +10820,7 @@
           <w:p>
             <w:pPr>
               <w:pStyle w:val="TableText"/>
-              <w:jc w:val="left"/>
+              <w:jc w:val="right"/>
             </w:pPr>
             <w:r>
               <w:t xml:space="preserve">2016Q3</w:t>
@@ -10841,7 +10841,7 @@
           <w:p>
             <w:pPr>
               <w:pStyle w:val="TableText"/>
-              <w:jc w:val="left"/>
+              <w:jc w:val="right"/>
             </w:pPr>
             <w:r>
               <w:t xml:space="preserve">$1.78B</w:t>
@@ -10862,7 +10862,7 @@
           <w:p>
             <w:pPr>
               <w:pStyle w:val="TableText"/>
-              <w:jc w:val="left"/>
+              <w:jc w:val="right"/>
             </w:pPr>
             <w:r>
               <w:t xml:space="preserve">+13.0%</w:t>
@@ -10883,7 +10883,7 @@
           <w:p>
             <w:pPr>
               <w:pStyle w:val="TableText"/>
-              <w:jc w:val="left"/>
+              <w:jc w:val="right"/>
             </w:pPr>
             <w:r>
               <w:t xml:space="preserve">4,422</w:t>
@@ -10904,7 +10904,7 @@
           <w:p>
             <w:pPr>
               <w:pStyle w:val="TableText"/>
-              <w:jc w:val="left"/>
+              <w:jc w:val="right"/>
             </w:pPr>
             <w:r>
               <w:t xml:space="preserve">105%</w:t>
@@ -10925,7 +10925,7 @@
           <w:p>
             <w:pPr>
               <w:pStyle w:val="TableText"/>
-              <w:jc w:val="left"/>
+              <w:jc w:val="right"/>
             </w:pPr>
             <w:r>
               <w:t xml:space="preserve">1.8x</w:t>
@@ -10952,7 +10952,7 @@
           <w:p>
             <w:pPr>
               <w:pStyle w:val="TableText"/>
-              <w:jc w:val="left"/>
+              <w:jc w:val="right"/>
             </w:pPr>
             <w:r>
               <w:t xml:space="preserve">2016Q4</w:t>
@@ -10974,7 +10974,7 @@
           <w:p>
             <w:pPr>
               <w:pStyle w:val="TableText"/>
-              <w:jc w:val="left"/>
+              <w:jc w:val="right"/>
             </w:pPr>
             <w:r>
               <w:t xml:space="preserve">$4.84B</w:t>
@@ -10996,7 +10996,7 @@
           <w:p>
             <w:pPr>
               <w:pStyle w:val="TableText"/>
-              <w:jc w:val="left"/>
+              <w:jc w:val="right"/>
             </w:pPr>
             <w:r>
               <w:t xml:space="preserve">+21.4%</w:t>
@@ -11018,7 +11018,7 @@
           <w:p>
             <w:pPr>
               <w:pStyle w:val="TableText"/>
-              <w:jc w:val="left"/>
+              <w:jc w:val="right"/>
             </w:pPr>
             <w:r>
               <w:t xml:space="preserve">1,231</w:t>
@@ -11040,7 +11040,7 @@
           <w:p>
             <w:pPr>
               <w:pStyle w:val="TableText"/>
-              <w:jc w:val="left"/>
+              <w:jc w:val="right"/>
             </w:pPr>
             <w:r>
               <w:t xml:space="preserve">109%</w:t>
@@ -11062,7 +11062,7 @@
           <w:p>
             <w:pPr>
               <w:pStyle w:val="TableText"/>
-              <w:jc w:val="left"/>
+              <w:jc w:val="right"/>
             </w:pPr>
             <w:r>
               <w:t xml:space="preserve">n/a</w:t>
@@ -11088,7 +11088,7 @@
           <w:p>
             <w:pPr>
               <w:pStyle w:val="TableText"/>
-              <w:jc w:val="left"/>
+              <w:jc w:val="right"/>
             </w:pPr>
             <w:r>
               <w:t xml:space="preserve">2017Q1</w:t>
@@ -11109,7 +11109,7 @@
           <w:p>
             <w:pPr>
               <w:pStyle w:val="TableText"/>
-              <w:jc w:val="left"/>
+              <w:jc w:val="right"/>
             </w:pPr>
             <w:r>
               <w:t xml:space="preserve">$3.51B</w:t>
@@ -11130,7 +11130,7 @@
           <w:p>
             <w:pPr>
               <w:pStyle w:val="TableText"/>
-              <w:jc w:val="left"/>
+              <w:jc w:val="right"/>
             </w:pPr>
             <w:r>
               <w:t xml:space="preserve">+25.6%</w:t>
@@ -11151,7 +11151,7 @@
           <w:p>
             <w:pPr>
               <w:pStyle w:val="TableText"/>
-              <w:jc w:val="left"/>
+              <w:jc w:val="right"/>
             </w:pPr>
             <w:r>
               <w:t xml:space="preserve">2,589</w:t>
@@ -11172,7 +11172,7 @@
           <w:p>
             <w:pPr>
               <w:pStyle w:val="TableText"/>
-              <w:jc w:val="left"/>
+              <w:jc w:val="right"/>
             </w:pPr>
             <w:r>
               <w:t xml:space="preserve">120%</w:t>
@@ -11193,7 +11193,7 @@
           <w:p>
             <w:pPr>
               <w:pStyle w:val="TableText"/>
-              <w:jc w:val="left"/>
+              <w:jc w:val="right"/>
             </w:pPr>
             <w:r>
               <w:t xml:space="preserve">0.8x</w:t>
@@ -11220,7 +11220,7 @@
           <w:p>
             <w:pPr>
               <w:pStyle w:val="TableText"/>
-              <w:jc w:val="left"/>
+              <w:jc w:val="right"/>
             </w:pPr>
             <w:r>
               <w:t xml:space="preserve">2017Q2</w:t>
@@ -11242,7 +11242,7 @@
           <w:p>
             <w:pPr>
               <w:pStyle w:val="TableText"/>
-              <w:jc w:val="left"/>
+              <w:jc w:val="right"/>
             </w:pPr>
             <w:r>
               <w:t xml:space="preserve">$2.45B</w:t>
@@ -11264,7 +11264,7 @@
           <w:p>
             <w:pPr>
               <w:pStyle w:val="TableText"/>
-              <w:jc w:val="left"/>
+              <w:jc w:val="right"/>
             </w:pPr>
             <w:r>
               <w:t xml:space="preserve">+23.7%</w:t>
@@ -11286,7 +11286,7 @@
           <w:p>
             <w:pPr>
               <w:pStyle w:val="TableText"/>
-              <w:jc w:val="left"/>
+              <w:jc w:val="right"/>
             </w:pPr>
             <w:r>
               <w:t xml:space="preserve">4,465</w:t>
@@ -11308,7 +11308,7 @@
           <w:p>
             <w:pPr>
               <w:pStyle w:val="TableText"/>
-              <w:jc w:val="left"/>
+              <w:jc w:val="right"/>
             </w:pPr>
             <w:r>
               <w:t xml:space="preserve">109%</w:t>
@@ -11330,7 +11330,7 @@
           <w:p>
             <w:pPr>
               <w:pStyle w:val="TableText"/>
-              <w:jc w:val="left"/>
+              <w:jc w:val="right"/>
             </w:pPr>
             <w:r>
               <w:t xml:space="preserve">1.0x</w:t>
@@ -11356,7 +11356,7 @@
           <w:p>
             <w:pPr>
               <w:pStyle w:val="TableText"/>
-              <w:jc w:val="left"/>
+              <w:jc w:val="right"/>
             </w:pPr>
             <w:r>
               <w:t xml:space="preserve">2017Q3</w:t>
@@ -11377,7 +11377,7 @@
           <w:p>
             <w:pPr>
               <w:pStyle w:val="TableText"/>
-              <w:jc w:val="left"/>
+              <w:jc w:val="right"/>
             </w:pPr>
             <w:r>
               <w:t xml:space="preserve">$4.06B</w:t>
@@ -11398,7 +11398,7 @@
           <w:p>
             <w:pPr>
               <w:pStyle w:val="TableText"/>
-              <w:jc w:val="left"/>
+              <w:jc w:val="right"/>
             </w:pPr>
             <w:r>
               <w:t xml:space="preserve">+15.3%</w:t>
@@ -11419,7 +11419,7 @@
           <w:p>
             <w:pPr>
               <w:pStyle w:val="TableText"/>
-              <w:jc w:val="left"/>
+              <w:jc w:val="right"/>
             </w:pPr>
             <w:r>
               <w:t xml:space="preserve">7,685</w:t>
@@ -11440,7 +11440,7 @@
           <w:p>
             <w:pPr>
               <w:pStyle w:val="TableText"/>
-              <w:jc w:val="left"/>
+              <w:jc w:val="right"/>
             </w:pPr>
             <w:r>
               <w:t xml:space="preserve">109%</w:t>
@@ -11461,7 +11461,7 @@
           <w:p>
             <w:pPr>
               <w:pStyle w:val="TableText"/>
-              <w:jc w:val="left"/>
+              <w:jc w:val="right"/>
             </w:pPr>
             <w:r>
               <w:t xml:space="preserve">2.5x</w:t>
@@ -11488,7 +11488,7 @@
           <w:p>
             <w:pPr>
               <w:pStyle w:val="TableText"/>
-              <w:jc w:val="left"/>
+              <w:jc w:val="right"/>
             </w:pPr>
             <w:r>
               <w:t xml:space="preserve">2017Q4</w:t>
@@ -11510,7 +11510,7 @@
           <w:p>
             <w:pPr>
               <w:pStyle w:val="TableText"/>
-              <w:jc w:val="left"/>
+              <w:jc w:val="right"/>
             </w:pPr>
             <w:r>
               <w:t xml:space="preserve">$1.24B</w:t>
@@ -11532,7 +11532,7 @@
           <w:p>
             <w:pPr>
               <w:pStyle w:val="TableText"/>
-              <w:jc w:val="left"/>
+              <w:jc w:val="right"/>
             </w:pPr>
             <w:r>
               <w:t xml:space="preserve">+11.5%</w:t>
@@ -11554,7 +11554,7 @@
           <w:p>
             <w:pPr>
               <w:pStyle w:val="TableText"/>
-              <w:jc w:val="left"/>
+              <w:jc w:val="right"/>
             </w:pPr>
             <w:r>
               <w:t xml:space="preserve">3,281</w:t>
@@ -11576,7 +11576,7 @@
           <w:p>
             <w:pPr>
               <w:pStyle w:val="TableText"/>
-              <w:jc w:val="left"/>
+              <w:jc w:val="right"/>
             </w:pPr>
             <w:r>
               <w:t xml:space="preserve">96%</w:t>
@@ -11598,7 +11598,7 @@
           <w:p>
             <w:pPr>
               <w:pStyle w:val="TableText"/>
-              <w:jc w:val="left"/>
+              <w:jc w:val="right"/>
             </w:pPr>
             <w:r>
               <w:t xml:space="preserve">2.1x</w:t>
@@ -11624,7 +11624,7 @@
           <w:p>
             <w:pPr>
               <w:pStyle w:val="TableText"/>
-              <w:jc w:val="left"/>
+              <w:jc w:val="right"/>
             </w:pPr>
             <w:r>
               <w:t xml:space="preserve">2018Q1</w:t>
@@ -11645,7 +11645,7 @@
           <w:p>
             <w:pPr>
               <w:pStyle w:val="TableText"/>
-              <w:jc w:val="left"/>
+              <w:jc w:val="right"/>
             </w:pPr>
             <w:r>
               <w:t xml:space="preserve">$2.76B</w:t>
@@ -11666,7 +11666,7 @@
           <w:p>
             <w:pPr>
               <w:pStyle w:val="TableText"/>
-              <w:jc w:val="left"/>
+              <w:jc w:val="right"/>
             </w:pPr>
             <w:r>
               <w:t xml:space="preserve">+22.4%</w:t>
@@ -11687,7 +11687,7 @@
           <w:p>
             <w:pPr>
               <w:pStyle w:val="TableText"/>
-              <w:jc w:val="left"/>
+              <w:jc w:val="right"/>
             </w:pPr>
             <w:r>
               <w:t xml:space="preserve">8,971</w:t>
@@ -11708,7 +11708,7 @@
           <w:p>
             <w:pPr>
               <w:pStyle w:val="TableText"/>
-              <w:jc w:val="left"/>
+              <w:jc w:val="right"/>
             </w:pPr>
             <w:r>
               <w:t xml:space="preserve">115%</w:t>
@@ -11729,7 +11729,7 @@
           <w:p>
             <w:pPr>
               <w:pStyle w:val="TableText"/>
-              <w:jc w:val="left"/>
+              <w:jc w:val="right"/>
             </w:pPr>
             <w:r>
               <w:t xml:space="preserve">1.4x</w:t>
@@ -11756,7 +11756,7 @@
           <w:p>
             <w:pPr>
               <w:pStyle w:val="TableText"/>
-              <w:jc w:val="left"/>
+              <w:jc w:val="right"/>
             </w:pPr>
             <w:r>
               <w:t xml:space="preserve">2018Q2</w:t>
@@ -11778,7 +11778,7 @@
           <w:p>
             <w:pPr>
               <w:pStyle w:val="TableText"/>
-              <w:jc w:val="left"/>
+              <w:jc w:val="right"/>
             </w:pPr>
             <w:r>
               <w:t xml:space="preserve">$3.09B</w:t>
@@ -11800,7 +11800,7 @@
           <w:p>
             <w:pPr>
               <w:pStyle w:val="TableText"/>
-              <w:jc w:val="left"/>
+              <w:jc w:val="right"/>
             </w:pPr>
             <w:r>
               <w:t xml:space="preserve">+10.9%</w:t>
@@ -11822,7 +11822,7 @@
           <w:p>
             <w:pPr>
               <w:pStyle w:val="TableText"/>
-              <w:jc w:val="left"/>
+              <w:jc w:val="right"/>
             </w:pPr>
             <w:r>
               <w:t xml:space="preserve">1,433</w:t>
@@ -11844,7 +11844,7 @@
           <w:p>
             <w:pPr>
               <w:pStyle w:val="TableText"/>
-              <w:jc w:val="left"/>
+              <w:jc w:val="right"/>
             </w:pPr>
             <w:r>
               <w:t xml:space="preserve">119%</w:t>
@@ -11866,7 +11866,7 @@
           <w:p>
             <w:pPr>
               <w:pStyle w:val="TableText"/>
-              <w:jc w:val="left"/>
+              <w:jc w:val="right"/>
             </w:pPr>
             <w:r>
               <w:t xml:space="preserve">2.5x</w:t>
@@ -11892,7 +11892,7 @@
           <w:p>
             <w:pPr>
               <w:pStyle w:val="TableText"/>
-              <w:jc w:val="left"/>
+              <w:jc w:val="right"/>
             </w:pPr>
             <w:r>
               <w:t xml:space="preserve">2018Q3</w:t>
@@ -11913,7 +11913,7 @@
           <w:p>
             <w:pPr>
               <w:pStyle w:val="TableText"/>
-              <w:jc w:val="left"/>
+              <w:jc w:val="right"/>
             </w:pPr>
             <w:r>
               <w:t xml:space="preserve">$1.31B</w:t>
@@ -11934,7 +11934,7 @@
           <w:p>
             <w:pPr>
               <w:pStyle w:val="TableText"/>
-              <w:jc w:val="left"/>
+              <w:jc w:val="right"/>
             </w:pPr>
             <w:r>
               <w:t xml:space="preserve">+24.5%</w:t>
@@ -11955,7 +11955,7 @@
           <w:p>
             <w:pPr>
               <w:pStyle w:val="TableText"/>
-              <w:jc w:val="left"/>
+              <w:jc w:val="right"/>
             </w:pPr>
             <w:r>
               <w:t xml:space="preserve">3,481</w:t>
@@ -11976,7 +11976,7 @@
           <w:p>
             <w:pPr>
               <w:pStyle w:val="TableText"/>
-              <w:jc w:val="left"/>
+              <w:jc w:val="right"/>
             </w:pPr>
             <w:r>
               <w:t xml:space="preserve">108%</w:t>
@@ -11997,7 +11997,7 @@
           <w:p>
             <w:pPr>
               <w:pStyle w:val="TableText"/>
-              <w:jc w:val="left"/>
+              <w:jc w:val="right"/>
             </w:pPr>
             <w:r>
               <w:t xml:space="preserve">2.9x</w:t>
@@ -12024,7 +12024,7 @@
           <w:p>
             <w:pPr>
               <w:pStyle w:val="TableText"/>
-              <w:jc w:val="left"/>
+              <w:jc w:val="right"/>
             </w:pPr>
             <w:r>
               <w:t xml:space="preserve">2018Q4</w:t>
@@ -12046,7 +12046,7 @@
           <w:p>
             <w:pPr>
               <w:pStyle w:val="TableText"/>
-              <w:jc w:val="left"/>
+              <w:jc w:val="right"/>
             </w:pPr>
             <w:r>
               <w:t xml:space="preserve">$4.20B</w:t>
@@ -12068,7 +12068,7 @@
           <w:p>
             <w:pPr>
               <w:pStyle w:val="TableText"/>
-              <w:jc w:val="left"/>
+              <w:jc w:val="right"/>
             </w:pPr>
             <w:r>
               <w:t xml:space="preserve">+12.6%</w:t>
@@ -12090,7 +12090,7 @@
           <w:p>
             <w:pPr>
               <w:pStyle w:val="TableText"/>
-              <w:jc w:val="left"/>
+              <w:jc w:val="right"/>
             </w:pPr>
             <w:r>
               <w:t xml:space="preserve">5,326</w:t>
@@ -12112,7 +12112,7 @@
           <w:p>
             <w:pPr>
               <w:pStyle w:val="TableText"/>
-              <w:jc w:val="left"/>
+              <w:jc w:val="right"/>
             </w:pPr>
             <w:r>
               <w:t xml:space="preserve">101%</w:t>
@@ -12134,7 +12134,7 @@
           <w:p>
             <w:pPr>
               <w:pStyle w:val="TableText"/>
-              <w:jc w:val="left"/>
+              <w:jc w:val="right"/>
             </w:pPr>
             <w:r>
               <w:t xml:space="preserve">1.9x</w:t>
@@ -12160,7 +12160,7 @@
           <w:p>
             <w:pPr>
               <w:pStyle w:val="TableText"/>
-              <w:jc w:val="left"/>
+              <w:jc w:val="right"/>
             </w:pPr>
             <w:r>
               <w:t xml:space="preserve">2019Q1</w:t>
@@ -12181,7 +12181,7 @@
           <w:p>
             <w:pPr>
               <w:pStyle w:val="TableText"/>
-              <w:jc w:val="left"/>
+              <w:jc w:val="right"/>
             </w:pPr>
             <w:r>
               <w:t xml:space="preserve">$3.95B</w:t>
@@ -12202,7 +12202,7 @@
           <w:p>
             <w:pPr>
               <w:pStyle w:val="TableText"/>
-              <w:jc w:val="left"/>
+              <w:jc w:val="right"/>
             </w:pPr>
             <w:r>
               <w:t xml:space="preserve">+15.2%</w:t>
@@ -12223,7 +12223,7 @@
           <w:p>
             <w:pPr>
               <w:pStyle w:val="TableText"/>
-              <w:jc w:val="left"/>
+              <w:jc w:val="right"/>
             </w:pPr>
             <w:r>
               <w:t xml:space="preserve">8,065</w:t>
@@ -12244,7 +12244,7 @@
           <w:p>
             <w:pPr>
               <w:pStyle w:val="TableText"/>
-              <w:jc w:val="left"/>
+              <w:jc w:val="right"/>
             </w:pPr>
             <w:r>
               <w:t xml:space="preserve">120%</w:t>
@@ -12265,7 +12265,7 @@
           <w:p>
             <w:pPr>
               <w:pStyle w:val="TableText"/>
-              <w:jc w:val="left"/>
+              <w:jc w:val="right"/>
             </w:pPr>
             <w:r>
               <w:t xml:space="preserve">0.7x</w:t>
@@ -12292,7 +12292,7 @@
           <w:p>
             <w:pPr>
               <w:pStyle w:val="TableText"/>
-              <w:jc w:val="left"/>
+              <w:jc w:val="right"/>
             </w:pPr>
             <w:r>
               <w:t xml:space="preserve">2019Q2</w:t>
@@ -12314,7 +12314,7 @@
           <w:p>
             <w:pPr>
               <w:pStyle w:val="TableText"/>
-              <w:jc w:val="left"/>
+              <w:jc w:val="right"/>
             </w:pPr>
             <w:r>
               <w:t xml:space="preserve">$3.86B</w:t>
@@ -12336,7 +12336,7 @@
           <w:p>
             <w:pPr>
               <w:pStyle w:val="TableText"/>
-              <w:jc w:val="left"/>
+              <w:jc w:val="right"/>
             </w:pPr>
             <w:r>
               <w:t xml:space="preserve">+27.7%</w:t>
@@ -12358,7 +12358,7 @@
           <w:p>
             <w:pPr>
               <w:pStyle w:val="TableText"/>
-              <w:jc w:val="left"/>
+              <w:jc w:val="right"/>
             </w:pPr>
             <w:r>
               <w:t xml:space="preserve">9,666</w:t>
@@ -12380,7 +12380,7 @@
           <w:p>
             <w:pPr>
               <w:pStyle w:val="TableText"/>
-              <w:jc w:val="left"/>
+              <w:jc w:val="right"/>
             </w:pPr>
             <w:r>
               <w:t xml:space="preserve">108%</w:t>
@@ -12402,7 +12402,7 @@
           <w:p>
             <w:pPr>
               <w:pStyle w:val="TableText"/>
-              <w:jc w:val="left"/>
+              <w:jc w:val="right"/>
             </w:pPr>
             <w:r>
               <w:t xml:space="preserve">3.0x</w:t>
@@ -12428,7 +12428,7 @@
           <w:p>
             <w:pPr>
               <w:pStyle w:val="TableText"/>
-              <w:jc w:val="left"/>
+              <w:jc w:val="right"/>
             </w:pPr>
             <w:r>
               <w:t xml:space="preserve">2019Q3</w:t>
@@ -12449,7 +12449,7 @@
           <w:p>
             <w:pPr>
               <w:pStyle w:val="TableText"/>
-              <w:jc w:val="left"/>
+              <w:jc w:val="right"/>
             </w:pPr>
             <w:r>
               <w:t xml:space="preserve">$2.91B</w:t>
@@ -12470,7 +12470,7 @@
           <w:p>
             <w:pPr>
               <w:pStyle w:val="TableText"/>
-              <w:jc w:val="left"/>
+              <w:jc w:val="right"/>
             </w:pPr>
             <w:r>
               <w:t xml:space="preserve">+19.7%</w:t>
@@ -12491,7 +12491,7 @@
           <w:p>
             <w:pPr>
               <w:pStyle w:val="TableText"/>
-              <w:jc w:val="left"/>
+              <w:jc w:val="right"/>
             </w:pPr>
             <w:r>
               <w:t xml:space="preserve">9,777</w:t>
@@ -12512,7 +12512,7 @@
           <w:p>
             <w:pPr>
               <w:pStyle w:val="TableText"/>
-              <w:jc w:val="left"/>
+              <w:jc w:val="right"/>
             </w:pPr>
             <w:r>
               <w:t xml:space="preserve">110%</w:t>
@@ -12533,7 +12533,7 @@
           <w:p>
             <w:pPr>
               <w:pStyle w:val="TableText"/>
-              <w:jc w:val="left"/>
+              <w:jc w:val="right"/>
             </w:pPr>
             <w:r>
               <w:t xml:space="preserve">n/a</w:t>
@@ -12560,7 +12560,7 @@
           <w:p>
             <w:pPr>
               <w:pStyle w:val="TableText"/>
-              <w:jc w:val="left"/>
+              <w:jc w:val="right"/>
             </w:pPr>
             <w:r>
               <w:t xml:space="preserve">2019Q4</w:t>
@@ -12582,7 +12582,7 @@
           <w:p>
             <w:pPr>
               <w:pStyle w:val="TableText"/>
-              <w:jc w:val="left"/>
+              <w:jc w:val="right"/>
             </w:pPr>
             <w:r>
               <w:t xml:space="preserve">$4.39B</w:t>
@@ -12604,7 +12604,7 @@
           <w:p>
             <w:pPr>
               <w:pStyle w:val="TableText"/>
-              <w:jc w:val="left"/>
+              <w:jc w:val="right"/>
             </w:pPr>
             <w:r>
               <w:t xml:space="preserve">+25.1%</w:t>
@@ -12626,7 +12626,7 @@
           <w:p>
             <w:pPr>
               <w:pStyle w:val="TableText"/>
-              <w:jc w:val="left"/>
+              <w:jc w:val="right"/>
             </w:pPr>
             <w:r>
               <w:t xml:space="preserve">1,264</w:t>
@@ -12648,7 +12648,7 @@
           <w:p>
             <w:pPr>
               <w:pStyle w:val="TableText"/>
-              <w:jc w:val="left"/>
+              <w:jc w:val="right"/>
             </w:pPr>
             <w:r>
               <w:t xml:space="preserve">118%</w:t>
@@ -12670,7 +12670,7 @@
           <w:p>
             <w:pPr>
               <w:pStyle w:val="TableText"/>
-              <w:jc w:val="left"/>
+              <w:jc w:val="right"/>
             </w:pPr>
             <w:r>
               <w:t xml:space="preserve">0.9x</w:t>
@@ -12696,7 +12696,7 @@
           <w:p>
             <w:pPr>
               <w:pStyle w:val="TableText"/>
-              <w:jc w:val="left"/>
+              <w:jc w:val="right"/>
             </w:pPr>
             <w:r>
               <w:t xml:space="preserve">2020Q1</w:t>
@@ -12717,7 +12717,7 @@
           <w:p>
             <w:pPr>
               <w:pStyle w:val="TableText"/>
-              <w:jc w:val="left"/>
+              <w:jc w:val="right"/>
             </w:pPr>
             <w:r>
               <w:t xml:space="preserve">$1.47B</w:t>
@@ -12738,7 +12738,7 @@
           <w:p>
             <w:pPr>
               <w:pStyle w:val="TableText"/>
-              <w:jc w:val="left"/>
+              <w:jc w:val="right"/>
             </w:pPr>
             <w:r>
               <w:t xml:space="preserve">+21.6%</w:t>
@@ -12759,7 +12759,7 @@
           <w:p>
             <w:pPr>
               <w:pStyle w:val="TableText"/>
-              <w:jc w:val="left"/>
+              <w:jc w:val="right"/>
             </w:pPr>
             <w:r>
               <w:t xml:space="preserve">3,171</w:t>
@@ -12780,7 +12780,7 @@
           <w:p>
             <w:pPr>
               <w:pStyle w:val="TableText"/>
-              <w:jc w:val="left"/>
+              <w:jc w:val="right"/>
             </w:pPr>
             <w:r>
               <w:t xml:space="preserve">112%</w:t>
@@ -12801,7 +12801,7 @@
           <w:p>
             <w:pPr>
               <w:pStyle w:val="TableText"/>
-              <w:jc w:val="left"/>
+              <w:jc w:val="right"/>
             </w:pPr>
             <w:r>
               <w:t xml:space="preserve">1.4x</w:t>
@@ -12828,7 +12828,7 @@
           <w:p>
             <w:pPr>
               <w:pStyle w:val="TableText"/>
-              <w:jc w:val="left"/>
+              <w:jc w:val="right"/>
             </w:pPr>
             <w:r>
               <w:t xml:space="preserve">2020Q2</w:t>
@@ -12850,7 +12850,7 @@
           <w:p>
             <w:pPr>
               <w:pStyle w:val="TableText"/>
-              <w:jc w:val="left"/>
+              <w:jc w:val="right"/>
             </w:pPr>
             <w:r>
               <w:t xml:space="preserve">$2.97B</w:t>
@@ -12872,7 +12872,7 @@
           <w:p>
             <w:pPr>
               <w:pStyle w:val="TableText"/>
-              <w:jc w:val="left"/>
+              <w:jc w:val="right"/>
             </w:pPr>
             <w:r>
               <w:t xml:space="preserve">+20.2%</w:t>
@@ -12894,7 +12894,7 @@
           <w:p>
             <w:pPr>
               <w:pStyle w:val="TableText"/>
-              <w:jc w:val="left"/>
+              <w:jc w:val="right"/>
             </w:pPr>
             <w:r>
               <w:t xml:space="preserve">2,938</w:t>
@@ -12916,7 +12916,7 @@
           <w:p>
             <w:pPr>
               <w:pStyle w:val="TableText"/>
-              <w:jc w:val="left"/>
+              <w:jc w:val="right"/>
             </w:pPr>
             <w:r>
               <w:t xml:space="preserve">121%</w:t>
@@ -12938,7 +12938,7 @@
           <w:p>
             <w:pPr>
               <w:pStyle w:val="TableText"/>
-              <w:jc w:val="left"/>
+              <w:jc w:val="right"/>
             </w:pPr>
             <w:r>
               <w:t xml:space="preserve">0.7x</w:t>
@@ -12964,7 +12964,7 @@
           <w:p>
             <w:pPr>
               <w:pStyle w:val="TableText"/>
-              <w:jc w:val="left"/>
+              <w:jc w:val="right"/>
             </w:pPr>
             <w:r>
               <w:t xml:space="preserve">2020Q3</w:t>
@@ -12985,7 +12985,7 @@
           <w:p>
             <w:pPr>
               <w:pStyle w:val="TableText"/>
-              <w:jc w:val="left"/>
+              <w:jc w:val="right"/>
             </w:pPr>
             <w:r>
               <w:t xml:space="preserve">$1.67B</w:t>
@@ -13006,7 +13006,7 @@
           <w:p>
             <w:pPr>
               <w:pStyle w:val="TableText"/>
-              <w:jc w:val="left"/>
+              <w:jc w:val="right"/>
             </w:pPr>
             <w:r>
               <w:t xml:space="preserve">+8.9%</w:t>
@@ -13027,7 +13027,7 @@
           <w:p>
             <w:pPr>
               <w:pStyle w:val="TableText"/>
-              <w:jc w:val="left"/>
+              <w:jc w:val="right"/>
             </w:pPr>
             <w:r>
               <w:t xml:space="preserve">2,801</w:t>
@@ -13048,7 +13048,7 @@
           <w:p>
             <w:pPr>
               <w:pStyle w:val="TableText"/>
-              <w:jc w:val="left"/>
+              <w:jc w:val="right"/>
             </w:pPr>
             <w:r>
               <w:t xml:space="preserve">110%</w:t>
@@ -13069,7 +13069,7 @@
           <w:p>
             <w:pPr>
               <w:pStyle w:val="TableText"/>
-              <w:jc w:val="left"/>
+              <w:jc w:val="right"/>
             </w:pPr>
             <w:r>
               <w:t xml:space="preserve">2.0x</w:t>
@@ -13096,7 +13096,7 @@
           <w:p>
             <w:pPr>
               <w:pStyle w:val="TableText"/>
-              <w:jc w:val="left"/>
+              <w:jc w:val="right"/>
             </w:pPr>
             <w:r>
               <w:t xml:space="preserve">2020Q4</w:t>
@@ -13118,7 +13118,7 @@
           <w:p>
             <w:pPr>
               <w:pStyle w:val="TableText"/>
-              <w:jc w:val="left"/>
+              <w:jc w:val="right"/>
             </w:pPr>
             <w:r>
               <w:t xml:space="preserve">$3.94B</w:t>
@@ -13140,7 +13140,7 @@
           <w:p>
             <w:pPr>
               <w:pStyle w:val="TableText"/>
-              <w:jc w:val="left"/>
+              <w:jc w:val="right"/>
             </w:pPr>
             <w:r>
               <w:t xml:space="preserve">+28.1%</w:t>
@@ -13162,7 +13162,7 @@
           <w:p>
             <w:pPr>
               <w:pStyle w:val="TableText"/>
-              <w:jc w:val="left"/>
+              <w:jc w:val="right"/>
             </w:pPr>
             <w:r>
               <w:t xml:space="preserve">8,462</w:t>
@@ -13184,7 +13184,7 @@
           <w:p>
             <w:pPr>
               <w:pStyle w:val="TableText"/>
-              <w:jc w:val="left"/>
+              <w:jc w:val="right"/>
             </w:pPr>
             <w:r>
               <w:t xml:space="preserve">105%</w:t>
@@ -13206,7 +13206,7 @@
           <w:p>
             <w:pPr>
               <w:pStyle w:val="TableText"/>
-              <w:jc w:val="left"/>
+              <w:jc w:val="right"/>
             </w:pPr>
             <w:r>
               <w:t xml:space="preserve">3.1x</w:t>
@@ -13232,7 +13232,7 @@
           <w:p>
             <w:pPr>
               <w:pStyle w:val="TableText"/>
-              <w:jc w:val="left"/>
+              <w:jc w:val="right"/>
             </w:pPr>
             <w:r>
               <w:t xml:space="preserve">2021Q1</w:t>
@@ -13253,7 +13253,7 @@
           <w:p>
             <w:pPr>
               <w:pStyle w:val="TableText"/>
-              <w:jc w:val="left"/>
+              <w:jc w:val="right"/>
             </w:pPr>
             <w:r>
               <w:t xml:space="preserve">$3.32B</w:t>
@@ -13274,7 +13274,7 @@
           <w:p>
             <w:pPr>
               <w:pStyle w:val="TableText"/>
-              <w:jc w:val="left"/>
+              <w:jc w:val="right"/>
             </w:pPr>
             <w:r>
               <w:t xml:space="preserve">+12.4%</w:t>
@@ -13295,7 +13295,7 @@
           <w:p>
             <w:pPr>
               <w:pStyle w:val="TableText"/>
-              <w:jc w:val="left"/>
+              <w:jc w:val="right"/>
             </w:pPr>
             <w:r>
               <w:t xml:space="preserve">5,741</w:t>
@@ -13316,7 +13316,7 @@
           <w:p>
             <w:pPr>
               <w:pStyle w:val="TableText"/>
-              <w:jc w:val="left"/>
+              <w:jc w:val="right"/>
             </w:pPr>
             <w:r>
               <w:t xml:space="preserve">109%</w:t>
@@ -13337,7 +13337,7 @@
           <w:p>
             <w:pPr>
               <w:pStyle w:val="TableText"/>
-              <w:jc w:val="left"/>
+              <w:jc w:val="right"/>
             </w:pPr>
             <w:r>
               <w:t xml:space="preserve">1.9x</w:t>
@@ -13364,7 +13364,7 @@
           <w:p>
             <w:pPr>
               <w:pStyle w:val="TableText"/>
-              <w:jc w:val="left"/>
+              <w:jc w:val="right"/>
             </w:pPr>
             <w:r>
               <w:t xml:space="preserve">2021Q2</w:t>
@@ -13386,7 +13386,7 @@
           <w:p>
             <w:pPr>
               <w:pStyle w:val="TableText"/>
-              <w:jc w:val="left"/>
+              <w:jc w:val="right"/>
             </w:pPr>
             <w:r>
               <w:t xml:space="preserve">$2.81B</w:t>
@@ -13408,7 +13408,7 @@
           <w:p>
             <w:pPr>
               <w:pStyle w:val="TableText"/>
-              <w:jc w:val="left"/>
+              <w:jc w:val="right"/>
             </w:pPr>
             <w:r>
               <w:t xml:space="preserve">+28.7%</w:t>
@@ -13430,7 +13430,7 @@
           <w:p>
             <w:pPr>
               <w:pStyle w:val="TableText"/>
-              <w:jc w:val="left"/>
+              <w:jc w:val="right"/>
             </w:pPr>
             <w:r>
               <w:t xml:space="preserve">9,772</w:t>
@@ -13452,7 +13452,7 @@
           <w:p>
             <w:pPr>
               <w:pStyle w:val="TableText"/>
-              <w:jc w:val="left"/>
+              <w:jc w:val="right"/>
             </w:pPr>
             <w:r>
               <w:t xml:space="preserve">121%</w:t>
@@ -13474,7 +13474,7 @@
           <w:p>
             <w:pPr>
               <w:pStyle w:val="TableText"/>
-              <w:jc w:val="left"/>
+              <w:jc w:val="right"/>
             </w:pPr>
             <w:r>
               <w:t xml:space="preserve">3.0x</w:t>
@@ -13500,7 +13500,7 @@
           <w:p>
             <w:pPr>
               <w:pStyle w:val="TableText"/>
-              <w:jc w:val="left"/>
+              <w:jc w:val="right"/>
             </w:pPr>
             <w:r>
               <w:t xml:space="preserve">2021Q3</w:t>
@@ -13521,7 +13521,7 @@
           <w:p>
             <w:pPr>
               <w:pStyle w:val="TableText"/>
-              <w:jc w:val="left"/>
+              <w:jc w:val="right"/>
             </w:pPr>
             <w:r>
               <w:t xml:space="preserve">$1.94B</w:t>
@@ -13542,7 +13542,7 @@
           <w:p>
             <w:pPr>
               <w:pStyle w:val="TableText"/>
-              <w:jc w:val="left"/>
+              <w:jc w:val="right"/>
             </w:pPr>
             <w:r>
               <w:t xml:space="preserve">+20.3%</w:t>
@@ -13563,7 +13563,7 @@
           <w:p>
             <w:pPr>
               <w:pStyle w:val="TableText"/>
-              <w:jc w:val="left"/>
+              <w:jc w:val="right"/>
             </w:pPr>
             <w:r>
               <w:t xml:space="preserve">4,519</w:t>
@@ -13584,7 +13584,7 @@
           <w:p>
             <w:pPr>
               <w:pStyle w:val="TableText"/>
-              <w:jc w:val="left"/>
+              <w:jc w:val="right"/>
             </w:pPr>
             <w:r>
               <w:t xml:space="preserve">120%</w:t>
@@ -13605,7 +13605,7 @@
           <w:p>
             <w:pPr>
               <w:pStyle w:val="TableText"/>
-              <w:jc w:val="left"/>
+              <w:jc w:val="right"/>
             </w:pPr>
             <w:r>
               <w:t xml:space="preserve">0.9x</w:t>
@@ -13632,7 +13632,7 @@
           <w:p>
             <w:pPr>
               <w:pStyle w:val="TableText"/>
-              <w:jc w:val="left"/>
+              <w:jc w:val="right"/>
             </w:pPr>
             <w:r>
               <w:t xml:space="preserve">2021Q4</w:t>
@@ -13654,7 +13654,7 @@
           <w:p>
             <w:pPr>
               <w:pStyle w:val="TableText"/>
-              <w:jc w:val="left"/>
+              <w:jc w:val="right"/>
             </w:pPr>
             <w:r>
               <w:t xml:space="preserve">$1.39B</w:t>
@@ -13676,7 +13676,7 @@
           <w:p>
             <w:pPr>
               <w:pStyle w:val="TableText"/>
-              <w:jc w:val="left"/>
+              <w:jc w:val="right"/>
             </w:pPr>
             <w:r>
               <w:t xml:space="preserve">+17.7%</w:t>
@@ -13698,7 +13698,7 @@
           <w:p>
             <w:pPr>
               <w:pStyle w:val="TableText"/>
-              <w:jc w:val="left"/>
+              <w:jc w:val="right"/>
             </w:pPr>
             <w:r>
               <w:t xml:space="preserve">2,388</w:t>
@@ -13720,7 +13720,7 @@
           <w:p>
             <w:pPr>
               <w:pStyle w:val="TableText"/>
-              <w:jc w:val="left"/>
+              <w:jc w:val="right"/>
             </w:pPr>
             <w:r>
               <w:t xml:space="preserve">115%</w:t>
@@ -13742,7 +13742,7 @@
           <w:p>
             <w:pPr>
               <w:pStyle w:val="TableText"/>
-              <w:jc w:val="left"/>
+              <w:jc w:val="right"/>
             </w:pPr>
             <w:r>
               <w:t xml:space="preserve">1.7x</w:t>
@@ -13768,7 +13768,7 @@
           <w:p>
             <w:pPr>
               <w:pStyle w:val="TableText"/>
-              <w:jc w:val="left"/>
+              <w:jc w:val="right"/>
             </w:pPr>
             <w:r>
               <w:t xml:space="preserve">2022Q1</w:t>
@@ -13789,7 +13789,7 @@
           <w:p>
             <w:pPr>
               <w:pStyle w:val="TableText"/>
-              <w:jc w:val="left"/>
+              <w:jc w:val="right"/>
             </w:pPr>
             <w:r>
               <w:t xml:space="preserve">$1.75B</w:t>
@@ -13810,7 +13810,7 @@
           <w:p>
             <w:pPr>
               <w:pStyle w:val="TableText"/>
-              <w:jc w:val="left"/>
+              <w:jc w:val="right"/>
             </w:pPr>
             <w:r>
               <w:t xml:space="preserve">+14.7%</w:t>
@@ -13831,7 +13831,7 @@
           <w:p>
             <w:pPr>
               <w:pStyle w:val="TableText"/>
-              <w:jc w:val="left"/>
+              <w:jc w:val="right"/>
             </w:pPr>
             <w:r>
               <w:t xml:space="preserve">3,204</w:t>
@@ -13852,7 +13852,7 @@
           <w:p>
             <w:pPr>
               <w:pStyle w:val="TableText"/>
-              <w:jc w:val="left"/>
+              <w:jc w:val="right"/>
             </w:pPr>
             <w:r>
               <w:t xml:space="preserve">122%</w:t>
@@ -13873,7 +13873,7 @@
           <w:p>
             <w:pPr>
               <w:pStyle w:val="TableText"/>
-              <w:jc w:val="left"/>
+              <w:jc w:val="right"/>
             </w:pPr>
             <w:r>
               <w:t xml:space="preserve">0.9x</w:t>
@@ -13900,7 +13900,7 @@
           <w:p>
             <w:pPr>
               <w:pStyle w:val="TableText"/>
-              <w:jc w:val="left"/>
+              <w:jc w:val="right"/>
             </w:pPr>
             <w:r>
               <w:t xml:space="preserve">2022Q2</w:t>
@@ -13922,7 +13922,7 @@
           <w:p>
             <w:pPr>
               <w:pStyle w:val="TableText"/>
-              <w:jc w:val="left"/>
+              <w:jc w:val="right"/>
             </w:pPr>
             <w:r>
               <w:t xml:space="preserve">$3.76B</w:t>
@@ -13944,7 +13944,7 @@
           <w:p>
             <w:pPr>
               <w:pStyle w:val="TableText"/>
-              <w:jc w:val="left"/>
+              <w:jc w:val="right"/>
             </w:pPr>
             <w:r>
               <w:t xml:space="preserve">+22.5%</w:t>
@@ -13966,7 +13966,7 @@
           <w:p>
             <w:pPr>
               <w:pStyle w:val="TableText"/>
-              <w:jc w:val="left"/>
+              <w:jc w:val="right"/>
             </w:pPr>
             <w:r>
               <w:t xml:space="preserve">3,542</w:t>
@@ -13988,7 +13988,7 @@
           <w:p>
             <w:pPr>
               <w:pStyle w:val="TableText"/>
-              <w:jc w:val="left"/>
+              <w:jc w:val="right"/>
             </w:pPr>
             <w:r>
               <w:t xml:space="preserve">103%</w:t>
@@ -14010,7 +14010,7 @@
           <w:p>
             <w:pPr>
               <w:pStyle w:val="TableText"/>
-              <w:jc w:val="left"/>
+              <w:jc w:val="right"/>
             </w:pPr>
             <w:r>
               <w:t xml:space="preserve">n/a</w:t>
@@ -14036,7 +14036,7 @@
           <w:p>
             <w:pPr>
               <w:pStyle w:val="TableText"/>
-              <w:jc w:val="left"/>
+              <w:jc w:val="right"/>
             </w:pPr>
             <w:r>
               <w:t xml:space="preserve">2022Q3</w:t>
@@ -14057,7 +14057,7 @@
           <w:p>
             <w:pPr>
               <w:pStyle w:val="TableText"/>
-              <w:jc w:val="left"/>
+              <w:jc w:val="right"/>
             </w:pPr>
             <w:r>
               <w:t xml:space="preserve">$1.45B</w:t>
@@ -14078,7 +14078,7 @@
           <w:p>
             <w:pPr>
               <w:pStyle w:val="TableText"/>
-              <w:jc w:val="left"/>
+              <w:jc w:val="right"/>
             </w:pPr>
             <w:r>
               <w:t xml:space="preserve">+18.3%</w:t>
@@ -14099,7 +14099,7 @@
           <w:p>
             <w:pPr>
               <w:pStyle w:val="TableText"/>
-              <w:jc w:val="left"/>
+              <w:jc w:val="right"/>
             </w:pPr>
             <w:r>
               <w:t xml:space="preserve">2,742</w:t>
@@ -14120,7 +14120,7 @@
           <w:p>
             <w:pPr>
               <w:pStyle w:val="TableText"/>
-              <w:jc w:val="left"/>
+              <w:jc w:val="right"/>
             </w:pPr>
             <w:r>
               <w:t xml:space="preserve">107%</w:t>
@@ -14141,7 +14141,7 @@
           <w:p>
             <w:pPr>
               <w:pStyle w:val="TableText"/>
-              <w:jc w:val="left"/>
+              <w:jc w:val="right"/>
             </w:pPr>
             <w:r>
               <w:t xml:space="preserve">1.8x</w:t>
@@ -14168,7 +14168,7 @@
           <w:p>
             <w:pPr>
               <w:pStyle w:val="TableText"/>
-              <w:jc w:val="left"/>
+              <w:jc w:val="right"/>
             </w:pPr>
             <w:r>
               <w:t xml:space="preserve">2022Q4</w:t>
@@ -14190,7 +14190,7 @@
           <w:p>
             <w:pPr>
               <w:pStyle w:val="TableText"/>
-              <w:jc w:val="left"/>
+              <w:jc w:val="right"/>
             </w:pPr>
             <w:r>
               <w:t xml:space="preserve">$4.86B</w:t>
@@ -14212,7 +14212,7 @@
           <w:p>
             <w:pPr>
               <w:pStyle w:val="TableText"/>
-              <w:jc w:val="left"/>
+              <w:jc w:val="right"/>
             </w:pPr>
             <w:r>
               <w:t xml:space="preserve">+26.3%</w:t>
@@ -14234,7 +14234,7 @@
           <w:p>
             <w:pPr>
               <w:pStyle w:val="TableText"/>
-              <w:jc w:val="left"/>
+              <w:jc w:val="right"/>
             </w:pPr>
             <w:r>
               <w:t xml:space="preserve">3,845</w:t>
@@ -14256,7 +14256,7 @@
           <w:p>
             <w:pPr>
               <w:pStyle w:val="TableText"/>
-              <w:jc w:val="left"/>
+              <w:jc w:val="right"/>
             </w:pPr>
             <w:r>
               <w:t xml:space="preserve">116%</w:t>
@@ -14278,7 +14278,7 @@
           <w:p>
             <w:pPr>
               <w:pStyle w:val="TableText"/>
-              <w:jc w:val="left"/>
+              <w:jc w:val="right"/>
             </w:pPr>
             <w:r>
               <w:t xml:space="preserve">3.2x</w:t>
@@ -14304,7 +14304,7 @@
           <w:p>
             <w:pPr>
               <w:pStyle w:val="TableText"/>
-              <w:jc w:val="left"/>
+              <w:jc w:val="right"/>
             </w:pPr>
             <w:r>
               <w:t xml:space="preserve">2023Q1</w:t>
@@ -14325,7 +14325,7 @@
           <w:p>
             <w:pPr>
               <w:pStyle w:val="TableText"/>
-              <w:jc w:val="left"/>
+              <w:jc w:val="right"/>
             </w:pPr>
             <w:r>
               <w:t xml:space="preserve">$2.52B</w:t>
@@ -14346,7 +14346,7 @@
           <w:p>
             <w:pPr>
               <w:pStyle w:val="TableText"/>
-              <w:jc w:val="left"/>
+              <w:jc w:val="right"/>
             </w:pPr>
             <w:r>
               <w:t xml:space="preserve">+17.3%</w:t>
@@ -14367,7 +14367,7 @@
           <w:p>
             <w:pPr>
               <w:pStyle w:val="TableText"/>
-              <w:jc w:val="left"/>
+              <w:jc w:val="right"/>
             </w:pPr>
             <w:r>
               <w:t xml:space="preserve">7,042</w:t>
@@ -14388,7 +14388,7 @@
           <w:p>
             <w:pPr>
               <w:pStyle w:val="TableText"/>
-              <w:jc w:val="left"/>
+              <w:jc w:val="right"/>
             </w:pPr>
             <w:r>
               <w:t xml:space="preserve">105%</w:t>
@@ -14409,7 +14409,7 @@
           <w:p>
             <w:pPr>
               <w:pStyle w:val="TableText"/>
-              <w:jc w:val="left"/>
+              <w:jc w:val="right"/>
             </w:pPr>
             <w:r>
               <w:t xml:space="preserve">2.4x</w:t>
@@ -14436,7 +14436,7 @@
           <w:p>
             <w:pPr>
               <w:pStyle w:val="TableText"/>
-              <w:jc w:val="left"/>
+              <w:jc w:val="right"/>
             </w:pPr>
             <w:r>
               <w:t xml:space="preserve">2023Q2</w:t>
@@ -14458,7 +14458,7 @@
           <w:p>
             <w:pPr>
               <w:pStyle w:val="TableText"/>
-              <w:jc w:val="left"/>
+              <w:jc w:val="right"/>
             </w:pPr>
             <w:r>
               <w:t xml:space="preserve">$0.98B</w:t>
@@ -14480,7 +14480,7 @@
           <w:p>
             <w:pPr>
               <w:pStyle w:val="TableText"/>
-              <w:jc w:val="left"/>
+              <w:jc w:val="right"/>
             </w:pPr>
             <w:r>
               <w:t xml:space="preserve">+20.2%</w:t>
@@ -14502,7 +14502,7 @@
           <w:p>
             <w:pPr>
               <w:pStyle w:val="TableText"/>
-              <w:jc w:val="left"/>
+              <w:jc w:val="right"/>
             </w:pPr>
             <w:r>
               <w:t xml:space="preserve">8,416</w:t>
@@ -14524,7 +14524,7 @@
           <w:p>
             <w:pPr>
               <w:pStyle w:val="TableText"/>
-              <w:jc w:val="left"/>
+              <w:jc w:val="right"/>
             </w:pPr>
             <w:r>
               <w:t xml:space="preserve">116%</w:t>
@@ -14546,7 +14546,7 @@
           <w:p>
             <w:pPr>
               <w:pStyle w:val="TableText"/>
-              <w:jc w:val="left"/>
+              <w:jc w:val="right"/>
             </w:pPr>
             <w:r>
               <w:t xml:space="preserve">1.5x</w:t>
@@ -14572,7 +14572,7 @@
           <w:p>
             <w:pPr>
               <w:pStyle w:val="TableText"/>
-              <w:jc w:val="left"/>
+              <w:jc w:val="right"/>
             </w:pPr>
             <w:r>
               <w:t xml:space="preserve">2023Q3</w:t>
@@ -14593,7 +14593,7 @@
           <w:p>
             <w:pPr>
               <w:pStyle w:val="TableText"/>
-              <w:jc w:val="left"/>
+              <w:jc w:val="right"/>
             </w:pPr>
             <w:r>
               <w:t xml:space="preserve">$2.97B</w:t>
@@ -14614,7 +14614,7 @@
           <w:p>
             <w:pPr>
               <w:pStyle w:val="TableText"/>
-              <w:jc w:val="left"/>
+              <w:jc w:val="right"/>
             </w:pPr>
             <w:r>
               <w:t xml:space="preserve">+14.5%</w:t>
@@ -14635,7 +14635,7 @@
           <w:p>
             <w:pPr>
               <w:pStyle w:val="TableText"/>
-              <w:jc w:val="left"/>
+              <w:jc w:val="right"/>
             </w:pPr>
             <w:r>
               <w:t xml:space="preserve">2,253</w:t>
@@ -14656,7 +14656,7 @@
           <w:p>
             <w:pPr>
               <w:pStyle w:val="TableText"/>
-              <w:jc w:val="left"/>
+              <w:jc w:val="right"/>
             </w:pPr>
             <w:r>
               <w:t xml:space="preserve">98%</w:t>
@@ -14677,7 +14677,7 @@
           <w:p>
             <w:pPr>
               <w:pStyle w:val="TableText"/>
-              <w:jc w:val="left"/>
+              <w:jc w:val="right"/>
             </w:pPr>
             <w:r>
               <w:t xml:space="preserve">3.0x</w:t>
@@ -14704,7 +14704,7 @@
           <w:p>
             <w:pPr>
               <w:pStyle w:val="TableText"/>
-              <w:jc w:val="left"/>
+              <w:jc w:val="right"/>
             </w:pPr>
             <w:r>
               <w:t xml:space="preserve">2023Q4</w:t>
@@ -14726,7 +14726,7 @@
           <w:p>
             <w:pPr>
               <w:pStyle w:val="TableText"/>
-              <w:jc w:val="left"/>
+              <w:jc w:val="right"/>
             </w:pPr>
             <w:r>
               <w:t xml:space="preserve">$1.81B</w:t>
@@ -14748,7 +14748,7 @@
           <w:p>
             <w:pPr>
               <w:pStyle w:val="TableText"/>
-              <w:jc w:val="left"/>
+              <w:jc w:val="right"/>
             </w:pPr>
             <w:r>
               <w:t xml:space="preserve">+27.3%</w:t>
@@ -14770,7 +14770,7 @@
           <w:p>
             <w:pPr>
               <w:pStyle w:val="TableText"/>
-              <w:jc w:val="left"/>
+              <w:jc w:val="right"/>
             </w:pPr>
             <w:r>
               <w:t xml:space="preserve">2,577</w:t>
@@ -14792,7 +14792,7 @@
           <w:p>
             <w:pPr>
               <w:pStyle w:val="TableText"/>
-              <w:jc w:val="left"/>
+              <w:jc w:val="right"/>
             </w:pPr>
             <w:r>
               <w:t xml:space="preserve">103%</w:t>
@@ -14814,7 +14814,7 @@
           <w:p>
             <w:pPr>
               <w:pStyle w:val="TableText"/>
-              <w:jc w:val="left"/>
+              <w:jc w:val="right"/>
             </w:pPr>
             <w:r>
               <w:t xml:space="preserve">0.6x</w:t>
@@ -14840,7 +14840,7 @@
           <w:p>
             <w:pPr>
               <w:pStyle w:val="TableText"/>
-              <w:jc w:val="left"/>
+              <w:jc w:val="right"/>
             </w:pPr>
             <w:r>
               <w:t xml:space="preserve">2024Q1</w:t>
@@ -14861,7 +14861,7 @@
           <w:p>
             <w:pPr>
               <w:pStyle w:val="TableText"/>
-              <w:jc w:val="left"/>
+              <w:jc w:val="right"/>
             </w:pPr>
             <w:r>
               <w:t xml:space="preserve">$4.02B</w:t>
@@ -14882,7 +14882,7 @@
           <w:p>
             <w:pPr>
               <w:pStyle w:val="TableText"/>
-              <w:jc w:val="left"/>
+              <w:jc w:val="right"/>
             </w:pPr>
             <w:r>
               <w:t xml:space="preserve">+13.9%</w:t>
@@ -14903,7 +14903,7 @@
           <w:p>
             <w:pPr>
               <w:pStyle w:val="TableText"/>
-              <w:jc w:val="left"/>
+              <w:jc w:val="right"/>
             </w:pPr>
             <w:r>
               <w:t xml:space="preserve">3,322</w:t>
@@ -14924,7 +14924,7 @@
           <w:p>
             <w:pPr>
               <w:pStyle w:val="TableText"/>
-              <w:jc w:val="left"/>
+              <w:jc w:val="right"/>
             </w:pPr>
             <w:r>
               <w:t xml:space="preserve">120%</w:t>
@@ -14945,7 +14945,7 @@
           <w:p>
             <w:pPr>
               <w:pStyle w:val="TableText"/>
-              <w:jc w:val="left"/>
+              <w:jc w:val="right"/>
             </w:pPr>
             <w:r>
               <w:t xml:space="preserve">2.8x</w:t>
@@ -14972,7 +14972,7 @@
           <w:p>
             <w:pPr>
               <w:pStyle w:val="TableText"/>
-              <w:jc w:val="left"/>
+              <w:jc w:val="right"/>
             </w:pPr>
             <w:r>
               <w:t xml:space="preserve">2024Q2</w:t>
@@ -14994,7 +14994,7 @@
           <w:p>
             <w:pPr>
               <w:pStyle w:val="TableText"/>
-              <w:jc w:val="left"/>
+              <w:jc w:val="right"/>
             </w:pPr>
             <w:r>
               <w:t xml:space="preserve">$3.60B</w:t>
@@ -15016,7 +15016,7 @@
           <w:p>
             <w:pPr>
               <w:pStyle w:val="TableText"/>
-              <w:jc w:val="left"/>
+              <w:jc w:val="right"/>
             </w:pPr>
             <w:r>
               <w:t xml:space="preserve">+28.8%</w:t>
@@ -15038,7 +15038,7 @@
           <w:p>
             <w:pPr>
               <w:pStyle w:val="TableText"/>
-              <w:jc w:val="left"/>
+              <w:jc w:val="right"/>
             </w:pPr>
             <w:r>
               <w:t xml:space="preserve">7,851</w:t>
@@ -15060,7 +15060,7 @@
           <w:p>
             <w:pPr>
               <w:pStyle w:val="TableText"/>
-              <w:jc w:val="left"/>
+              <w:jc w:val="right"/>
             </w:pPr>
             <w:r>
               <w:t xml:space="preserve">99%</w:t>
@@ -15082,7 +15082,7 @@
           <w:p>
             <w:pPr>
               <w:pStyle w:val="TableText"/>
-              <w:jc w:val="left"/>
+              <w:jc w:val="right"/>
             </w:pPr>
             <w:r>
               <w:t xml:space="preserve">3.0x</w:t>
@@ -15108,7 +15108,7 @@
           <w:p>
             <w:pPr>
               <w:pStyle w:val="TableText"/>
-              <w:jc w:val="left"/>
+              <w:jc w:val="right"/>
             </w:pPr>
             <w:r>
               <w:t xml:space="preserve">2024Q3</w:t>
@@ -15129,7 +15129,7 @@
           <w:p>
             <w:pPr>
               <w:pStyle w:val="TableText"/>
-              <w:jc w:val="left"/>
+              <w:jc w:val="right"/>
             </w:pPr>
             <w:r>
               <w:t xml:space="preserve">$3.18B</w:t>
@@ -15150,7 +15150,7 @@
           <w:p>
             <w:pPr>
               <w:pStyle w:val="TableText"/>
-              <w:jc w:val="left"/>
+              <w:jc w:val="right"/>
             </w:pPr>
             <w:r>
               <w:t xml:space="preserve">+23.4%</w:t>
@@ -15171,7 +15171,7 @@
           <w:p>
             <w:pPr>
               <w:pStyle w:val="TableText"/>
-              <w:jc w:val="left"/>
+              <w:jc w:val="right"/>
             </w:pPr>
             <w:r>
               <w:t xml:space="preserve">2,665</w:t>
@@ -15192,7 +15192,7 @@
           <w:p>
             <w:pPr>
               <w:pStyle w:val="TableText"/>
-              <w:jc w:val="left"/>
+              <w:jc w:val="right"/>
             </w:pPr>
             <w:r>
               <w:t xml:space="preserve">103%</w:t>
@@ -15213,7 +15213,7 @@
           <w:p>
             <w:pPr>
               <w:pStyle w:val="TableText"/>
-              <w:jc w:val="left"/>
+              <w:jc w:val="right"/>
             </w:pPr>
             <w:r>
               <w:t xml:space="preserve">2.7x</w:t>
@@ -15240,7 +15240,7 @@
           <w:p>
             <w:pPr>
               <w:pStyle w:val="TableText"/>
-              <w:jc w:val="left"/>
+              <w:jc w:val="right"/>
             </w:pPr>
             <w:r>
               <w:t xml:space="preserve">2024Q4</w:t>
@@ -15262,7 +15262,7 @@
           <w:p>
             <w:pPr>
               <w:pStyle w:val="TableText"/>
-              <w:jc w:val="left"/>
+              <w:jc w:val="right"/>
             </w:pPr>
             <w:r>
               <w:t xml:space="preserve">$1.63B</w:t>
@@ -15284,7 +15284,7 @@
           <w:p>
             <w:pPr>
               <w:pStyle w:val="TableText"/>
-              <w:jc w:val="left"/>
+              <w:jc w:val="right"/>
             </w:pPr>
             <w:r>
               <w:t xml:space="preserve">+27.7%</w:t>
@@ -15306,7 +15306,7 @@
           <w:p>
             <w:pPr>
               <w:pStyle w:val="TableText"/>
-              <w:jc w:val="left"/>
+              <w:jc w:val="right"/>
             </w:pPr>
             <w:r>
               <w:t xml:space="preserve">5,606</w:t>
@@ -15328,7 +15328,7 @@
           <w:p>
             <w:pPr>
               <w:pStyle w:val="TableText"/>
-              <w:jc w:val="left"/>
+              <w:jc w:val="right"/>
             </w:pPr>
             <w:r>
               <w:t xml:space="preserve">123%</w:t>
@@ -15350,7 +15350,7 @@
           <w:p>
             <w:pPr>
               <w:pStyle w:val="TableText"/>
-              <w:jc w:val="left"/>
+              <w:jc w:val="right"/>
             </w:pPr>
             <w:r>
               <w:t xml:space="preserve">2.2x</w:t>
@@ -15376,7 +15376,7 @@
           <w:p>
             <w:pPr>
               <w:pStyle w:val="TableText"/>
-              <w:jc w:val="left"/>
+              <w:jc w:val="right"/>
             </w:pPr>
             <w:r>
               <w:t xml:space="preserve">2025Q1</w:t>
@@ -15397,7 +15397,7 @@
           <w:p>
             <w:pPr>
               <w:pStyle w:val="TableText"/>
-              <w:jc w:val="left"/>
+              <w:jc w:val="right"/>
             </w:pPr>
             <w:r>
               <w:t xml:space="preserve">$4.11B</w:t>
@@ -15418,7 +15418,7 @@
           <w:p>
             <w:pPr>
               <w:pStyle w:val="TableText"/>
-              <w:jc w:val="left"/>
+              <w:jc w:val="right"/>
             </w:pPr>
             <w:r>
               <w:t xml:space="preserve">+9.8%</w:t>
@@ -15439,7 +15439,7 @@
           <w:p>
             <w:pPr>
               <w:pStyle w:val="TableText"/>
-              <w:jc w:val="left"/>
+              <w:jc w:val="right"/>
             </w:pPr>
             <w:r>
               <w:t xml:space="preserve">4,843</w:t>
@@ -15460,7 +15460,7 @@
           <w:p>
             <w:pPr>
               <w:pStyle w:val="TableText"/>
-              <w:jc w:val="left"/>
+              <w:jc w:val="right"/>
             </w:pPr>
             <w:r>
               <w:t xml:space="preserve">97%</w:t>
@@ -15481,7 +15481,7 @@
           <w:p>
             <w:pPr>
               <w:pStyle w:val="TableText"/>
-              <w:jc w:val="left"/>
+              <w:jc w:val="right"/>
             </w:pPr>
             <w:r>
               <w:t xml:space="preserve">n/a</w:t>
@@ -15508,7 +15508,7 @@
           <w:p>
             <w:pPr>
               <w:pStyle w:val="TableText"/>
-              <w:jc w:val="left"/>
+              <w:jc w:val="right"/>
             </w:pPr>
             <w:r>
               <w:t xml:space="preserve">2025Q2</w:t>
@@ -15530,7 +15530,7 @@
           <w:p>
             <w:pPr>
               <w:pStyle w:val="TableText"/>
-              <w:jc w:val="left"/>
+              <w:jc w:val="right"/>
             </w:pPr>
             <w:r>
               <w:t xml:space="preserve">$4.35B</w:t>
@@ -15552,7 +15552,7 @@
           <w:p>
             <w:pPr>
               <w:pStyle w:val="TableText"/>
-              <w:jc w:val="left"/>
+              <w:jc w:val="right"/>
             </w:pPr>
             <w:r>
               <w:t xml:space="preserve">+18.0%</w:t>
@@ -15574,7 +15574,7 @@
           <w:p>
             <w:pPr>
               <w:pStyle w:val="TableText"/>
-              <w:jc w:val="left"/>
+              <w:jc w:val="right"/>
             </w:pPr>
             <w:r>
               <w:t xml:space="preserve">6,756</w:t>
@@ -15596,7 +15596,7 @@
           <w:p>
             <w:pPr>
               <w:pStyle w:val="TableText"/>
-              <w:jc w:val="left"/>
+              <w:jc w:val="right"/>
             </w:pPr>
             <w:r>
               <w:t xml:space="preserve">125%</w:t>
@@ -15618,7 +15618,7 @@
           <w:p>
             <w:pPr>
               <w:pStyle w:val="TableText"/>
-              <w:jc w:val="left"/>
+              <w:jc w:val="right"/>
             </w:pPr>
             <w:r>
               <w:t xml:space="preserve">1.6x</w:t>
@@ -15644,7 +15644,7 @@
           <w:p>
             <w:pPr>
               <w:pStyle w:val="TableText"/>
-              <w:jc w:val="left"/>
+              <w:jc w:val="right"/>
             </w:pPr>
             <w:r>
               <w:t xml:space="preserve">2025Q3</w:t>
@@ -15665,7 +15665,7 @@
           <w:p>
             <w:pPr>
               <w:pStyle w:val="TableText"/>
-              <w:jc w:val="left"/>
+              <w:jc w:val="right"/>
             </w:pPr>
             <w:r>
               <w:t xml:space="preserve">$4.56B</w:t>
@@ -15686,7 +15686,7 @@
           <w:p>
             <w:pPr>
               <w:pStyle w:val="TableText"/>
-              <w:jc w:val="left"/>
+              <w:jc w:val="right"/>
             </w:pPr>
             <w:r>
               <w:t xml:space="preserve">+21.7%</w:t>
@@ -15707,7 +15707,7 @@
           <w:p>
             <w:pPr>
               <w:pStyle w:val="TableText"/>
-              <w:jc w:val="left"/>
+              <w:jc w:val="right"/>
             </w:pPr>
             <w:r>
               <w:t xml:space="preserve">1,907</w:t>
@@ -15728,7 +15728,7 @@
           <w:p>
             <w:pPr>
               <w:pStyle w:val="TableText"/>
-              <w:jc w:val="left"/>
+              <w:jc w:val="right"/>
             </w:pPr>
             <w:r>
               <w:t xml:space="preserve">111%</w:t>
@@ -15749,7 +15749,7 @@
           <w:p>
             <w:pPr>
               <w:pStyle w:val="TableText"/>
-              <w:jc w:val="left"/>
+              <w:jc w:val="right"/>
             </w:pPr>
             <w:r>
               <w:t xml:space="preserve">1.1x</w:t>
@@ -15776,7 +15776,7 @@
           <w:p>
             <w:pPr>
               <w:pStyle w:val="TableText"/>
-              <w:jc w:val="left"/>
+              <w:jc w:val="right"/>
             </w:pPr>
             <w:r>
               <w:t xml:space="preserve">2025Q4</w:t>
@@ -15798,7 +15798,7 @@
           <w:p>
             <w:pPr>
               <w:pStyle w:val="TableText"/>
-              <w:jc w:val="left"/>
+              <w:jc w:val="right"/>
             </w:pPr>
             <w:r>
               <w:t xml:space="preserve">$1.34B</w:t>
@@ -15820,7 +15820,7 @@
           <w:p>
             <w:pPr>
               <w:pStyle w:val="TableText"/>
-              <w:jc w:val="left"/>
+              <w:jc w:val="right"/>
             </w:pPr>
             <w:r>
               <w:t xml:space="preserve">+11.6%</w:t>
@@ -15842,7 +15842,7 @@
           <w:p>
             <w:pPr>
               <w:pStyle w:val="TableText"/>
-              <w:jc w:val="left"/>
+              <w:jc w:val="right"/>
             </w:pPr>
             <w:r>
               <w:t xml:space="preserve">2,025</w:t>
@@ -15864,7 +15864,7 @@
           <w:p>
             <w:pPr>
               <w:pStyle w:val="TableText"/>
-              <w:jc w:val="left"/>
+              <w:jc w:val="right"/>
             </w:pPr>
             <w:r>
               <w:t xml:space="preserve">100%</w:t>
@@ -15886,7 +15886,7 @@
           <w:p>
             <w:pPr>
               <w:pStyle w:val="TableText"/>
-              <w:jc w:val="left"/>
+              <w:jc w:val="right"/>
             </w:pPr>
             <w:r>
               <w:t xml:space="preserve">3.0x</w:t>
@@ -17189,7 +17189,7 @@
         <w:bottom w:color="F2F2F2" w:space="3" w:sz="4" w:val="single"/>
       </w:pBdr>
       <w:shd w:color="auto" w:fill="F2F2F2" w:val="clear"/>
-      <w:spacing w:after="0" w:before="0" w:line="320" w:lineRule="exact"/>
+      <w:spacing w:after="80" w:before="0" w:line="320" w:lineRule="exact"/>
       <w:ind w:firstLine="0" w:left="300" w:right="120"/>
     </w:pPr>
     <w:rPr>
@@ -17202,6 +17202,7 @@
     <w:next w:val="SourceCode"/>
     <w:qFormat/>
     <w:pPr>
+      <w:keepLines/>
       <w:pBdr>
         <w:top w:color="D0D7E2" w:space="3" w:sz="4" w:val="single"/>
         <w:left w:color="D0D7E2" w:space="4" w:sz="4" w:val="single"/>

--- a/reports/security-stocks-2026-10/build/sample/sample.docx
+++ b/reports/security-stocks-2026-10/build/sample/sample.docx
@@ -134,7 +134,7 @@
           <w:fldChar w:fldCharType="separate"/>
         </w:r>
         <w:r>
-          <w:t xml:space="preserve">3</w:t>
+          <w:t xml:space="preserve"/>
         </w:r>
         <w:r>
           <w:fldChar w:fldCharType="end"/>
@@ -162,7 +162,7 @@
           <w:fldChar w:fldCharType="separate"/>
         </w:r>
         <w:r>
-          <w:t xml:space="preserve">3</w:t>
+          <w:t xml:space="preserve"/>
         </w:r>
         <w:r>
           <w:fldChar w:fldCharType="end"/>
@@ -190,7 +190,7 @@
           <w:fldChar w:fldCharType="separate"/>
         </w:r>
         <w:r>
-          <w:t xml:space="preserve">3</w:t>
+          <w:t xml:space="preserve"/>
         </w:r>
         <w:r>
           <w:fldChar w:fldCharType="end"/>
@@ -218,7 +218,7 @@
           <w:fldChar w:fldCharType="separate"/>
         </w:r>
         <w:r>
-          <w:t xml:space="preserve">3</w:t>
+          <w:t xml:space="preserve"/>
         </w:r>
         <w:r>
           <w:fldChar w:fldCharType="end"/>
@@ -246,7 +246,7 @@
           <w:fldChar w:fldCharType="separate"/>
         </w:r>
         <w:r>
-          <w:t xml:space="preserve">4</w:t>
+          <w:t xml:space="preserve"/>
         </w:r>
         <w:r>
           <w:fldChar w:fldCharType="end"/>
@@ -274,7 +274,7 @@
           <w:fldChar w:fldCharType="separate"/>
         </w:r>
         <w:r>
-          <w:t xml:space="preserve">4</w:t>
+          <w:t xml:space="preserve"/>
         </w:r>
         <w:r>
           <w:fldChar w:fldCharType="end"/>
@@ -302,7 +302,7 @@
           <w:fldChar w:fldCharType="separate"/>
         </w:r>
         <w:r>
-          <w:t xml:space="preserve">6</w:t>
+          <w:t xml:space="preserve"/>
         </w:r>
         <w:r>
           <w:fldChar w:fldCharType="end"/>
@@ -330,7 +330,7 @@
           <w:fldChar w:fldCharType="separate"/>
         </w:r>
         <w:r>
-          <w:t xml:space="preserve">6</w:t>
+          <w:t xml:space="preserve"/>
         </w:r>
         <w:r>
           <w:fldChar w:fldCharType="end"/>
@@ -358,7 +358,7 @@
           <w:fldChar w:fldCharType="separate"/>
         </w:r>
         <w:r>
-          <w:t xml:space="preserve">6</w:t>
+          <w:t xml:space="preserve"/>
         </w:r>
         <w:r>
           <w:fldChar w:fldCharType="end"/>
@@ -386,7 +386,7 @@
           <w:fldChar w:fldCharType="separate"/>
         </w:r>
         <w:r>
-          <w:t xml:space="preserve">6</w:t>
+          <w:t xml:space="preserve"/>
         </w:r>
         <w:r>
           <w:fldChar w:fldCharType="end"/>
@@ -414,7 +414,7 @@
           <w:fldChar w:fldCharType="separate"/>
         </w:r>
         <w:r>
-          <w:t xml:space="preserve">7</w:t>
+          <w:t xml:space="preserve"/>
         </w:r>
         <w:r>
           <w:fldChar w:fldCharType="end"/>
@@ -442,7 +442,7 @@
           <w:fldChar w:fldCharType="separate"/>
         </w:r>
         <w:r>
-          <w:t xml:space="preserve">7</w:t>
+          <w:t xml:space="preserve"/>
         </w:r>
         <w:r>
           <w:fldChar w:fldCharType="end"/>
@@ -470,7 +470,7 @@
           <w:fldChar w:fldCharType="separate"/>
         </w:r>
         <w:r>
-          <w:t xml:space="preserve">9</w:t>
+          <w:t xml:space="preserve"/>
         </w:r>
         <w:r>
           <w:fldChar w:fldCharType="end"/>
@@ -498,7 +498,7 @@
           <w:fldChar w:fldCharType="separate"/>
         </w:r>
         <w:r>
-          <w:t xml:space="preserve">9</w:t>
+          <w:t xml:space="preserve"/>
         </w:r>
         <w:r>
           <w:fldChar w:fldCharType="end"/>
@@ -542,8 +542,8 @@
       </w:r>
       <w:r>
         <w:rPr>
+          <w:b/>
           <w:bCs/>
-          <w:b/>
         </w:rPr>
         <w:t xml:space="preserve">組版パイプラインの動作確認用</w:t>
       </w:r>
@@ -594,16 +594,16 @@
     </w:p>
     <w:p>
       <w:pPr>
+        <w:pStyle w:val="Compact"/>
         <w:numPr>
           <w:ilvl w:val="0"/>
           <w:numId w:val="1001"/>
         </w:numPr>
-        <w:pStyle w:val="Compact"/>
       </w:pPr>
       <w:r>
         <w:rPr>
+          <w:b/>
           <w:bCs/>
-          <w:b/>
         </w:rPr>
         <w:t xml:space="preserve">増収の源泉</w:t>
       </w:r>
@@ -613,16 +613,16 @@
     </w:p>
     <w:p>
       <w:pPr>
+        <w:pStyle w:val="Compact"/>
         <w:numPr>
           <w:ilvl w:val="0"/>
           <w:numId w:val="1001"/>
         </w:numPr>
-        <w:pStyle w:val="Compact"/>
       </w:pPr>
       <w:r>
         <w:rPr>
+          <w:i/>
           <w:iCs/>
-          <w:i/>
         </w:rPr>
         <w:t xml:space="preserve">利益率の改善</w:t>
       </w:r>
@@ -632,11 +632,11 @@
     </w:p>
     <w:p>
       <w:pPr>
+        <w:pStyle w:val="Compact"/>
         <w:numPr>
           <w:ilvl w:val="0"/>
           <w:numId w:val="1001"/>
         </w:numPr>
-        <w:pStyle w:val="Compact"/>
       </w:pPr>
       <w:r>
         <w:t xml:space="preserve">資本配分は自社株買いが中心で、配当は行っていない</w:t>
@@ -654,11 +654,11 @@
     </w:p>
     <w:p>
       <w:pPr>
+        <w:pStyle w:val="Compact"/>
         <w:numPr>
           <w:ilvl w:val="0"/>
           <w:numId w:val="1002"/>
         </w:numPr>
-        <w:pStyle w:val="Compact"/>
       </w:pPr>
       <w:r>
         <w:t xml:space="preserve">成長の持続性</w:t>
@@ -666,11 +666,11 @@
     </w:p>
     <w:p>
       <w:pPr>
+        <w:pStyle w:val="Compact"/>
         <w:numPr>
           <w:ilvl w:val="1"/>
           <w:numId w:val="1003"/>
         </w:numPr>
-        <w:pStyle w:val="Compact"/>
       </w:pPr>
       <w:r>
         <w:t xml:space="preserve">既存顧客の純増減率(NRR)が110%を維持できるか</w:t>
@@ -678,11 +678,11 @@
     </w:p>
     <w:p>
       <w:pPr>
+        <w:pStyle w:val="Compact"/>
         <w:numPr>
           <w:ilvl w:val="1"/>
           <w:numId w:val="1003"/>
         </w:numPr>
-        <w:pStyle w:val="Compact"/>
       </w:pPr>
       <w:r>
         <w:t xml:space="preserve">新製品の寄与が逓減していないか</w:t>
@@ -690,11 +690,11 @@
     </w:p>
     <w:p>
       <w:pPr>
+        <w:pStyle w:val="Compact"/>
         <w:numPr>
           <w:ilvl w:val="2"/>
           <w:numId w:val="1004"/>
         </w:numPr>
-        <w:pStyle w:val="Compact"/>
       </w:pPr>
       <w:r>
         <w:t xml:space="preserve">第1世代製品: 成熟期に入り、成長率は一桁</w:t>
@@ -702,11 +702,11 @@
     </w:p>
     <w:p>
       <w:pPr>
+        <w:pStyle w:val="Compact"/>
         <w:numPr>
           <w:ilvl w:val="2"/>
           <w:numId w:val="1004"/>
         </w:numPr>
-        <w:pStyle w:val="Compact"/>
       </w:pPr>
       <w:r>
         <w:t xml:space="preserve">第2世代製品: 売上の35%を占め、前年比+28%</w:t>
@@ -714,11 +714,11 @@
     </w:p>
     <w:p>
       <w:pPr>
+        <w:pStyle w:val="Compact"/>
         <w:numPr>
           <w:ilvl w:val="0"/>
           <w:numId w:val="1002"/>
         </w:numPr>
-        <w:pStyle w:val="Compact"/>
       </w:pPr>
       <w:r>
         <w:t xml:space="preserve">収益性の天井</w:t>
@@ -726,11 +726,11 @@
     </w:p>
     <w:p>
       <w:pPr>
+        <w:pStyle w:val="Compact"/>
         <w:numPr>
           <w:ilvl w:val="1"/>
           <w:numId w:val="1005"/>
         </w:numPr>
-        <w:pStyle w:val="Compact"/>
       </w:pPr>
       <w:r>
         <w:t xml:space="preserve">粗利率は78%が実質的な上限と見られる</w:t>
@@ -738,11 +738,11 @@
     </w:p>
     <w:p>
       <w:pPr>
+        <w:pStyle w:val="Compact"/>
         <w:numPr>
           <w:ilvl w:val="0"/>
           <w:numId w:val="1002"/>
         </w:numPr>
-        <w:pStyle w:val="Compact"/>
       </w:pPr>
       <w:r>
         <w:t xml:space="preserve">資本配分と株主還元</w:t>
@@ -851,7 +851,7 @@
             <w:pPr>
               <w:pStyle w:val="TableTextSmall"/>
               <w:keepNext/>
-              <w:jc w:val="right"/>
+              <w:jc w:val="left"/>
             </w:pPr>
             <w:r>
               <w:rPr>
@@ -1191,7 +1191,7 @@
             <w:pPr>
               <w:pStyle w:val="TableTextSmall"/>
               <w:keepNext/>
-              <w:jc w:val="right"/>
+              <w:jc w:val="left"/>
             </w:pPr>
             <w:r>
               <w:t xml:space="preserve">FY2007</w:t>
@@ -1460,7 +1460,7 @@
           <w:p>
             <w:pPr>
               <w:pStyle w:val="TableTextSmall"/>
-              <w:jc w:val="right"/>
+              <w:jc w:val="left"/>
             </w:pPr>
             <w:r>
               <w:t xml:space="preserve">FY2008</w:t>
@@ -1725,7 +1725,7 @@
           <w:p>
             <w:pPr>
               <w:pStyle w:val="TableTextSmall"/>
-              <w:jc w:val="right"/>
+              <w:jc w:val="left"/>
             </w:pPr>
             <w:r>
               <w:t xml:space="preserve">FY2009</w:t>
@@ -1980,7 +1980,7 @@
           <w:p>
             <w:pPr>
               <w:pStyle w:val="TableTextSmall"/>
-              <w:jc w:val="right"/>
+              <w:jc w:val="left"/>
             </w:pPr>
             <w:r>
               <w:t xml:space="preserve">FY2010</w:t>
@@ -2245,7 +2245,7 @@
           <w:p>
             <w:pPr>
               <w:pStyle w:val="TableTextSmall"/>
-              <w:jc w:val="right"/>
+              <w:jc w:val="left"/>
             </w:pPr>
             <w:r>
               <w:t xml:space="preserve">FY2011</w:t>
@@ -2503,7 +2503,7 @@
           <w:p>
             <w:pPr>
               <w:pStyle w:val="TableTextSmall"/>
-              <w:jc w:val="right"/>
+              <w:jc w:val="left"/>
             </w:pPr>
             <w:r>
               <w:t xml:space="preserve">FY2012</w:t>
@@ -2768,7 +2768,7 @@
           <w:p>
             <w:pPr>
               <w:pStyle w:val="TableTextSmall"/>
-              <w:jc w:val="right"/>
+              <w:jc w:val="left"/>
             </w:pPr>
             <w:r>
               <w:t xml:space="preserve">FY2013</w:t>
@@ -3023,7 +3023,7 @@
           <w:p>
             <w:pPr>
               <w:pStyle w:val="TableTextSmall"/>
-              <w:jc w:val="right"/>
+              <w:jc w:val="left"/>
             </w:pPr>
             <w:r>
               <w:t xml:space="preserve">FY2014</w:t>
@@ -3288,7 +3288,7 @@
           <w:p>
             <w:pPr>
               <w:pStyle w:val="TableTextSmall"/>
-              <w:jc w:val="right"/>
+              <w:jc w:val="left"/>
             </w:pPr>
             <w:r>
               <w:t xml:space="preserve">FY2015</w:t>
@@ -3546,7 +3546,7 @@
           <w:p>
             <w:pPr>
               <w:pStyle w:val="TableTextSmall"/>
-              <w:jc w:val="right"/>
+              <w:jc w:val="left"/>
             </w:pPr>
             <w:r>
               <w:t xml:space="preserve">FY2016</w:t>
@@ -3811,7 +3811,7 @@
           <w:p>
             <w:pPr>
               <w:pStyle w:val="TableTextSmall"/>
-              <w:jc w:val="right"/>
+              <w:jc w:val="left"/>
             </w:pPr>
             <w:r>
               <w:t xml:space="preserve">FY2017</w:t>
@@ -4066,7 +4066,7 @@
           <w:p>
             <w:pPr>
               <w:pStyle w:val="TableTextSmall"/>
-              <w:jc w:val="right"/>
+              <w:jc w:val="left"/>
             </w:pPr>
             <w:r>
               <w:t xml:space="preserve">FY2018</w:t>
@@ -4334,7 +4334,7 @@
           <w:p>
             <w:pPr>
               <w:pStyle w:val="TableTextSmall"/>
-              <w:jc w:val="right"/>
+              <w:jc w:val="left"/>
             </w:pPr>
             <w:r>
               <w:t xml:space="preserve">FY2019</w:t>
@@ -4589,7 +4589,7 @@
           <w:p>
             <w:pPr>
               <w:pStyle w:val="TableTextSmall"/>
-              <w:jc w:val="right"/>
+              <w:jc w:val="left"/>
             </w:pPr>
             <w:r>
               <w:t xml:space="preserve">FY2020</w:t>
@@ -4854,7 +4854,7 @@
           <w:p>
             <w:pPr>
               <w:pStyle w:val="TableTextSmall"/>
-              <w:jc w:val="right"/>
+              <w:jc w:val="left"/>
             </w:pPr>
             <w:r>
               <w:t xml:space="preserve">FY2021</w:t>
@@ -5109,7 +5109,7 @@
           <w:p>
             <w:pPr>
               <w:pStyle w:val="TableTextSmall"/>
-              <w:jc w:val="right"/>
+              <w:jc w:val="left"/>
             </w:pPr>
             <w:r>
               <w:t xml:space="preserve">FY2022</w:t>
@@ -5377,7 +5377,7 @@
           <w:p>
             <w:pPr>
               <w:pStyle w:val="TableTextSmall"/>
-              <w:jc w:val="right"/>
+              <w:jc w:val="left"/>
             </w:pPr>
             <w:r>
               <w:t xml:space="preserve">FY2023</w:t>
@@ -5632,7 +5632,7 @@
           <w:p>
             <w:pPr>
               <w:pStyle w:val="TableTextSmall"/>
-              <w:jc w:val="right"/>
+              <w:jc w:val="left"/>
             </w:pPr>
             <w:r>
               <w:t xml:space="preserve">FY2024</w:t>
@@ -5897,7 +5897,7 @@
           <w:p>
             <w:pPr>
               <w:pStyle w:val="TableTextSmall"/>
-              <w:jc w:val="right"/>
+              <w:jc w:val="left"/>
             </w:pPr>
             <w:r>
               <w:t xml:space="preserve">FY2025</w:t>
@@ -6152,7 +6152,7 @@
           <w:p>
             <w:pPr>
               <w:pStyle w:val="TableTextSmall"/>
-              <w:jc w:val="right"/>
+              <w:jc w:val="left"/>
             </w:pPr>
             <w:r>
               <w:t xml:space="preserve">FY2026</w:t>
@@ -6506,8 +6506,8 @@
       </w:pPr>
       <w:r>
         <w:rPr>
+          <w:b/>
           <w:bCs/>
-          <w:b/>
         </w:rPr>
         <w:t xml:space="preserve">注意</w:t>
       </w:r>
@@ -6526,6 +6526,7 @@
     <w:p>
       <w:pPr>
         <w:pStyle w:val="FirstParagraph"/>
+        <w:keepNext/>
       </w:pPr>
       <w:r>
         <w:t xml:space="preserve">妥当株価の算定式(コードブロック):</w:t>
@@ -6722,11 +6723,11 @@
     </w:p>
     <w:p>
       <w:pPr>
+        <w:pStyle w:val="Compact"/>
         <w:numPr>
           <w:ilvl w:val="0"/>
           <w:numId w:val="1006"/>
         </w:numPr>
-        <w:pStyle w:val="Compact"/>
       </w:pPr>
       <w:r>
         <w:t xml:space="preserve">営業人員の採用・育成速度(新人の戦力化に平均3四半期)</w:t>
@@ -6734,11 +6735,11 @@
     </w:p>
     <w:p>
       <w:pPr>
+        <w:pStyle w:val="Compact"/>
         <w:numPr>
           <w:ilvl w:val="0"/>
           <w:numId w:val="1006"/>
         </w:numPr>
-        <w:pStyle w:val="Compact"/>
       </w:pPr>
       <w:r>
         <w:t xml:space="preserve">大型顧客での導入サイクルの長さ(6~18か月)</w:t>
@@ -6746,11 +6747,11 @@
     </w:p>
     <w:p>
       <w:pPr>
+        <w:pStyle w:val="Compact"/>
         <w:numPr>
           <w:ilvl w:val="0"/>
           <w:numId w:val="1006"/>
         </w:numPr>
-        <w:pStyle w:val="Compact"/>
       </w:pPr>
       <w:r>
         <w:t xml:space="preserve">競合の無償バンドル攻勢</w:t>
@@ -8995,6 +8996,7 @@
     <w:p>
       <w:pPr>
         <w:pStyle w:val="BodyText"/>
+        <w:keepNext/>
       </w:pPr>
       <w:r>
         <w:t xml:space="preserve">下の表は</w:t>
@@ -9004,8 +9006,8 @@
       </w:r>
       <w:r>
         <w:rPr>
+          <w:b/>
           <w:bCs/>
-          <w:b/>
         </w:rPr>
         <w:t xml:space="preserve">セル内改行</w:t>
       </w:r>
@@ -9303,7 +9305,7 @@
             <w:pPr>
               <w:pStyle w:val="TableText"/>
               <w:keepNext/>
-              <w:jc w:val="right"/>
+              <w:jc w:val="left"/>
             </w:pPr>
             <w:r>
               <w:rPr>
@@ -9475,7 +9477,7 @@
             <w:pPr>
               <w:pStyle w:val="TableText"/>
               <w:keepNext/>
-              <w:jc w:val="right"/>
+              <w:jc w:val="left"/>
             </w:pPr>
             <w:r>
               <w:t xml:space="preserve">2014Q1</w:t>
@@ -9612,7 +9614,7 @@
           <w:p>
             <w:pPr>
               <w:pStyle w:val="TableText"/>
-              <w:jc w:val="right"/>
+              <w:jc w:val="left"/>
             </w:pPr>
             <w:r>
               <w:t xml:space="preserve">2014Q2</w:t>
@@ -9748,7 +9750,7 @@
           <w:p>
             <w:pPr>
               <w:pStyle w:val="TableText"/>
-              <w:jc w:val="right"/>
+              <w:jc w:val="left"/>
             </w:pPr>
             <w:r>
               <w:t xml:space="preserve">2014Q3</w:t>
@@ -9880,7 +9882,7 @@
           <w:p>
             <w:pPr>
               <w:pStyle w:val="TableText"/>
-              <w:jc w:val="right"/>
+              <w:jc w:val="left"/>
             </w:pPr>
             <w:r>
               <w:t xml:space="preserve">2014Q4</w:t>
@@ -10016,7 +10018,7 @@
           <w:p>
             <w:pPr>
               <w:pStyle w:val="TableText"/>
-              <w:jc w:val="right"/>
+              <w:jc w:val="left"/>
             </w:pPr>
             <w:r>
               <w:t xml:space="preserve">2015Q1</w:t>
@@ -10148,7 +10150,7 @@
           <w:p>
             <w:pPr>
               <w:pStyle w:val="TableText"/>
-              <w:jc w:val="right"/>
+              <w:jc w:val="left"/>
             </w:pPr>
             <w:r>
               <w:t xml:space="preserve">2015Q2</w:t>
@@ -10284,7 +10286,7 @@
           <w:p>
             <w:pPr>
               <w:pStyle w:val="TableText"/>
-              <w:jc w:val="right"/>
+              <w:jc w:val="left"/>
             </w:pPr>
             <w:r>
               <w:t xml:space="preserve">2015Q3</w:t>
@@ -10416,7 +10418,7 @@
           <w:p>
             <w:pPr>
               <w:pStyle w:val="TableText"/>
-              <w:jc w:val="right"/>
+              <w:jc w:val="left"/>
             </w:pPr>
             <w:r>
               <w:t xml:space="preserve">2015Q4</w:t>
@@ -10552,7 +10554,7 @@
           <w:p>
             <w:pPr>
               <w:pStyle w:val="TableText"/>
-              <w:jc w:val="right"/>
+              <w:jc w:val="left"/>
             </w:pPr>
             <w:r>
               <w:t xml:space="preserve">2016Q1</w:t>
@@ -10684,7 +10686,7 @@
           <w:p>
             <w:pPr>
               <w:pStyle w:val="TableText"/>
-              <w:jc w:val="right"/>
+              <w:jc w:val="left"/>
             </w:pPr>
             <w:r>
               <w:t xml:space="preserve">2016Q2</w:t>
@@ -10820,7 +10822,7 @@
           <w:p>
             <w:pPr>
               <w:pStyle w:val="TableText"/>
-              <w:jc w:val="right"/>
+              <w:jc w:val="left"/>
             </w:pPr>
             <w:r>
               <w:t xml:space="preserve">2016Q3</w:t>
@@ -10952,7 +10954,7 @@
           <w:p>
             <w:pPr>
               <w:pStyle w:val="TableText"/>
-              <w:jc w:val="right"/>
+              <w:jc w:val="left"/>
             </w:pPr>
             <w:r>
               <w:t xml:space="preserve">2016Q4</w:t>
@@ -11088,7 +11090,7 @@
           <w:p>
             <w:pPr>
               <w:pStyle w:val="TableText"/>
-              <w:jc w:val="right"/>
+              <w:jc w:val="left"/>
             </w:pPr>
             <w:r>
               <w:t xml:space="preserve">2017Q1</w:t>
@@ -11220,7 +11222,7 @@
           <w:p>
             <w:pPr>
               <w:pStyle w:val="TableText"/>
-              <w:jc w:val="right"/>
+              <w:jc w:val="left"/>
             </w:pPr>
             <w:r>
               <w:t xml:space="preserve">2017Q2</w:t>
@@ -11356,7 +11358,7 @@
           <w:p>
             <w:pPr>
               <w:pStyle w:val="TableText"/>
-              <w:jc w:val="right"/>
+              <w:jc w:val="left"/>
             </w:pPr>
             <w:r>
               <w:t xml:space="preserve">2017Q3</w:t>
@@ -11488,7 +11490,7 @@
           <w:p>
             <w:pPr>
               <w:pStyle w:val="TableText"/>
-              <w:jc w:val="right"/>
+              <w:jc w:val="left"/>
             </w:pPr>
             <w:r>
               <w:t xml:space="preserve">2017Q4</w:t>
@@ -11624,7 +11626,7 @@
           <w:p>
             <w:pPr>
               <w:pStyle w:val="TableText"/>
-              <w:jc w:val="right"/>
+              <w:jc w:val="left"/>
             </w:pPr>
             <w:r>
               <w:t xml:space="preserve">2018Q1</w:t>
@@ -11756,7 +11758,7 @@
           <w:p>
             <w:pPr>
               <w:pStyle w:val="TableText"/>
-              <w:jc w:val="right"/>
+              <w:jc w:val="left"/>
             </w:pPr>
             <w:r>
               <w:t xml:space="preserve">2018Q2</w:t>
@@ -11892,7 +11894,7 @@
           <w:p>
             <w:pPr>
               <w:pStyle w:val="TableText"/>
-              <w:jc w:val="right"/>
+              <w:jc w:val="left"/>
             </w:pPr>
             <w:r>
               <w:t xml:space="preserve">2018Q3</w:t>
@@ -12024,7 +12026,7 @@
           <w:p>
             <w:pPr>
               <w:pStyle w:val="TableText"/>
-              <w:jc w:val="right"/>
+              <w:jc w:val="left"/>
             </w:pPr>
             <w:r>
               <w:t xml:space="preserve">2018Q4</w:t>
@@ -12160,7 +12162,7 @@
           <w:p>
             <w:pPr>
               <w:pStyle w:val="TableText"/>
-              <w:jc w:val="right"/>
+              <w:jc w:val="left"/>
             </w:pPr>
             <w:r>
               <w:t xml:space="preserve">2019Q1</w:t>
@@ -12292,7 +12294,7 @@
           <w:p>
             <w:pPr>
               <w:pStyle w:val="TableText"/>
-              <w:jc w:val="right"/>
+              <w:jc w:val="left"/>
             </w:pPr>
             <w:r>
               <w:t xml:space="preserve">2019Q2</w:t>
@@ -12428,7 +12430,7 @@
           <w:p>
             <w:pPr>
               <w:pStyle w:val="TableText"/>
-              <w:jc w:val="right"/>
+              <w:jc w:val="left"/>
             </w:pPr>
             <w:r>
               <w:t xml:space="preserve">2019Q3</w:t>
@@ -12560,7 +12562,7 @@
           <w:p>
             <w:pPr>
               <w:pStyle w:val="TableText"/>
-              <w:jc w:val="right"/>
+              <w:jc w:val="left"/>
             </w:pPr>
             <w:r>
               <w:t xml:space="preserve">2019Q4</w:t>
@@ -12696,7 +12698,7 @@
           <w:p>
             <w:pPr>
               <w:pStyle w:val="TableText"/>
-              <w:jc w:val="right"/>
+              <w:jc w:val="left"/>
             </w:pPr>
             <w:r>
               <w:t xml:space="preserve">2020Q1</w:t>
@@ -12828,7 +12830,7 @@
           <w:p>
             <w:pPr>
               <w:pStyle w:val="TableText"/>
-              <w:jc w:val="right"/>
+              <w:jc w:val="left"/>
             </w:pPr>
             <w:r>
               <w:t xml:space="preserve">2020Q2</w:t>
@@ -12964,7 +12966,7 @@
           <w:p>
             <w:pPr>
               <w:pStyle w:val="TableText"/>
-              <w:jc w:val="right"/>
+              <w:jc w:val="left"/>
             </w:pPr>
             <w:r>
               <w:t xml:space="preserve">2020Q3</w:t>
@@ -13096,7 +13098,7 @@
           <w:p>
             <w:pPr>
               <w:pStyle w:val="TableText"/>
-              <w:jc w:val="right"/>
+              <w:jc w:val="left"/>
             </w:pPr>
             <w:r>
               <w:t xml:space="preserve">2020Q4</w:t>
@@ -13232,7 +13234,7 @@
           <w:p>
             <w:pPr>
               <w:pStyle w:val="TableText"/>
-              <w:jc w:val="right"/>
+              <w:jc w:val="left"/>
             </w:pPr>
             <w:r>
               <w:t xml:space="preserve">2021Q1</w:t>
@@ -13364,7 +13366,7 @@
           <w:p>
             <w:pPr>
               <w:pStyle w:val="TableText"/>
-              <w:jc w:val="right"/>
+              <w:jc w:val="left"/>
             </w:pPr>
             <w:r>
               <w:t xml:space="preserve">2021Q2</w:t>
@@ -13500,7 +13502,7 @@
           <w:p>
             <w:pPr>
               <w:pStyle w:val="TableText"/>
-              <w:jc w:val="right"/>
+              <w:jc w:val="left"/>
             </w:pPr>
             <w:r>
               <w:t xml:space="preserve">2021Q3</w:t>
@@ -13632,7 +13634,7 @@
           <w:p>
             <w:pPr>
               <w:pStyle w:val="TableText"/>
-              <w:jc w:val="right"/>
+              <w:jc w:val="left"/>
             </w:pPr>
             <w:r>
               <w:t xml:space="preserve">2021Q4</w:t>
@@ -13768,7 +13770,7 @@
           <w:p>
             <w:pPr>
               <w:pStyle w:val="TableText"/>
-              <w:jc w:val="right"/>
+              <w:jc w:val="left"/>
             </w:pPr>
             <w:r>
               <w:t xml:space="preserve">2022Q1</w:t>
@@ -13900,7 +13902,7 @@
           <w:p>
             <w:pPr>
               <w:pStyle w:val="TableText"/>
-              <w:jc w:val="right"/>
+              <w:jc w:val="left"/>
             </w:pPr>
             <w:r>
               <w:t xml:space="preserve">2022Q2</w:t>
@@ -14036,7 +14038,7 @@
           <w:p>
             <w:pPr>
               <w:pStyle w:val="TableText"/>
-              <w:jc w:val="right"/>
+              <w:jc w:val="left"/>
             </w:pPr>
             <w:r>
               <w:t xml:space="preserve">2022Q3</w:t>
@@ -14168,7 +14170,7 @@
           <w:p>
             <w:pPr>
               <w:pStyle w:val="TableText"/>
-              <w:jc w:val="right"/>
+              <w:jc w:val="left"/>
             </w:pPr>
             <w:r>
               <w:t xml:space="preserve">2022Q4</w:t>
@@ -14304,7 +14306,7 @@
           <w:p>
             <w:pPr>
               <w:pStyle w:val="TableText"/>
-              <w:jc w:val="right"/>
+              <w:jc w:val="left"/>
             </w:pPr>
             <w:r>
               <w:t xml:space="preserve">2023Q1</w:t>
@@ -14436,7 +14438,7 @@
           <w:p>
             <w:pPr>
               <w:pStyle w:val="TableText"/>
-              <w:jc w:val="right"/>
+              <w:jc w:val="left"/>
             </w:pPr>
             <w:r>
               <w:t xml:space="preserve">2023Q2</w:t>
@@ -14572,7 +14574,7 @@
           <w:p>
             <w:pPr>
               <w:pStyle w:val="TableText"/>
-              <w:jc w:val="right"/>
+              <w:jc w:val="left"/>
             </w:pPr>
             <w:r>
               <w:t xml:space="preserve">2023Q3</w:t>
@@ -14704,7 +14706,7 @@
           <w:p>
             <w:pPr>
               <w:pStyle w:val="TableText"/>
-              <w:jc w:val="right"/>
+              <w:jc w:val="left"/>
             </w:pPr>
             <w:r>
               <w:t xml:space="preserve">2023Q4</w:t>
@@ -14840,7 +14842,7 @@
           <w:p>
             <w:pPr>
               <w:pStyle w:val="TableText"/>
-              <w:jc w:val="right"/>
+              <w:jc w:val="left"/>
             </w:pPr>
             <w:r>
               <w:t xml:space="preserve">2024Q1</w:t>
@@ -14972,7 +14974,7 @@
           <w:p>
             <w:pPr>
               <w:pStyle w:val="TableText"/>
-              <w:jc w:val="right"/>
+              <w:jc w:val="left"/>
             </w:pPr>
             <w:r>
               <w:t xml:space="preserve">2024Q2</w:t>
@@ -15108,7 +15110,7 @@
           <w:p>
             <w:pPr>
               <w:pStyle w:val="TableText"/>
-              <w:jc w:val="right"/>
+              <w:jc w:val="left"/>
             </w:pPr>
             <w:r>
               <w:t xml:space="preserve">2024Q3</w:t>
@@ -15240,7 +15242,7 @@
           <w:p>
             <w:pPr>
               <w:pStyle w:val="TableText"/>
-              <w:jc w:val="right"/>
+              <w:jc w:val="left"/>
             </w:pPr>
             <w:r>
               <w:t xml:space="preserve">2024Q4</w:t>
@@ -15376,7 +15378,7 @@
           <w:p>
             <w:pPr>
               <w:pStyle w:val="TableText"/>
-              <w:jc w:val="right"/>
+              <w:jc w:val="left"/>
             </w:pPr>
             <w:r>
               <w:t xml:space="preserve">2025Q1</w:t>
@@ -15508,7 +15510,7 @@
           <w:p>
             <w:pPr>
               <w:pStyle w:val="TableText"/>
-              <w:jc w:val="right"/>
+              <w:jc w:val="left"/>
             </w:pPr>
             <w:r>
               <w:t xml:space="preserve">2025Q2</w:t>
@@ -15644,7 +15646,7 @@
           <w:p>
             <w:pPr>
               <w:pStyle w:val="TableText"/>
-              <w:jc w:val="right"/>
+              <w:jc w:val="left"/>
             </w:pPr>
             <w:r>
               <w:t xml:space="preserve">2025Q3</w:t>
@@ -15776,7 +15778,7 @@
           <w:p>
             <w:pPr>
               <w:pStyle w:val="TableText"/>
-              <w:jc w:val="right"/>
+              <w:jc w:val="left"/>
             </w:pPr>
             <w:r>
               <w:t xml:space="preserve">2025Q4</w:t>
@@ -15956,8 +15958,8 @@
       </w:r>
       <w:r>
         <w:rPr>
+          <w:b/>
           <w:bCs/>
-          <w:b/>
         </w:rPr>
         <w:t xml:space="preserve">ファイル単位の改ページ</w:t>
       </w:r>
@@ -16270,11 +16272,11 @@
     </w:p>
     <w:p>
       <w:pPr>
+        <w:pStyle w:val="Compact"/>
         <w:numPr>
           <w:ilvl w:val="0"/>
           <w:numId w:val="1007"/>
         </w:numPr>
-        <w:pStyle w:val="Compact"/>
       </w:pPr>
       <w:r>
         <w:t xml:space="preserve">株価が$55以下</w:t>
@@ -16282,11 +16284,11 @@
     </w:p>
     <w:p>
       <w:pPr>
+        <w:pStyle w:val="Compact"/>
         <w:numPr>
           <w:ilvl w:val="1"/>
           <w:numId w:val="1008"/>
         </w:numPr>
-        <w:pStyle w:val="Compact"/>
       </w:pPr>
       <w:r>
         <w:t xml:space="preserve">その場合のPERは15倍未満</w:t>
@@ -16294,11 +16296,11 @@
     </w:p>
     <w:p>
       <w:pPr>
+        <w:pStyle w:val="Compact"/>
         <w:numPr>
           <w:ilvl w:val="0"/>
           <w:numId w:val="1007"/>
         </w:numPr>
-        <w:pStyle w:val="Compact"/>
       </w:pPr>
       <w:r>
         <w:t xml:space="preserve">決算でNRRが105%以上</w:t>
@@ -16421,7 +16423,7 @@
 <file path=word/numbering.xml><?xml version="1.0" encoding="utf-8"?>
 <w:numbering xmlns:w="http://schemas.openxmlformats.org/wordprocessingml/2006/main">
   <w:abstractNum w:abstractNumId="990">
-    <w:nsid w:val="A990"/>
+    <w:nsid w:val="0000A990"/>
     <w:multiLevelType w:val="multilevel"/>
     <w:lvl w:ilvl="0">
       <w:numFmt w:val="bullet"/>
@@ -16524,7 +16526,7 @@
     </w:lvl>
   </w:abstractNum>
   <w:abstractNum w:abstractNumId="991">
-    <w:nsid w:val="A991"/>
+    <w:nsid w:val="0000A991"/>
     <w:multiLevelType w:val="multilevel"/>
     <w:lvl w:ilvl="0">
       <w:numFmt w:val="bullet"/>
@@ -16627,7 +16629,7 @@
     </w:lvl>
   </w:abstractNum>
   <w:abstractNum w:abstractNumId="99411">
-    <w:nsid w:val="A99411"/>
+    <w:nsid w:val="00A99411"/>
     <w:multiLevelType w:val="multilevel"/>
     <w:lvl w:ilvl="0">
       <w:start w:val="1"/>

--- a/reports/security-stocks-2026-10/build/sample/sample.docx
+++ b/reports/security-stocks-2026-10/build/sample/sample.docx
@@ -134,7 +134,7 @@
           <w:fldChar w:fldCharType="separate"/>
         </w:r>
         <w:r>
-          <w:t xml:space="preserve"/>
+          <w:t xml:space="preserve">3</w:t>
         </w:r>
         <w:r>
           <w:fldChar w:fldCharType="end"/>
@@ -162,7 +162,7 @@
           <w:fldChar w:fldCharType="separate"/>
         </w:r>
         <w:r>
-          <w:t xml:space="preserve"/>
+          <w:t xml:space="preserve">3</w:t>
         </w:r>
         <w:r>
           <w:fldChar w:fldCharType="end"/>
@@ -190,7 +190,7 @@
           <w:fldChar w:fldCharType="separate"/>
         </w:r>
         <w:r>
-          <w:t xml:space="preserve"/>
+          <w:t xml:space="preserve">3</w:t>
         </w:r>
         <w:r>
           <w:fldChar w:fldCharType="end"/>
@@ -218,7 +218,7 @@
           <w:fldChar w:fldCharType="separate"/>
         </w:r>
         <w:r>
-          <w:t xml:space="preserve"/>
+          <w:t xml:space="preserve">3</w:t>
         </w:r>
         <w:r>
           <w:fldChar w:fldCharType="end"/>
@@ -246,7 +246,7 @@
           <w:fldChar w:fldCharType="separate"/>
         </w:r>
         <w:r>
-          <w:t xml:space="preserve"/>
+          <w:t xml:space="preserve">4</w:t>
         </w:r>
         <w:r>
           <w:fldChar w:fldCharType="end"/>
@@ -274,7 +274,7 @@
           <w:fldChar w:fldCharType="separate"/>
         </w:r>
         <w:r>
-          <w:t xml:space="preserve"/>
+          <w:t xml:space="preserve">4</w:t>
         </w:r>
         <w:r>
           <w:fldChar w:fldCharType="end"/>
@@ -302,7 +302,7 @@
           <w:fldChar w:fldCharType="separate"/>
         </w:r>
         <w:r>
-          <w:t xml:space="preserve"/>
+          <w:t xml:space="preserve">6</w:t>
         </w:r>
         <w:r>
           <w:fldChar w:fldCharType="end"/>
@@ -330,7 +330,7 @@
           <w:fldChar w:fldCharType="separate"/>
         </w:r>
         <w:r>
-          <w:t xml:space="preserve"/>
+          <w:t xml:space="preserve">6</w:t>
         </w:r>
         <w:r>
           <w:fldChar w:fldCharType="end"/>
@@ -358,7 +358,7 @@
           <w:fldChar w:fldCharType="separate"/>
         </w:r>
         <w:r>
-          <w:t xml:space="preserve"/>
+          <w:t xml:space="preserve">6</w:t>
         </w:r>
         <w:r>
           <w:fldChar w:fldCharType="end"/>
@@ -386,7 +386,7 @@
           <w:fldChar w:fldCharType="separate"/>
         </w:r>
         <w:r>
-          <w:t xml:space="preserve"/>
+          <w:t xml:space="preserve">6</w:t>
         </w:r>
         <w:r>
           <w:fldChar w:fldCharType="end"/>
@@ -414,7 +414,7 @@
           <w:fldChar w:fldCharType="separate"/>
         </w:r>
         <w:r>
-          <w:t xml:space="preserve"/>
+          <w:t xml:space="preserve">7</w:t>
         </w:r>
         <w:r>
           <w:fldChar w:fldCharType="end"/>
@@ -442,7 +442,7 @@
           <w:fldChar w:fldCharType="separate"/>
         </w:r>
         <w:r>
-          <w:t xml:space="preserve"/>
+          <w:t xml:space="preserve">7</w:t>
         </w:r>
         <w:r>
           <w:fldChar w:fldCharType="end"/>
@@ -470,7 +470,7 @@
           <w:fldChar w:fldCharType="separate"/>
         </w:r>
         <w:r>
-          <w:t xml:space="preserve"/>
+          <w:t xml:space="preserve">9</w:t>
         </w:r>
         <w:r>
           <w:fldChar w:fldCharType="end"/>
@@ -498,7 +498,7 @@
           <w:fldChar w:fldCharType="separate"/>
         </w:r>
         <w:r>
-          <w:t xml:space="preserve"/>
+          <w:t xml:space="preserve">9</w:t>
         </w:r>
         <w:r>
           <w:fldChar w:fldCharType="end"/>
